--- a/BEGINNER_GUIDE_FOR_NEWCOMERS.docx
+++ b/BEGINNER_GUIDE_FOR_NEWCOMERS.docx
@@ -7,7 +7,7 @@
         <w:pStyle w:val="Title"/>
       </w:pPr>
       <w:r>
-        <w:t>CRM Beginner Guide</w:t>
+        <w:t>NFR / Mantis CRM Beginner Guide</w:t>
       </w:r>
     </w:p>
     <w:p>
@@ -22,7 +22,12 @@
     </w:p>
     <w:p>
       <w:r>
-        <w:t>Audit note: the descriptions and examples below were checked against the current frontend, backend, database schema, and deployment files on 13 July 2026. If the code changes later, treat the code as the final source of truth and update this guide with it.</w:t>
+        <w:t>Maintenance note: edit this Markdown file as the source of truth. After editing, regenerate `BEGINNER_GUIDE_FOR_NEWCOMERS.docx` from the repository root with `python tools/build_docx_from_markdown.py BEGINNER_GUIDE_FOR_NEWCOMERS.md BEGINNER_GUIDE_FOR_NEWCOMERS.docx`.</w:t>
+      </w:r>
+    </w:p>
+    <w:p>
+      <w:r>
+        <w:t>Audit note: the descriptions and examples below were checked against the current frontend, backend, database schema, and deployment files on 20 July 2026. If the code changes later, treat the code as the final source of truth and update this guide with it.</w:t>
       </w:r>
     </w:p>
     <w:p>
@@ -120,7 +125,7 @@
           <w:left w:w="10" w:type="dxa"/>
           <w:right w:w="10" w:type="dxa"/>
         </w:tblCellMar>
-        <w:tblLook w:val="04A0" w:firstRow="1" w:lastRow="0" w:firstColumn="1" w:lastColumn="0" w:noHBand="0" w:noVBand="1"/>
+        <w:tblLook w:val="0000" w:firstRow="0" w:lastRow="0" w:firstColumn="0" w:lastColumn="0" w:noHBand="0" w:noVBand="0"/>
       </w:tblPr>
       <w:tblGrid>
         <w:gridCol w:w="2400"/>
@@ -248,24 +253,29 @@
           </w:tcPr>
           <w:p>
             <w:r>
-              <w:t>The API server. It checks login, validates data, applies rules, and talks to MySQL.</w:t>
-            </w:r>
-          </w:p>
-        </w:tc>
-      </w:tr>
-      <w:tr>
-        <w:tblPrEx>
-          <w:tblCellMar>
-            <w:top w:w="0" w:type="dxa"/>
-            <w:bottom w:w="0" w:type="dxa"/>
-          </w:tblCellMar>
-        </w:tblPrEx>
-        <w:tc>
-          <w:tcPr>
-            <w:tcW w:w="2400" w:type="dxa"/>
-          </w:tcPr>
-          <w:p>
-            <w:r>
+              <w:t xml:space="preserve">The API server. It checks login, validates data, applies rules, and talks </w:t>
+            </w:r>
+            <w:r>
+              <w:lastRenderedPageBreak/>
+              <w:t>to MySQL.</w:t>
+            </w:r>
+          </w:p>
+        </w:tc>
+      </w:tr>
+      <w:tr>
+        <w:tblPrEx>
+          <w:tblCellMar>
+            <w:top w:w="0" w:type="dxa"/>
+            <w:bottom w:w="0" w:type="dxa"/>
+          </w:tblCellMar>
+        </w:tblPrEx>
+        <w:tc>
+          <w:tcPr>
+            <w:tcW w:w="2400" w:type="dxa"/>
+          </w:tcPr>
+          <w:p>
+            <w:r>
+              <w:lastRenderedPageBreak/>
               <w:t>Database</w:t>
             </w:r>
           </w:p>
@@ -441,7 +451,7 @@
           <w:left w:w="10" w:type="dxa"/>
           <w:right w:w="10" w:type="dxa"/>
         </w:tblCellMar>
-        <w:tblLook w:val="04A0" w:firstRow="1" w:lastRow="0" w:firstColumn="1" w:lastColumn="0" w:noHBand="0" w:noVBand="1"/>
+        <w:tblLook w:val="0000" w:firstRow="0" w:lastRow="0" w:firstColumn="0" w:lastColumn="0" w:noHBand="0" w:noVBand="0"/>
       </w:tblPr>
       <w:tblGrid>
         <w:gridCol w:w="2400"/>
@@ -678,7 +688,11 @@
           </w:tcPr>
           <w:p>
             <w:r>
-              <w:t>A backend file that defines API endpoints. Example: `Backend/</w:t>
+              <w:t xml:space="preserve">A backend file that defines API endpoints. Example: </w:t>
+            </w:r>
+            <w:r>
+              <w:lastRenderedPageBreak/>
+              <w:t>`Backend/</w:t>
             </w:r>
             <w:proofErr w:type="spellStart"/>
             <w:r>
@@ -704,6 +718,7 @@
           </w:tcPr>
           <w:p>
             <w:r>
+              <w:lastRenderedPageBreak/>
               <w:t>Schema / model</w:t>
             </w:r>
           </w:p>
@@ -714,11 +729,7 @@
           </w:tcPr>
           <w:p>
             <w:r>
-              <w:t xml:space="preserve">A data shape. Backend models live in `Backend/schemas.py`; frontend TypeScript types live in </w:t>
-            </w:r>
-            <w:r>
-              <w:lastRenderedPageBreak/>
-              <w:t>`Frontend/</w:t>
+              <w:t>A data shape. Backend models live in `Backend/schemas.py`; frontend TypeScript types live in `Frontend/</w:t>
             </w:r>
             <w:proofErr w:type="spellStart"/>
             <w:r>
@@ -760,7 +771,6 @@
           </w:tcPr>
           <w:p>
             <w:r>
-              <w:lastRenderedPageBreak/>
               <w:t>Context</w:t>
             </w:r>
           </w:p>
@@ -971,7 +981,7 @@
           <w:left w:w="10" w:type="dxa"/>
           <w:right w:w="10" w:type="dxa"/>
         </w:tblCellMar>
-        <w:tblLook w:val="04A0" w:firstRow="1" w:lastRow="0" w:firstColumn="1" w:lastColumn="0" w:noHBand="0" w:noVBand="1"/>
+        <w:tblLook w:val="0000" w:firstRow="0" w:lastRow="0" w:firstColumn="0" w:lastColumn="0" w:noHBand="0" w:noVBand="0"/>
       </w:tblPr>
       <w:tblGrid>
         <w:gridCol w:w="2400"/>
@@ -1036,24 +1046,29 @@
           </w:tcPr>
           <w:p>
             <w:r>
-              <w:t>A role-aware summary of active work. Managers receive a manager-focused dashboard; other users receive an SE-focused dashboard.</w:t>
-            </w:r>
-          </w:p>
-        </w:tc>
-      </w:tr>
-      <w:tr>
-        <w:tblPrEx>
-          <w:tblCellMar>
-            <w:top w:w="0" w:type="dxa"/>
-            <w:bottom w:w="0" w:type="dxa"/>
-          </w:tblCellMar>
-        </w:tblPrEx>
-        <w:tc>
-          <w:tcPr>
-            <w:tcW w:w="2400" w:type="dxa"/>
-          </w:tcPr>
-          <w:p>
-            <w:r>
+              <w:t xml:space="preserve">A role-aware summary of active work. The `manager` role receives a manager-focused dashboard; `user` and `admin` currently receive the SE-focused </w:t>
+            </w:r>
+            <w:r>
+              <w:lastRenderedPageBreak/>
+              <w:t>dashboard.</w:t>
+            </w:r>
+          </w:p>
+        </w:tc>
+      </w:tr>
+      <w:tr>
+        <w:tblPrEx>
+          <w:tblCellMar>
+            <w:top w:w="0" w:type="dxa"/>
+            <w:bottom w:w="0" w:type="dxa"/>
+          </w:tblCellMar>
+        </w:tblPrEx>
+        <w:tc>
+          <w:tcPr>
+            <w:tcW w:w="2400" w:type="dxa"/>
+          </w:tcPr>
+          <w:p>
+            <w:r>
+              <w:lastRenderedPageBreak/>
               <w:t>Cases</w:t>
             </w:r>
           </w:p>
@@ -1082,7 +1097,6 @@
           </w:tcPr>
           <w:p>
             <w:r>
-              <w:lastRenderedPageBreak/>
               <w:t>Accounts</w:t>
             </w:r>
           </w:p>
@@ -1310,7 +1324,7 @@
           </w:tcPr>
           <w:p>
             <w:r>
-              <w:t>Shows unread or recently changed records for the current user.</w:t>
+              <w:t>Shows records the current user has acted on and highlights later activity by other users. Acknowledge/delete choices are stored in that browser.</w:t>
             </w:r>
           </w:p>
         </w:tc>
@@ -1345,24 +1359,29 @@
             <w:proofErr w:type="spellEnd"/>
             <w:proofErr w:type="gramEnd"/>
             <w:r>
-              <w:t xml:space="preserve"> any logged-in user submit app feedback; administrators can review open items and mark them done.</w:t>
-            </w:r>
-          </w:p>
-        </w:tc>
-      </w:tr>
-      <w:tr>
-        <w:tblPrEx>
-          <w:tblCellMar>
-            <w:top w:w="0" w:type="dxa"/>
-            <w:bottom w:w="0" w:type="dxa"/>
-          </w:tblCellMar>
-        </w:tblPrEx>
-        <w:tc>
-          <w:tcPr>
-            <w:tcW w:w="2400" w:type="dxa"/>
-          </w:tcPr>
-          <w:p>
-            <w:r>
+              <w:t xml:space="preserve"> any logged-in user </w:t>
+            </w:r>
+            <w:r>
+              <w:lastRenderedPageBreak/>
+              <w:t>submit app feedback; administrators can review open items and mark them done.</w:t>
+            </w:r>
+          </w:p>
+        </w:tc>
+      </w:tr>
+      <w:tr>
+        <w:tblPrEx>
+          <w:tblCellMar>
+            <w:top w:w="0" w:type="dxa"/>
+            <w:bottom w:w="0" w:type="dxa"/>
+          </w:tblCellMar>
+        </w:tblPrEx>
+        <w:tc>
+          <w:tcPr>
+            <w:tcW w:w="2400" w:type="dxa"/>
+          </w:tcPr>
+          <w:p>
+            <w:r>
+              <w:lastRenderedPageBreak/>
               <w:t>Profile</w:t>
             </w:r>
           </w:p>
@@ -1388,11 +1407,7 @@
             </w:r>
             <w:proofErr w:type="gramEnd"/>
             <w:r>
-              <w:t xml:space="preserve"> update their profile or password. Administrators also manage other user </w:t>
-            </w:r>
-            <w:r>
-              <w:lastRenderedPageBreak/>
-              <w:t>accounts here.</w:t>
+              <w:t xml:space="preserve"> update their profile or password. Administrators also manage other user accounts here.</w:t>
             </w:r>
           </w:p>
         </w:tc>
@@ -1436,7 +1451,7 @@
           <w:left w:w="10" w:type="dxa"/>
           <w:right w:w="10" w:type="dxa"/>
         </w:tblCellMar>
-        <w:tblLook w:val="04A0" w:firstRow="1" w:lastRow="0" w:firstColumn="1" w:lastColumn="0" w:noHBand="0" w:noVBand="1"/>
+        <w:tblLook w:val="0000" w:firstRow="0" w:lastRow="0" w:firstColumn="0" w:lastColumn="0" w:noHBand="0" w:noVBand="0"/>
       </w:tblPr>
       <w:tblGrid>
         <w:gridCol w:w="2400"/>
@@ -1574,12 +1589,29 @@
     <w:p/>
     <w:p>
       <w:r>
-        <w:t>Project, product, Mantis, and Knock list endpoints currently return all matching records to any logged-in user. Reports enforce case and account visibility when those sources are used. Notification results also apply role-aware visibility rules.</w:t>
-      </w:r>
-    </w:p>
-    <w:p>
-      <w:r>
-        <w:t>If two people see different accounts, cases, reports, or notifications, check their role, display name, vertical, case ownership, assignment, and watcher status before assuming data is missing.</w:t>
+        <w:lastRenderedPageBreak/>
+        <w:t xml:space="preserve">Project, product, Mantis, and Knock list endpoints currently return all matching records to any logged-in user. Reports restrict case data by owner, assignee, or linked-account </w:t>
+      </w:r>
+      <w:proofErr w:type="gramStart"/>
+      <w:r>
+        <w:t>vertical</w:t>
+      </w:r>
+      <w:proofErr w:type="gramEnd"/>
+      <w:r>
+        <w:t xml:space="preserve"> and restrict direct account data by </w:t>
+      </w:r>
+      <w:proofErr w:type="gramStart"/>
+      <w:r>
+        <w:t>vertical</w:t>
+      </w:r>
+      <w:proofErr w:type="gramEnd"/>
+      <w:r>
+        <w:t>, but report execution does not currently include watcher-only case access. Notification results apply the fuller role-aware visibility rules, including watchers.</w:t>
+      </w:r>
+    </w:p>
+    <w:p>
+      <w:r>
+        <w:t>If two people see different accounts, cases, or notifications, check their role, display name, vertical, case ownership, assignment, and watcher status before assuming data is missing. For reports, watcher-only access is not currently included.</w:t>
       </w:r>
     </w:p>
     <w:p>
@@ -1606,7 +1638,7 @@
           <w:left w:w="10" w:type="dxa"/>
           <w:right w:w="10" w:type="dxa"/>
         </w:tblCellMar>
-        <w:tblLook w:val="04A0" w:firstRow="1" w:lastRow="0" w:firstColumn="1" w:lastColumn="0" w:noHBand="0" w:noVBand="1"/>
+        <w:tblLook w:val="0000" w:firstRow="0" w:lastRow="0" w:firstColumn="0" w:lastColumn="0" w:noHBand="0" w:noVBand="0"/>
       </w:tblPr>
       <w:tblGrid>
         <w:gridCol w:w="3291"/>
@@ -1661,7 +1693,6 @@
           </w:tcPr>
           <w:p>
             <w:r>
-              <w:lastRenderedPageBreak/>
               <w:t>`Frontend/</w:t>
             </w:r>
             <w:proofErr w:type="spellStart"/>
@@ -2021,24 +2052,29 @@
             </w:r>
             <w:proofErr w:type="spellEnd"/>
             <w:r>
-              <w:t xml:space="preserve"> app and exposes `/`, `/health`, and `/docs`.</w:t>
-            </w:r>
-          </w:p>
-        </w:tc>
-      </w:tr>
-      <w:tr>
-        <w:tblPrEx>
-          <w:tblCellMar>
-            <w:top w:w="0" w:type="dxa"/>
-            <w:bottom w:w="0" w:type="dxa"/>
-          </w:tblCellMar>
-        </w:tblPrEx>
-        <w:tc>
-          <w:tcPr>
-            <w:tcW w:w="2400" w:type="dxa"/>
-          </w:tcPr>
-          <w:p>
-            <w:r>
+              <w:t xml:space="preserve"> app and </w:t>
+            </w:r>
+            <w:r>
+              <w:lastRenderedPageBreak/>
+              <w:t>exposes `/`, `/health`, and `/docs`.</w:t>
+            </w:r>
+          </w:p>
+        </w:tc>
+      </w:tr>
+      <w:tr>
+        <w:tblPrEx>
+          <w:tblCellMar>
+            <w:top w:w="0" w:type="dxa"/>
+            <w:bottom w:w="0" w:type="dxa"/>
+          </w:tblCellMar>
+        </w:tblPrEx>
+        <w:tc>
+          <w:tcPr>
+            <w:tcW w:w="2400" w:type="dxa"/>
+          </w:tcPr>
+          <w:p>
+            <w:r>
+              <w:lastRenderedPageBreak/>
               <w:t>`Backend/service_registry.py`</w:t>
             </w:r>
           </w:p>
@@ -2113,29 +2149,24 @@
           </w:tcPr>
           <w:p>
             <w:r>
-              <w:t xml:space="preserve">Shared create/read/update/delete </w:t>
-            </w:r>
-            <w:r>
-              <w:lastRenderedPageBreak/>
-              <w:t>helper for normal record types.</w:t>
-            </w:r>
-          </w:p>
-        </w:tc>
-      </w:tr>
-      <w:tr>
-        <w:tblPrEx>
-          <w:tblCellMar>
-            <w:top w:w="0" w:type="dxa"/>
-            <w:bottom w:w="0" w:type="dxa"/>
-          </w:tblCellMar>
-        </w:tblPrEx>
-        <w:tc>
-          <w:tcPr>
-            <w:tcW w:w="2400" w:type="dxa"/>
-          </w:tcPr>
-          <w:p>
-            <w:r>
-              <w:lastRenderedPageBreak/>
+              <w:t>Shared create/read/update/delete helper for normal record types.</w:t>
+            </w:r>
+          </w:p>
+        </w:tc>
+      </w:tr>
+      <w:tr>
+        <w:tblPrEx>
+          <w:tblCellMar>
+            <w:top w:w="0" w:type="dxa"/>
+            <w:bottom w:w="0" w:type="dxa"/>
+          </w:tblCellMar>
+        </w:tblPrEx>
+        <w:tc>
+          <w:tcPr>
+            <w:tcW w:w="2400" w:type="dxa"/>
+          </w:tcPr>
+          <w:p>
+            <w:r>
               <w:t>`Backend/schemas.py`</w:t>
             </w:r>
           </w:p>
@@ -2401,7 +2432,7 @@
           <w:left w:w="10" w:type="dxa"/>
           <w:right w:w="10" w:type="dxa"/>
         </w:tblCellMar>
-        <w:tblLook w:val="04A0" w:firstRow="1" w:lastRow="0" w:firstColumn="1" w:lastColumn="0" w:noHBand="0" w:noVBand="1"/>
+        <w:tblLook w:val="0000" w:firstRow="0" w:lastRow="0" w:firstColumn="0" w:lastColumn="0" w:noHBand="0" w:noVBand="0"/>
       </w:tblPr>
       <w:tblGrid>
         <w:gridCol w:w="3529"/>
@@ -2456,6 +2487,7 @@
           </w:tcPr>
           <w:p>
             <w:r>
+              <w:lastRenderedPageBreak/>
               <w:t>`</w:t>
             </w:r>
             <w:proofErr w:type="spellStart"/>
@@ -2612,7 +2644,6 @@
     <w:p/>
     <w:p>
       <w:r>
-        <w:lastRenderedPageBreak/>
         <w:t>If an active administrator already exists, the backend leaves this default account alone. Change the default password immediately if the setup is used for anything beyond local testing.</w:t>
       </w:r>
     </w:p>
@@ -2749,7 +2780,7 @@
           <w:left w:w="10" w:type="dxa"/>
           <w:right w:w="10" w:type="dxa"/>
         </w:tblCellMar>
-        <w:tblLook w:val="04A0" w:firstRow="1" w:lastRow="0" w:firstColumn="1" w:lastColumn="0" w:noHBand="0" w:noVBand="1"/>
+        <w:tblLook w:val="0000" w:firstRow="0" w:lastRow="0" w:firstColumn="0" w:lastColumn="0" w:noHBand="0" w:noVBand="0"/>
       </w:tblPr>
       <w:tblGrid>
         <w:gridCol w:w="2400"/>
@@ -2772,6 +2803,7 @@
               <w:rPr>
                 <w:b/>
               </w:rPr>
+              <w:lastRenderedPageBreak/>
               <w:t>Relationship</w:t>
             </w:r>
           </w:p>
@@ -3036,7 +3068,15 @@
     </w:p>
     <w:p>
       <w:r>
-        <w:t>Saved reports belong to the user who created them. When a report includes cases or accounts, the backend also applies the current user's visibility rules.</w:t>
+        <w:t xml:space="preserve">Saved reports belong to the user who created them. For an SE user, case reports include cases where they are the owner or assignee or where a linked account shares their </w:t>
+      </w:r>
+      <w:proofErr w:type="gramStart"/>
+      <w:r>
+        <w:t>vertical</w:t>
+      </w:r>
+      <w:proofErr w:type="gramEnd"/>
+      <w:r>
+        <w:t>; watcher-only case access is not currently included. Direct account reports are limited to the user's vertical.</w:t>
       </w:r>
     </w:p>
     <w:p>
@@ -3068,7 +3108,7 @@
           <w:left w:w="10" w:type="dxa"/>
           <w:right w:w="10" w:type="dxa"/>
         </w:tblCellMar>
-        <w:tblLook w:val="04A0" w:firstRow="1" w:lastRow="0" w:firstColumn="1" w:lastColumn="0" w:noHBand="0" w:noVBand="1"/>
+        <w:tblLook w:val="0000" w:firstRow="0" w:lastRow="0" w:firstColumn="0" w:lastColumn="0" w:noHBand="0" w:noVBand="0"/>
       </w:tblPr>
       <w:tblGrid>
         <w:gridCol w:w="2400"/>
@@ -3202,7 +3242,11 @@
             </w:r>
             <w:proofErr w:type="gramEnd"/>
             <w:r>
-              <w:t xml:space="preserve"> a list from recent record activity, then hides dismissed or cleared items per user. Notification items themselves are not stored as a permanent master list.</w:t>
+              <w:t xml:space="preserve"> a list from recent record activity, then hides dismissed or cleared items per user. </w:t>
+            </w:r>
+            <w:r>
+              <w:lastRenderedPageBreak/>
+              <w:t>Notification items themselves are not stored as a permanent master list.</w:t>
             </w:r>
           </w:p>
         </w:tc>
@@ -3210,6 +3254,19 @@
     </w:tbl>
     <w:p/>
     <w:p>
+      <w:r>
+        <w:t>Backlog is separate from read state. It examines record history for actions by the current user, flags later actions by other people, and stores its Acknowledge/Delete choices in browser `</w:t>
+      </w:r>
+      <w:proofErr w:type="spellStart"/>
+      <w:r>
+        <w:t>localStorage</w:t>
+      </w:r>
+      <w:proofErr w:type="spellEnd"/>
+      <w:r>
+        <w:t>` rather than MySQL.</w:t>
+      </w:r>
+    </w:p>
+    <w:p>
       <w:pPr>
         <w:pStyle w:val="Heading2"/>
       </w:pPr>
@@ -3227,106 +3284,686 @@
         <w:t>Uploaded feedback images are stored in MySQL. The backend currently accepts up to five image files per feedback item, with a maximum size of 5 MB per image.</w:t>
       </w:r>
     </w:p>
+    <w:p>
+      <w:pPr>
+        <w:pStyle w:val="Heading1"/>
+      </w:pPr>
+      <w:r>
+        <w:t>Running the app locally</w:t>
+      </w:r>
+    </w:p>
+    <w:p>
+      <w:r>
+        <w:t>You can skip this section if you only want to understand the application. To run it, you need MySQL, Python, and Node.js/</w:t>
+      </w:r>
+      <w:proofErr w:type="spellStart"/>
+      <w:r>
+        <w:t>npm</w:t>
+      </w:r>
+      <w:proofErr w:type="spellEnd"/>
+      <w:r>
+        <w:t xml:space="preserve"> installed. The formal setup instructions and platform-specific deployment details remain in the README files.</w:t>
+      </w:r>
+    </w:p>
+    <w:p>
+      <w:r>
+        <w:t>The backend reads its settings from `Backend</w:t>
+      </w:r>
+      <w:proofErr w:type="gramStart"/>
+      <w:r>
+        <w:t>/.env</w:t>
+      </w:r>
+      <w:proofErr w:type="gramEnd"/>
+      <w:r>
+        <w:t>`. Important defaults are MySQL on `localhost:3306`, database `</w:t>
+      </w:r>
+      <w:proofErr w:type="spellStart"/>
+      <w:r>
+        <w:t>crm</w:t>
+      </w:r>
+      <w:proofErr w:type="spellEnd"/>
+      <w:r>
+        <w:t>`, backend port `4000`, and frontend origin `http://localhost:5173`. If your MySQL username or password is different, update `Backend</w:t>
+      </w:r>
+      <w:proofErr w:type="gramStart"/>
+      <w:r>
+        <w:t>/.env</w:t>
+      </w:r>
+      <w:proofErr w:type="gramEnd"/>
+      <w:r>
+        <w:t xml:space="preserve">` before starting the backend. Do not </w:t>
+      </w:r>
+      <w:proofErr w:type="gramStart"/>
+      <w:r>
+        <w:t>commit</w:t>
+      </w:r>
+      <w:proofErr w:type="gramEnd"/>
+      <w:r>
+        <w:t xml:space="preserve"> real passwords.</w:t>
+      </w:r>
+    </w:p>
+    <w:p>
+      <w:pPr>
+        <w:pStyle w:val="Heading2"/>
+      </w:pPr>
+      <w:r>
+        <w:t xml:space="preserve">1. </w:t>
+      </w:r>
+      <w:proofErr w:type="gramStart"/>
+      <w:r>
+        <w:t>Prepare</w:t>
+      </w:r>
+      <w:proofErr w:type="gramEnd"/>
+      <w:r>
+        <w:t xml:space="preserve"> MySQL</w:t>
+      </w:r>
+    </w:p>
+    <w:p>
+      <w:r>
+        <w:t>The schema creates the `</w:t>
+      </w:r>
+      <w:proofErr w:type="spellStart"/>
+      <w:r>
+        <w:t>crm</w:t>
+      </w:r>
+      <w:proofErr w:type="spellEnd"/>
+      <w:r>
+        <w:t>` database and its tables. The seed file adds sample business records.</w:t>
+      </w:r>
+    </w:p>
+    <w:p>
+      <w:r>
+        <w:t>Windows PowerShell, from the repository root:</w:t>
+      </w:r>
+    </w:p>
     <w:p/>
     <w:p>
       <w:pPr>
+        <w:pStyle w:val="CodeBlock"/>
+      </w:pPr>
+      <w:r>
+        <w:t>Get-Content .\Backend\</w:t>
+      </w:r>
+      <w:proofErr w:type="spellStart"/>
+      <w:r>
+        <w:t>sql</w:t>
+      </w:r>
+      <w:proofErr w:type="spellEnd"/>
+      <w:r>
+        <w:t>\</w:t>
+      </w:r>
+      <w:proofErr w:type="spellStart"/>
+      <w:r>
+        <w:t>schema.sql</w:t>
+      </w:r>
+      <w:proofErr w:type="spellEnd"/>
+      <w:r>
+        <w:t xml:space="preserve"> | </w:t>
+      </w:r>
+      <w:proofErr w:type="spellStart"/>
+      <w:r>
+        <w:t>mysql</w:t>
+      </w:r>
+      <w:proofErr w:type="spellEnd"/>
+      <w:r>
+        <w:t xml:space="preserve"> -u root -p</w:t>
+      </w:r>
+    </w:p>
+    <w:p>
+      <w:pPr>
+        <w:pStyle w:val="CodeBlock"/>
+      </w:pPr>
+      <w:r>
+        <w:t>Get-Content .\Backend\</w:t>
+      </w:r>
+      <w:proofErr w:type="spellStart"/>
+      <w:r>
+        <w:t>sql</w:t>
+      </w:r>
+      <w:proofErr w:type="spellEnd"/>
+      <w:r>
+        <w:t>\</w:t>
+      </w:r>
+      <w:proofErr w:type="spellStart"/>
+      <w:r>
+        <w:t>seed.sql</w:t>
+      </w:r>
+      <w:proofErr w:type="spellEnd"/>
+      <w:r>
+        <w:t xml:space="preserve"> | </w:t>
+      </w:r>
+      <w:proofErr w:type="spellStart"/>
+      <w:r>
+        <w:t>mysql</w:t>
+      </w:r>
+      <w:proofErr w:type="spellEnd"/>
+      <w:r>
+        <w:t xml:space="preserve"> -u root -p </w:t>
+      </w:r>
+      <w:proofErr w:type="spellStart"/>
+      <w:r>
+        <w:t>crm</w:t>
+      </w:r>
+      <w:proofErr w:type="spellEnd"/>
+    </w:p>
+    <w:p/>
+    <w:p>
+      <w:r>
+        <w:t>Linux or macOS shell, from the repository root:</w:t>
+      </w:r>
+    </w:p>
+    <w:p/>
+    <w:p>
+      <w:pPr>
+        <w:pStyle w:val="CodeBlock"/>
+      </w:pPr>
+      <w:proofErr w:type="spellStart"/>
+      <w:r>
+        <w:t>mysql</w:t>
+      </w:r>
+      <w:proofErr w:type="spellEnd"/>
+      <w:r>
+        <w:t xml:space="preserve"> -u root -p &lt; Backend/</w:t>
+      </w:r>
+      <w:proofErr w:type="spellStart"/>
+      <w:r>
+        <w:t>sql</w:t>
+      </w:r>
+      <w:proofErr w:type="spellEnd"/>
+      <w:r>
+        <w:t>/</w:t>
+      </w:r>
+      <w:proofErr w:type="spellStart"/>
+      <w:r>
+        <w:t>schema.sql</w:t>
+      </w:r>
+      <w:proofErr w:type="spellEnd"/>
+    </w:p>
+    <w:p>
+      <w:pPr>
+        <w:pStyle w:val="CodeBlock"/>
+      </w:pPr>
+      <w:proofErr w:type="spellStart"/>
+      <w:r>
+        <w:t>mysql</w:t>
+      </w:r>
+      <w:proofErr w:type="spellEnd"/>
+      <w:r>
+        <w:t xml:space="preserve"> -u root -p </w:t>
+      </w:r>
+      <w:proofErr w:type="spellStart"/>
+      <w:r>
+        <w:t>crm</w:t>
+      </w:r>
+      <w:proofErr w:type="spellEnd"/>
+      <w:r>
+        <w:t xml:space="preserve"> &lt; Backend/</w:t>
+      </w:r>
+      <w:proofErr w:type="spellStart"/>
+      <w:r>
+        <w:t>sql</w:t>
+      </w:r>
+      <w:proofErr w:type="spellEnd"/>
+      <w:r>
+        <w:t>/</w:t>
+      </w:r>
+      <w:proofErr w:type="spellStart"/>
+      <w:r>
+        <w:t>seed.sql</w:t>
+      </w:r>
+      <w:proofErr w:type="spellEnd"/>
+    </w:p>
+    <w:p/>
+    <w:p>
+      <w:r>
+        <w:t>The `-p` flag asks MySQL for the password interactively; the password is not the letter `p`.</w:t>
+      </w:r>
+    </w:p>
+    <w:p>
+      <w:pPr>
         <w:pStyle w:val="Heading2"/>
       </w:pPr>
       <w:r>
         <w:lastRenderedPageBreak/>
-        <w:t>Email notifications</w:t>
-      </w:r>
-    </w:p>
-    <w:p>
-      <w:r>
-        <w:t>To edit email config, go to the Backend folder and find the .env file or create one if it doesn’t exist. The .env file should contain the following information for email:</w:t>
-      </w:r>
-    </w:p>
-    <w:p>
-      <w:r>
-        <w:rPr>
-          <w:highlight w:val="yellow"/>
-        </w:rPr>
-        <w:t xml:space="preserve">Format is APP_BASE_URL = </w:t>
-      </w:r>
-      <w:hyperlink r:id="rId4" w:history="1">
-        <w:r>
-          <w:rPr>
-            <w:rStyle w:val="Hyperlink"/>
-            <w:highlight w:val="yellow"/>
-          </w:rPr>
-          <w:t>http://localhost:5173</w:t>
-        </w:r>
-      </w:hyperlink>
-      <w:r>
-        <w:rPr>
-          <w:highlight w:val="yellow"/>
-        </w:rPr>
-        <w:t xml:space="preserve"> for example</w:t>
-      </w:r>
-    </w:p>
-    <w:p>
-      <w:r>
-        <w:t>| `APP_BASE_URL` | `CORS_ORIGIN` or `http://localhost:5173` | Base URL used in case update emails. |</w:t>
-      </w:r>
-    </w:p>
-    <w:p>
-      <w:r>
-        <w:t>| `EMAIL_NOTIFICATIONS_ENABLED` | `false` | Enables SMTP case update and password reset emails when all SMTP values are configured. |</w:t>
-      </w:r>
-    </w:p>
-    <w:p>
-      <w:r>
-        <w:t>| `SMTP_HOST` | `smtp.gmail.com` | SMTP server. |</w:t>
-      </w:r>
-    </w:p>
-    <w:p>
-      <w:r>
-        <w:t>| `SMTP_PORT` | `587` | SMTP port. |</w:t>
-      </w:r>
-    </w:p>
-    <w:p>
-      <w:r>
-        <w:t>| `SMTP_USERNAME` | empty | SMTP login username. |</w:t>
-      </w:r>
-    </w:p>
-    <w:p>
-      <w:r>
-        <w:t>| `SMTP_PASSWORD` | empty | SMTP login password. |</w:t>
-      </w:r>
-    </w:p>
-    <w:p>
-      <w:r>
-        <w:t>| `SMTP_FROM_EMAIL` | `SMTP_USERNAME` | Sender email. |</w:t>
-      </w:r>
-    </w:p>
-    <w:p>
-      <w:r>
-        <w:t>| `SMTP_FROM_NAME` | `NFR CRM` | Sender display name. |</w:t>
-      </w:r>
-    </w:p>
-    <w:p>
-      <w:r>
-        <w:t>| `SMTP_USE_STARTTLS` | `true` | Whether to start TLS. |</w:t>
-      </w:r>
-    </w:p>
-    <w:p>
-      <w:r>
-        <w:t>| `SMTP_TIMEOUT_SECONDS` | `10` | SMTP timeout. |</w:t>
+        <w:t>2. Start the backend</w:t>
+      </w:r>
+    </w:p>
+    <w:p>
+      <w:r>
+        <w:t>Windows PowerShell:</w:t>
       </w:r>
     </w:p>
     <w:p/>
     <w:p>
       <w:pPr>
+        <w:pStyle w:val="CodeBlock"/>
+      </w:pPr>
+      <w:r>
+        <w:t>cd Backend</w:t>
+      </w:r>
+    </w:p>
+    <w:p>
+      <w:pPr>
+        <w:pStyle w:val="CodeBlock"/>
+      </w:pPr>
+      <w:r>
+        <w:t xml:space="preserve">python -m </w:t>
+      </w:r>
+      <w:proofErr w:type="spellStart"/>
+      <w:proofErr w:type="gramStart"/>
+      <w:r>
+        <w:t>venv</w:t>
+      </w:r>
+      <w:proofErr w:type="spellEnd"/>
+      <w:r>
+        <w:t xml:space="preserve"> .</w:t>
+      </w:r>
+      <w:proofErr w:type="spellStart"/>
+      <w:r>
+        <w:t>venv</w:t>
+      </w:r>
+      <w:proofErr w:type="spellEnd"/>
+      <w:proofErr w:type="gramEnd"/>
+    </w:p>
+    <w:p>
+      <w:pPr>
+        <w:pStyle w:val="CodeBlock"/>
+      </w:pPr>
+      <w:r>
+        <w:t>.\.</w:t>
+      </w:r>
+      <w:proofErr w:type="spellStart"/>
+      <w:r>
+        <w:t>venv</w:t>
+      </w:r>
+      <w:proofErr w:type="spellEnd"/>
+      <w:r>
+        <w:t>\Scripts\Activate.ps1</w:t>
+      </w:r>
+    </w:p>
+    <w:p>
+      <w:pPr>
+        <w:pStyle w:val="CodeBlock"/>
+      </w:pPr>
+      <w:r>
+        <w:t>pip install -r requirements.txt</w:t>
+      </w:r>
+    </w:p>
+    <w:p>
+      <w:pPr>
+        <w:pStyle w:val="CodeBlock"/>
+      </w:pPr>
+      <w:r>
+        <w:t>python main.py</w:t>
+      </w:r>
+    </w:p>
+    <w:p/>
+    <w:p>
+      <w:r>
+        <w:t>Linux or macOS shell:</w:t>
+      </w:r>
+    </w:p>
+    <w:p/>
+    <w:p>
+      <w:pPr>
+        <w:pStyle w:val="CodeBlock"/>
+      </w:pPr>
+      <w:r>
+        <w:t>cd Backend</w:t>
+      </w:r>
+    </w:p>
+    <w:p>
+      <w:pPr>
+        <w:pStyle w:val="CodeBlock"/>
+      </w:pPr>
+      <w:r>
+        <w:t xml:space="preserve">python3 -m </w:t>
+      </w:r>
+      <w:proofErr w:type="spellStart"/>
+      <w:proofErr w:type="gramStart"/>
+      <w:r>
+        <w:t>venv</w:t>
+      </w:r>
+      <w:proofErr w:type="spellEnd"/>
+      <w:r>
+        <w:t xml:space="preserve"> .</w:t>
+      </w:r>
+      <w:proofErr w:type="spellStart"/>
+      <w:r>
+        <w:t>venv</w:t>
+      </w:r>
+      <w:proofErr w:type="spellEnd"/>
+      <w:proofErr w:type="gramEnd"/>
+    </w:p>
+    <w:p>
+      <w:pPr>
+        <w:pStyle w:val="CodeBlock"/>
+      </w:pPr>
+      <w:proofErr w:type="gramStart"/>
+      <w:r>
+        <w:t>source .</w:t>
+      </w:r>
+      <w:proofErr w:type="spellStart"/>
+      <w:r>
+        <w:t>venv</w:t>
+      </w:r>
+      <w:proofErr w:type="spellEnd"/>
+      <w:proofErr w:type="gramEnd"/>
+      <w:r>
+        <w:t>/bin/activate</w:t>
+      </w:r>
+    </w:p>
+    <w:p>
+      <w:pPr>
+        <w:pStyle w:val="CodeBlock"/>
+      </w:pPr>
+      <w:r>
+        <w:t>pip install -r requirements.txt</w:t>
+      </w:r>
+    </w:p>
+    <w:p>
+      <w:pPr>
+        <w:pStyle w:val="CodeBlock"/>
+      </w:pPr>
+      <w:r>
+        <w:t>python3 main.py</w:t>
+      </w:r>
+    </w:p>
+    <w:p/>
+    <w:p>
+      <w:r>
+        <w:t>The backend startup hooks create supporting tables, migrate certain older columns, and ensure an active administrator exists. They do not replace the initial schema import.</w:t>
+      </w:r>
+    </w:p>
+    <w:p>
+      <w:r>
+        <w:t>Expected backend addresses:</w:t>
+      </w:r>
+    </w:p>
+    <w:p/>
+    <w:p>
+      <w:pPr>
+        <w:pStyle w:val="CodeBlock"/>
+      </w:pPr>
+      <w:r>
+        <w:t>Application: http://localhost:4000</w:t>
+      </w:r>
+    </w:p>
+    <w:p>
+      <w:pPr>
+        <w:pStyle w:val="CodeBlock"/>
+      </w:pPr>
+      <w:r>
+        <w:t>Health check: http://localhost:4000/health</w:t>
+      </w:r>
+    </w:p>
+    <w:p>
+      <w:pPr>
+        <w:pStyle w:val="CodeBlock"/>
+      </w:pPr>
+      <w:r>
+        <w:t>Interactive API documentation: http://localhost:4000/docs</w:t>
+      </w:r>
+    </w:p>
+    <w:p/>
+    <w:p>
+      <w:r>
+        <w:t>The health response should say `"status": "ok"` and `"database": "connected"`. If it says disconnected, check MySQL and the `DB_*` settings in `Backend</w:t>
+      </w:r>
+      <w:proofErr w:type="gramStart"/>
+      <w:r>
+        <w:t>/.env</w:t>
+      </w:r>
+      <w:proofErr w:type="gramEnd"/>
+      <w:r>
+        <w:t>`.</w:t>
+      </w:r>
+    </w:p>
+    <w:p>
+      <w:pPr>
+        <w:pStyle w:val="Heading2"/>
+      </w:pPr>
+      <w:r>
+        <w:t>3. Start the frontend</w:t>
+      </w:r>
+    </w:p>
+    <w:p>
+      <w:r>
+        <w:t>Open a second terminal at the repository root:</w:t>
+      </w:r>
+    </w:p>
+    <w:p/>
+    <w:p>
+      <w:pPr>
+        <w:pStyle w:val="CodeBlock"/>
+      </w:pPr>
+      <w:r>
+        <w:t>cd Frontend</w:t>
+      </w:r>
+    </w:p>
+    <w:p>
+      <w:pPr>
+        <w:pStyle w:val="CodeBlock"/>
+      </w:pPr>
+      <w:proofErr w:type="spellStart"/>
+      <w:r>
+        <w:t>npm</w:t>
+      </w:r>
+      <w:proofErr w:type="spellEnd"/>
+      <w:r>
+        <w:t xml:space="preserve"> install</w:t>
+      </w:r>
+    </w:p>
+    <w:p>
+      <w:pPr>
+        <w:pStyle w:val="CodeBlock"/>
+      </w:pPr>
+      <w:proofErr w:type="spellStart"/>
+      <w:r>
+        <w:t>npm</w:t>
+      </w:r>
+      <w:proofErr w:type="spellEnd"/>
+      <w:r>
+        <w:t xml:space="preserve"> run dev</w:t>
+      </w:r>
+    </w:p>
+    <w:p/>
+    <w:p>
+      <w:r>
+        <w:t>Expected frontend:</w:t>
+      </w:r>
+    </w:p>
+    <w:p/>
+    <w:p>
+      <w:pPr>
+        <w:pStyle w:val="CodeBlock"/>
+      </w:pPr>
+      <w:r>
+        <w:t>http://localhost:5173</w:t>
+      </w:r>
+    </w:p>
+    <w:p/>
+    <w:p>
+      <w:r>
+        <w:t>During local development, Vite proxies `/</w:t>
+      </w:r>
+      <w:proofErr w:type="spellStart"/>
+      <w:r>
+        <w:t>api</w:t>
+      </w:r>
+      <w:proofErr w:type="spellEnd"/>
+      <w:r>
+        <w:t>` to the backend on port `4000`.</w:t>
+      </w:r>
+    </w:p>
+    <w:p/>
+    <w:p>
+      <w:pPr>
         <w:pStyle w:val="Heading1"/>
       </w:pPr>
       <w:r>
-        <w:t>Running the app locally</w:t>
-      </w:r>
-    </w:p>
-    <w:p>
-      <w:r>
-        <w:t>You can skip this section if you only want to understand the application. To run it, you need MySQL, Python, and Node.js/</w:t>
+        <w:t>Email Notification Settings</w:t>
+      </w:r>
+    </w:p>
+    <w:p>
+      <w:proofErr w:type="spellStart"/>
+      <w:r>
+        <w:t>Cmd</w:t>
+      </w:r>
+      <w:proofErr w:type="spellEnd"/>
+      <w:r>
+        <w:t xml:space="preserve"> into the backend directory, then nano the .env file</w:t>
+      </w:r>
+    </w:p>
+    <w:p>
+      <w:r>
+        <w:t>In a new section below CORS_ORIGIN, write the following and fill in the blanks:</w:t>
+      </w:r>
+    </w:p>
+    <w:p>
+      <w:r>
+        <w:t>APP_BASE_URL=</w:t>
+      </w:r>
+    </w:p>
+    <w:p>
+      <w:r>
+        <w:t>EMAIL_NOTIFICATIONS_ENABLED=true</w:t>
+      </w:r>
+    </w:p>
+    <w:p>
+      <w:r>
+        <w:t>SMTP_HOST=smtp.gmail.com</w:t>
+      </w:r>
+    </w:p>
+    <w:p>
+      <w:r>
+        <w:t>SMTP_PORT=587</w:t>
+      </w:r>
+    </w:p>
+    <w:p>
+      <w:r>
+        <w:t>SMTP_USE_STARTTLS=true</w:t>
+      </w:r>
+    </w:p>
+    <w:p>
+      <w:r>
+        <w:t>SMTP_USERNAME=</w:t>
+      </w:r>
+    </w:p>
+    <w:p>
+      <w:r>
+        <w:t>SMTP_PASSWORD=</w:t>
+      </w:r>
+    </w:p>
+    <w:p>
+      <w:r>
+        <w:t>SMTP_FROM_EMAIL=</w:t>
+      </w:r>
+    </w:p>
+    <w:p>
+      <w:r>
+        <w:t>SMTP_FROM_NAME=NFR CRM</w:t>
+      </w:r>
+    </w:p>
+    <w:p>
+      <w:pPr>
+        <w:pStyle w:val="Heading1"/>
+      </w:pPr>
+      <w:r>
+        <w:t>Before you edit</w:t>
+      </w:r>
+    </w:p>
+    <w:p>
+      <w:r>
+        <w:t>Use this checklist before touching code:</w:t>
+      </w:r>
+    </w:p>
+    <w:p>
+      <w:pPr>
+        <w:pStyle w:val="ListParagraph"/>
+      </w:pPr>
+      <w:r>
+        <w:t xml:space="preserve">- Know which layer you are </w:t>
+      </w:r>
+      <w:proofErr w:type="gramStart"/>
+      <w:r>
+        <w:t>changing:</w:t>
+      </w:r>
+      <w:proofErr w:type="gramEnd"/>
+      <w:r>
+        <w:t xml:space="preserve"> frontend, backend, database, or all three.</w:t>
+      </w:r>
+    </w:p>
+    <w:p>
+      <w:pPr>
+        <w:pStyle w:val="ListParagraph"/>
+      </w:pPr>
+      <w:r>
+        <w:t>- Search first with `</w:t>
+      </w:r>
+      <w:proofErr w:type="spellStart"/>
+      <w:r>
+        <w:t>rg</w:t>
+      </w:r>
+      <w:proofErr w:type="spellEnd"/>
+      <w:r>
+        <w:t>`, for example `</w:t>
+      </w:r>
+      <w:proofErr w:type="spellStart"/>
+      <w:r>
+        <w:t>rg</w:t>
+      </w:r>
+      <w:proofErr w:type="spellEnd"/>
+      <w:r>
+        <w:t xml:space="preserve"> "</w:t>
+      </w:r>
+      <w:proofErr w:type="spellStart"/>
+      <w:r>
+        <w:t>casePriorities</w:t>
+      </w:r>
+      <w:proofErr w:type="spellEnd"/>
+      <w:r>
+        <w:t>"`.</w:t>
+      </w:r>
+    </w:p>
+    <w:p>
+      <w:pPr>
+        <w:pStyle w:val="ListParagraph"/>
+      </w:pPr>
+      <w:r>
+        <w:t>- If a value is validated in both TypeScript and Python, update both.</w:t>
+      </w:r>
+    </w:p>
+    <w:p>
+      <w:pPr>
+        <w:pStyle w:val="ListParagraph"/>
+      </w:pPr>
+      <w:r>
+        <w:t>- If you add a database column, update both the initial schema for new installations and the service startup migration hook for existing installations.</w:t>
+      </w:r>
+    </w:p>
+    <w:p>
+      <w:pPr>
+        <w:pStyle w:val="ListParagraph"/>
+      </w:pPr>
+      <w:r>
+        <w:t xml:space="preserve">- Follow the same field all the way </w:t>
+      </w:r>
+      <w:proofErr w:type="gramStart"/>
+      <w:r>
+        <w:t>through:</w:t>
+      </w:r>
+      <w:proofErr w:type="gramEnd"/>
+      <w:r>
+        <w:t xml:space="preserve"> database, backend model/config, frontend type, form state, request payload, and display.</w:t>
+      </w:r>
+    </w:p>
+    <w:p>
+      <w:pPr>
+        <w:pStyle w:val="ListParagraph"/>
+      </w:pPr>
+      <w:r>
+        <w:t>- Run a frontend build after TypeScript changes: `</w:t>
       </w:r>
       <w:proofErr w:type="spellStart"/>
       <w:r>
@@ -3334,44 +3971,364 @@
       </w:r>
       <w:proofErr w:type="spellEnd"/>
       <w:r>
-        <w:t xml:space="preserve"> installed. The formal setup instructions and platform-specific deployment details remain in the README files.</w:t>
-      </w:r>
-    </w:p>
-    <w:p>
-      <w:r>
-        <w:t>The backend reads its settings from `Backend</w:t>
+        <w:t xml:space="preserve"> run build` from `Frontend/`.</w:t>
+      </w:r>
+    </w:p>
+    <w:p>
+      <w:pPr>
+        <w:pStyle w:val="ListParagraph"/>
+      </w:pPr>
+      <w:r>
+        <w:t xml:space="preserve">- At minimum, compile the backend after Python changes: `python -m </w:t>
+      </w:r>
+      <w:proofErr w:type="spellStart"/>
+      <w:r>
+        <w:t>compileall</w:t>
+      </w:r>
+      <w:proofErr w:type="spellEnd"/>
+      <w:r>
+        <w:t xml:space="preserve"> -q -x </w:t>
       </w:r>
       <w:proofErr w:type="gramStart"/>
       <w:r>
-        <w:t>/.env</w:t>
-      </w:r>
+        <w:t>".</w:t>
+      </w:r>
+      <w:proofErr w:type="spellStart"/>
+      <w:r>
+        <w:t>venv</w:t>
+      </w:r>
+      <w:proofErr w:type="spellEnd"/>
       <w:proofErr w:type="gramEnd"/>
       <w:r>
-        <w:t>`. Important defaults are MySQL on `localhost:3306`, database `</w:t>
-      </w:r>
-      <w:proofErr w:type="spellStart"/>
-      <w:r>
-        <w:t>crm</w:t>
-      </w:r>
-      <w:proofErr w:type="spellEnd"/>
-      <w:r>
-        <w:t>`, backend port `4000`, and frontend origin `http://localhost:5173`. If your MySQL username or password is different, update `Backend</w:t>
+        <w:t xml:space="preserve">" Backend` from the repository root. Excluding </w:t>
       </w:r>
       <w:proofErr w:type="gramStart"/>
       <w:r>
-        <w:t>/.env</w:t>
-      </w:r>
+        <w:t>`.</w:t>
+      </w:r>
+      <w:proofErr w:type="spellStart"/>
+      <w:r>
+        <w:t>venv</w:t>
+      </w:r>
+      <w:proofErr w:type="spellEnd"/>
       <w:proofErr w:type="gramEnd"/>
       <w:r>
-        <w:t xml:space="preserve">` before starting the backend. Do not </w:t>
-      </w:r>
+        <w:t>` avoids compiling installed third-party packages.</w:t>
+      </w:r>
+    </w:p>
+    <w:p>
+      <w:pPr>
+        <w:pStyle w:val="ListParagraph"/>
+      </w:pPr>
+      <w:r>
+        <w:t>- Restart the backend after changing Python; Vite normally reloads frontend changes automatically.</w:t>
+      </w:r>
+    </w:p>
+    <w:p>
+      <w:pPr>
+        <w:pStyle w:val="ListParagraph"/>
+      </w:pPr>
+      <w:r>
+        <w:t>- Test the actual screen you changed in the browser.</w:t>
+      </w:r>
+    </w:p>
+    <w:p>
+      <w:pPr>
+        <w:pStyle w:val="Heading1"/>
+      </w:pPr>
+      <w:r>
+        <w:lastRenderedPageBreak/>
+        <w:t>Example 1: Add a new Case priority</w:t>
+      </w:r>
+    </w:p>
+    <w:p>
+      <w:r>
+        <w:t>Goal: Add a new priority named `Critical`.</w:t>
+      </w:r>
+    </w:p>
+    <w:p>
+      <w:r>
+        <w:t>This is a good beginner change because the database column is plain text, but the app still validates allowed values in both frontend and backend code.</w:t>
+      </w:r>
+    </w:p>
+    <w:p>
+      <w:r>
+        <w:t>Step 1: Update the dropdown list.</w:t>
+      </w:r>
+    </w:p>
+    <w:p>
+      <w:r>
+        <w:t>File: `Frontend/</w:t>
+      </w:r>
+      <w:proofErr w:type="spellStart"/>
+      <w:r>
+        <w:t>src</w:t>
+      </w:r>
+      <w:proofErr w:type="spellEnd"/>
+      <w:r>
+        <w:t>/app/data/</w:t>
+      </w:r>
+      <w:proofErr w:type="spellStart"/>
+      <w:r>
+        <w:t>caseOptions.ts</w:t>
+      </w:r>
+      <w:proofErr w:type="spellEnd"/>
+      <w:r>
+        <w:t>`</w:t>
+      </w:r>
+    </w:p>
+    <w:p/>
+    <w:p>
+      <w:pPr>
+        <w:pStyle w:val="CodeBlock"/>
+      </w:pPr>
+      <w:r>
+        <w:t xml:space="preserve">export const </w:t>
+      </w:r>
+      <w:proofErr w:type="spellStart"/>
+      <w:r>
+        <w:t>casePriorities</w:t>
+      </w:r>
+      <w:proofErr w:type="spellEnd"/>
+      <w:r>
+        <w:t xml:space="preserve">: </w:t>
+      </w:r>
+      <w:proofErr w:type="spellStart"/>
       <w:proofErr w:type="gramStart"/>
       <w:r>
-        <w:t>commit</w:t>
+        <w:t>CasePriority</w:t>
+      </w:r>
+      <w:proofErr w:type="spellEnd"/>
+      <w:r>
+        <w:t>[</w:t>
       </w:r>
       <w:proofErr w:type="gramEnd"/>
       <w:r>
-        <w:t xml:space="preserve"> real passwords.</w:t>
+        <w:t>] = ["Low", "Medium", "High", "Critical"];</w:t>
+      </w:r>
+    </w:p>
+    <w:p/>
+    <w:p>
+      <w:r>
+        <w:t>Step 2: Update the frontend TypeScript type.</w:t>
+      </w:r>
+    </w:p>
+    <w:p>
+      <w:r>
+        <w:t>File: `Frontend/</w:t>
+      </w:r>
+      <w:proofErr w:type="spellStart"/>
+      <w:r>
+        <w:t>src</w:t>
+      </w:r>
+      <w:proofErr w:type="spellEnd"/>
+      <w:r>
+        <w:t>/app/services/</w:t>
+      </w:r>
+      <w:proofErr w:type="spellStart"/>
+      <w:r>
+        <w:t>api</w:t>
+      </w:r>
+      <w:proofErr w:type="spellEnd"/>
+      <w:r>
+        <w:t>/</w:t>
+      </w:r>
+      <w:proofErr w:type="spellStart"/>
+      <w:r>
+        <w:t>types.ts</w:t>
+      </w:r>
+      <w:proofErr w:type="spellEnd"/>
+      <w:r>
+        <w:t>`</w:t>
+      </w:r>
+    </w:p>
+    <w:p/>
+    <w:p>
+      <w:pPr>
+        <w:pStyle w:val="CodeBlock"/>
+      </w:pPr>
+      <w:proofErr w:type="gramStart"/>
+      <w:r>
+        <w:t>export</w:t>
+      </w:r>
+      <w:proofErr w:type="gramEnd"/>
+      <w:r>
+        <w:t xml:space="preserve"> type </w:t>
+      </w:r>
+      <w:proofErr w:type="spellStart"/>
+      <w:r>
+        <w:t>CasePriority</w:t>
+      </w:r>
+      <w:proofErr w:type="spellEnd"/>
+      <w:r>
+        <w:t xml:space="preserve"> = 'Low' | 'Medium' | 'High' | 'Critical';</w:t>
+      </w:r>
+    </w:p>
+    <w:p/>
+    <w:p>
+      <w:r>
+        <w:t xml:space="preserve">Step 3: Update the backend </w:t>
+      </w:r>
+      <w:proofErr w:type="spellStart"/>
+      <w:r>
+        <w:t>Pydantic</w:t>
+      </w:r>
+      <w:proofErr w:type="spellEnd"/>
+      <w:r>
+        <w:t xml:space="preserve"> validation.</w:t>
+      </w:r>
+    </w:p>
+    <w:p>
+      <w:r>
+        <w:t>File: `Backend/schemas.py`</w:t>
+      </w:r>
+    </w:p>
+    <w:p/>
+    <w:p>
+      <w:pPr>
+        <w:pStyle w:val="CodeBlock"/>
+      </w:pPr>
+      <w:proofErr w:type="spellStart"/>
+      <w:r>
+        <w:t>CasePriority</w:t>
+      </w:r>
+      <w:proofErr w:type="spellEnd"/>
+      <w:r>
+        <w:t xml:space="preserve"> = </w:t>
+      </w:r>
+      <w:proofErr w:type="gramStart"/>
+      <w:r>
+        <w:t>Literal[</w:t>
+      </w:r>
+      <w:proofErr w:type="gramEnd"/>
+      <w:r>
+        <w:t>"Low", "Medium", "High", "Critical"]</w:t>
+      </w:r>
+    </w:p>
+    <w:p/>
+    <w:p>
+      <w:r>
+        <w:t>Step 4: Add a badge color if you want it to look intentional in the UI.</w:t>
+      </w:r>
+    </w:p>
+    <w:p>
+      <w:r>
+        <w:t>File: `Frontend/</w:t>
+      </w:r>
+      <w:proofErr w:type="spellStart"/>
+      <w:r>
+        <w:t>src</w:t>
+      </w:r>
+      <w:proofErr w:type="spellEnd"/>
+      <w:r>
+        <w:t>/app/data/</w:t>
+      </w:r>
+      <w:proofErr w:type="spellStart"/>
+      <w:r>
+        <w:t>recordStyles.ts</w:t>
+      </w:r>
+      <w:proofErr w:type="spellEnd"/>
+      <w:r>
+        <w:t>`</w:t>
+      </w:r>
+    </w:p>
+    <w:p>
+      <w:r>
+        <w:t>Add this line inside `</w:t>
+      </w:r>
+      <w:proofErr w:type="spellStart"/>
+      <w:r>
+        <w:t>casePriorityColors</w:t>
+      </w:r>
+      <w:proofErr w:type="spellEnd"/>
+      <w:r>
+        <w:t>`:</w:t>
+      </w:r>
+    </w:p>
+    <w:p/>
+    <w:p>
+      <w:pPr>
+        <w:pStyle w:val="CodeBlock"/>
+      </w:pPr>
+      <w:r>
+        <w:t>Critical: "bg-red-100 text-red-800",</w:t>
+      </w:r>
+    </w:p>
+    <w:p/>
+    <w:p>
+      <w:r>
+        <w:t>Step 5: Test it.</w:t>
+      </w:r>
+    </w:p>
+    <w:p/>
+    <w:p>
+      <w:pPr>
+        <w:pStyle w:val="CodeBlock"/>
+      </w:pPr>
+      <w:r>
+        <w:t xml:space="preserve">python -m </w:t>
+      </w:r>
+      <w:proofErr w:type="spellStart"/>
+      <w:r>
+        <w:t>compileall</w:t>
+      </w:r>
+      <w:proofErr w:type="spellEnd"/>
+      <w:r>
+        <w:t xml:space="preserve"> -q -x </w:t>
+      </w:r>
+      <w:proofErr w:type="gramStart"/>
+      <w:r>
+        <w:t>".</w:t>
+      </w:r>
+      <w:proofErr w:type="spellStart"/>
+      <w:r>
+        <w:t>venv</w:t>
+      </w:r>
+      <w:proofErr w:type="spellEnd"/>
+      <w:proofErr w:type="gramEnd"/>
+      <w:r>
+        <w:t>" Backend</w:t>
+      </w:r>
+    </w:p>
+    <w:p>
+      <w:pPr>
+        <w:pStyle w:val="CodeBlock"/>
+      </w:pPr>
+      <w:r>
+        <w:t>cd Frontend</w:t>
+      </w:r>
+    </w:p>
+    <w:p>
+      <w:pPr>
+        <w:pStyle w:val="CodeBlock"/>
+      </w:pPr>
+      <w:proofErr w:type="spellStart"/>
+      <w:r>
+        <w:t>npm</w:t>
+      </w:r>
+      <w:proofErr w:type="spellEnd"/>
+      <w:r>
+        <w:t xml:space="preserve"> run build</w:t>
+      </w:r>
+    </w:p>
+    <w:p/>
+    <w:p>
+      <w:r>
+        <w:t>Restart the backend so the changed Python model is loaded. Then open the app, create or edit a case, and confirm `Critical` appears, saves, and still appears after reloading the page.</w:t>
+      </w:r>
+    </w:p>
+    <w:p>
+      <w:r>
+        <w:lastRenderedPageBreak/>
+        <w:t xml:space="preserve">Common mistake: only editing the frontend dropdown. If the backend type is not updated, the browser may show the new </w:t>
+      </w:r>
+      <w:proofErr w:type="gramStart"/>
+      <w:r>
+        <w:t>option</w:t>
+      </w:r>
+      <w:proofErr w:type="gramEnd"/>
+      <w:r>
+        <w:t xml:space="preserve"> but the API can reject the save.</w:t>
       </w:r>
     </w:p>
     <w:p>
@@ -3379,42 +4336,602 @@
         <w:pStyle w:val="Heading2"/>
       </w:pPr>
       <w:r>
-        <w:t xml:space="preserve">1. </w:t>
+        <w:t>AI prompt (alternative to the manual steps)</w:t>
+      </w:r>
+    </w:p>
+    <w:p>
+      <w:r>
+        <w:t>Copy and paste this prompt into an AI coding assistant that has access to this repository:</w:t>
+      </w:r>
+    </w:p>
+    <w:p/>
+    <w:p>
+      <w:pPr>
+        <w:pStyle w:val="CodeBlock"/>
+      </w:pPr>
+      <w:r>
+        <w:t xml:space="preserve">Add a new Case priority named "Critical" throughout this application. Inspect the current code before editing, then update the Case priority dropdown options, the frontend TypeScript </w:t>
+      </w:r>
+      <w:proofErr w:type="spellStart"/>
+      <w:r>
+        <w:t>CasePriority</w:t>
+      </w:r>
+      <w:proofErr w:type="spellEnd"/>
+      <w:r>
+        <w:t xml:space="preserve"> type, the backend </w:t>
+      </w:r>
+      <w:proofErr w:type="spellStart"/>
+      <w:r>
+        <w:t>Pydantic</w:t>
+      </w:r>
+      <w:proofErr w:type="spellEnd"/>
+      <w:r>
+        <w:t xml:space="preserve"> </w:t>
+      </w:r>
+      <w:proofErr w:type="spellStart"/>
+      <w:r>
+        <w:t>CasePriority</w:t>
+      </w:r>
+      <w:proofErr w:type="spellEnd"/>
+      <w:r>
+        <w:t xml:space="preserve"> validation, and the priority badge </w:t>
       </w:r>
       <w:proofErr w:type="gramStart"/>
       <w:r>
-        <w:t>Prepare</w:t>
+        <w:t>colors</w:t>
       </w:r>
       <w:proofErr w:type="gramEnd"/>
       <w:r>
-        <w:t xml:space="preserve"> MySQL</w:t>
-      </w:r>
-    </w:p>
-    <w:p>
-      <w:r>
-        <w:t>The schema creates the `</w:t>
-      </w:r>
-      <w:proofErr w:type="spellStart"/>
-      <w:r>
-        <w:t>crm</w:t>
-      </w:r>
-      <w:proofErr w:type="spellEnd"/>
-      <w:r>
-        <w:t>` database and its tables. The seed file adds sample business records.</w:t>
-      </w:r>
-    </w:p>
-    <w:p>
-      <w:r>
-        <w:t>Windows PowerShell, from the repository root:</w:t>
+        <w:t xml:space="preserve">. Add an appropriate red badge style for Critical and preserve every existing priority and behavior. Run the backend compile check and the frontend build when finished. Then summarize the </w:t>
+      </w:r>
+      <w:proofErr w:type="gramStart"/>
+      <w:r>
+        <w:t>files changed</w:t>
+      </w:r>
+      <w:proofErr w:type="gramEnd"/>
+      <w:r>
+        <w:t xml:space="preserve"> and tell me how to confirm that Critical appears, saves, and remains after a page </w:t>
+      </w:r>
+      <w:proofErr w:type="gramStart"/>
+      <w:r>
+        <w:t>reload</w:t>
+      </w:r>
+      <w:proofErr w:type="gramEnd"/>
+      <w:r>
+        <w:t>.</w:t>
       </w:r>
     </w:p>
     <w:p/>
     <w:p>
       <w:pPr>
-        <w:pStyle w:val="CodeBlock"/>
-      </w:pPr>
-      <w:r>
-        <w:t>Get-Content .\Backend\</w:t>
+        <w:pStyle w:val="Heading1"/>
+      </w:pPr>
+      <w:r>
+        <w:t>Example 2: Edit the page help guide text</w:t>
+      </w:r>
+    </w:p>
+    <w:p>
+      <w:r>
+        <w:t>Goal: Change the guided tips shown on a page.</w:t>
+      </w:r>
+    </w:p>
+    <w:p>
+      <w:r>
+        <w:t>File: `Frontend/</w:t>
+      </w:r>
+      <w:proofErr w:type="spellStart"/>
+      <w:r>
+        <w:t>src</w:t>
+      </w:r>
+      <w:proofErr w:type="spellEnd"/>
+      <w:r>
+        <w:t>/app/data/</w:t>
+      </w:r>
+      <w:proofErr w:type="spellStart"/>
+      <w:r>
+        <w:t>pageGuides.ts</w:t>
+      </w:r>
+      <w:proofErr w:type="spellEnd"/>
+      <w:r>
+        <w:t>`</w:t>
+      </w:r>
+    </w:p>
+    <w:p>
+      <w:r>
+        <w:t>Each page has a list of guide steps:</w:t>
+      </w:r>
+    </w:p>
+    <w:p/>
+    <w:p>
+      <w:pPr>
+        <w:pStyle w:val="CodeBlock"/>
+      </w:pPr>
+      <w:r>
+        <w:t xml:space="preserve">export const </w:t>
+      </w:r>
+      <w:proofErr w:type="spellStart"/>
+      <w:r>
+        <w:t>productGuideSteps</w:t>
+      </w:r>
+      <w:proofErr w:type="spellEnd"/>
+      <w:r>
+        <w:t xml:space="preserve">: </w:t>
+      </w:r>
+      <w:proofErr w:type="spellStart"/>
+      <w:proofErr w:type="gramStart"/>
+      <w:r>
+        <w:t>PageGuideStep</w:t>
+      </w:r>
+      <w:proofErr w:type="spellEnd"/>
+      <w:r>
+        <w:t>[</w:t>
+      </w:r>
+      <w:proofErr w:type="gramEnd"/>
+      <w:r>
+        <w:t>] = [</w:t>
+      </w:r>
+    </w:p>
+    <w:p>
+      <w:pPr>
+        <w:pStyle w:val="CodeBlock"/>
+      </w:pPr>
+      <w:r>
+        <w:t xml:space="preserve">  {</w:t>
+      </w:r>
+    </w:p>
+    <w:p>
+      <w:pPr>
+        <w:pStyle w:val="CodeBlock"/>
+      </w:pPr>
+      <w:r>
+        <w:t xml:space="preserve">    </w:t>
+      </w:r>
+      <w:proofErr w:type="spellStart"/>
+      <w:r>
+        <w:t>targetId</w:t>
+      </w:r>
+      <w:proofErr w:type="spellEnd"/>
+      <w:r>
+        <w:t>: "products-intro",</w:t>
+      </w:r>
+    </w:p>
+    <w:p>
+      <w:pPr>
+        <w:pStyle w:val="CodeBlock"/>
+      </w:pPr>
+      <w:r>
+        <w:t xml:space="preserve">    title: "Product catalog",</w:t>
+      </w:r>
+    </w:p>
+    <w:p>
+      <w:pPr>
+        <w:pStyle w:val="CodeBlock"/>
+      </w:pPr>
+      <w:r>
+        <w:t xml:space="preserve">    description: "Products keep the Fortinet catalog available for linking to cases and customer work.",</w:t>
+      </w:r>
+    </w:p>
+    <w:p>
+      <w:pPr>
+        <w:pStyle w:val="CodeBlock"/>
+      </w:pPr>
+      <w:r>
+        <w:t xml:space="preserve">  },</w:t>
+      </w:r>
+    </w:p>
+    <w:p>
+      <w:pPr>
+        <w:pStyle w:val="CodeBlock"/>
+      </w:pPr>
+      <w:r>
+        <w:t>];</w:t>
+      </w:r>
+    </w:p>
+    <w:p/>
+    <w:p>
+      <w:r>
+        <w:t>Change the `title` or `description` text.</w:t>
+      </w:r>
+    </w:p>
+    <w:p>
+      <w:r>
+        <w:t>Important rule: `</w:t>
+      </w:r>
+      <w:proofErr w:type="spellStart"/>
+      <w:r>
+        <w:t>targetId</w:t>
+      </w:r>
+      <w:proofErr w:type="spellEnd"/>
+      <w:r>
+        <w:t>` must match a `data-guide-id` in the page component. For products, the page is `Frontend/</w:t>
+      </w:r>
+      <w:proofErr w:type="spellStart"/>
+      <w:r>
+        <w:t>src</w:t>
+      </w:r>
+      <w:proofErr w:type="spellEnd"/>
+      <w:r>
+        <w:t>/app/pages/</w:t>
+      </w:r>
+      <w:proofErr w:type="spellStart"/>
+      <w:r>
+        <w:t>Product.tsx</w:t>
+      </w:r>
+      <w:proofErr w:type="spellEnd"/>
+      <w:r>
+        <w:t>`.</w:t>
+      </w:r>
+    </w:p>
+    <w:p>
+      <w:r>
+        <w:t xml:space="preserve">Example target </w:t>
+      </w:r>
+      <w:proofErr w:type="gramStart"/>
+      <w:r>
+        <w:t>in</w:t>
+      </w:r>
+      <w:proofErr w:type="gramEnd"/>
+      <w:r>
+        <w:t xml:space="preserve"> the page:</w:t>
+      </w:r>
+    </w:p>
+    <w:p/>
+    <w:p>
+      <w:pPr>
+        <w:pStyle w:val="CodeBlock"/>
+      </w:pPr>
+      <w:r>
+        <w:t>&lt;div data-guide-id="products-intro"&gt;</w:t>
+      </w:r>
+    </w:p>
+    <w:p/>
+    <w:p>
+      <w:r>
+        <w:t>If the `</w:t>
+      </w:r>
+      <w:proofErr w:type="spellStart"/>
+      <w:r>
+        <w:t>targetId</w:t>
+      </w:r>
+      <w:proofErr w:type="spellEnd"/>
+      <w:r>
+        <w:t>` does not match, the guide step will not point at the right screen area.</w:t>
+      </w:r>
+    </w:p>
+    <w:p>
+      <w:r>
+        <w:t>Test with:</w:t>
+      </w:r>
+    </w:p>
+    <w:p/>
+    <w:p>
+      <w:pPr>
+        <w:pStyle w:val="CodeBlock"/>
+      </w:pPr>
+      <w:r>
+        <w:t>cd Frontend</w:t>
+      </w:r>
+    </w:p>
+    <w:p>
+      <w:pPr>
+        <w:pStyle w:val="CodeBlock"/>
+      </w:pPr>
+      <w:proofErr w:type="spellStart"/>
+      <w:r>
+        <w:t>npm</w:t>
+      </w:r>
+      <w:proofErr w:type="spellEnd"/>
+      <w:r>
+        <w:t xml:space="preserve"> run build</w:t>
+      </w:r>
+    </w:p>
+    <w:p/>
+    <w:p>
+      <w:r>
+        <w:t>Then open the page and launch the guide.</w:t>
+      </w:r>
+    </w:p>
+    <w:p>
+      <w:pPr>
+        <w:pStyle w:val="Heading2"/>
+      </w:pPr>
+      <w:r>
+        <w:t>AI prompt (alternative to the manual steps)</w:t>
+      </w:r>
+    </w:p>
+    <w:p>
+      <w:r>
+        <w:t>Replace the bracketed details, then copy and paste this prompt into an AI coding assistant that has access to this repository:</w:t>
+      </w:r>
+    </w:p>
+    <w:p/>
+    <w:p>
+      <w:pPr>
+        <w:pStyle w:val="CodeBlock"/>
+      </w:pPr>
+      <w:r>
+        <w:t>Update the in-app page guide for [PAGE NAME]. Change the guide step titled "[CURRENT TITLE]" so its title is "[NEW TITLE]" and its description is "[NEW DESCRIPTION]". Inspect Frontend/</w:t>
+      </w:r>
+      <w:proofErr w:type="spellStart"/>
+      <w:r>
+        <w:t>src</w:t>
+      </w:r>
+      <w:proofErr w:type="spellEnd"/>
+      <w:r>
+        <w:t>/app/data/</w:t>
+      </w:r>
+      <w:proofErr w:type="spellStart"/>
+      <w:r>
+        <w:t>pageGuides.ts</w:t>
+      </w:r>
+      <w:proofErr w:type="spellEnd"/>
+      <w:r>
+        <w:t xml:space="preserve"> and the matching page component before editing. Keep the existing </w:t>
+      </w:r>
+      <w:proofErr w:type="spellStart"/>
+      <w:r>
+        <w:t>targetId</w:t>
+      </w:r>
+      <w:proofErr w:type="spellEnd"/>
+      <w:r>
+        <w:t xml:space="preserve"> unless it is incorrect; verify that it exactly matches a data-guide-id on the intended screen element. Do not change guide text for other pages. Run the frontend build when finished, summarize the change, and tell me how to check the updated guide in the browser.</w:t>
+      </w:r>
+    </w:p>
+    <w:p/>
+    <w:p>
+      <w:pPr>
+        <w:pStyle w:val="Heading1"/>
+      </w:pPr>
+      <w:r>
+        <w:t>Example 3: Add a field to the report builder</w:t>
+      </w:r>
+    </w:p>
+    <w:p>
+      <w:r>
+        <w:t>Goal: Let Reports use the Knock URL field.</w:t>
+      </w:r>
+    </w:p>
+    <w:p>
+      <w:r>
+        <w:t>The `knocks` table already has a `</w:t>
+      </w:r>
+      <w:proofErr w:type="spellStart"/>
+      <w:r>
+        <w:t>knockUrl</w:t>
+      </w:r>
+      <w:proofErr w:type="spellEnd"/>
+      <w:r>
+        <w:t>` column, but the report builder only exposes fields listed in `Backend/report_builder.py`.</w:t>
+      </w:r>
+    </w:p>
+    <w:p>
+      <w:r>
+        <w:t>File: `Backend/report_builder.py`</w:t>
+      </w:r>
+    </w:p>
+    <w:p>
+      <w:r>
+        <w:t>Find the `knocks` entry in `SOURCE_DEFS`. Inside its existing `fields=(...)` tuple, add this one line after the `</w:t>
+      </w:r>
+      <w:proofErr w:type="spellStart"/>
+      <w:r>
+        <w:t>knockId</w:t>
+      </w:r>
+      <w:proofErr w:type="spellEnd"/>
+      <w:r>
+        <w:t>` field:</w:t>
+      </w:r>
+    </w:p>
+    <w:p/>
+    <w:p>
+      <w:pPr>
+        <w:pStyle w:val="CodeBlock"/>
+      </w:pPr>
+      <w:r>
+        <w:t>_</w:t>
+      </w:r>
+      <w:proofErr w:type="gramStart"/>
+      <w:r>
+        <w:t>field(</w:t>
+      </w:r>
+      <w:proofErr w:type="gramEnd"/>
+      <w:r>
+        <w:t>"knocks", "k", "</w:t>
+      </w:r>
+      <w:proofErr w:type="spellStart"/>
+      <w:r>
+        <w:t>knockUrl</w:t>
+      </w:r>
+      <w:proofErr w:type="spellEnd"/>
+      <w:r>
+        <w:t>", "Knock URL"),</w:t>
+      </w:r>
+    </w:p>
+    <w:p/>
+    <w:p>
+      <w:r>
+        <w:t>Do not replace the whole `knocks` block with a shortened example. Keep its existing status, request date, target date, created date, updated date, and join definitions.</w:t>
+      </w:r>
+    </w:p>
+    <w:p>
+      <w:r>
+        <w:t>Why this works: the Reports page asks the backend for `/</w:t>
+      </w:r>
+      <w:proofErr w:type="spellStart"/>
+      <w:r>
+        <w:t>api</w:t>
+      </w:r>
+      <w:proofErr w:type="spellEnd"/>
+      <w:r>
+        <w:t>/reports/builder/schema`. The frontend builds its field dropdown from that response.</w:t>
+      </w:r>
+    </w:p>
+    <w:p>
+      <w:r>
+        <w:t>Test it:</w:t>
+      </w:r>
+    </w:p>
+    <w:p>
+      <w:pPr>
+        <w:pStyle w:val="ListParagraph"/>
+      </w:pPr>
+      <w:r>
+        <w:t xml:space="preserve">- Run `python -m </w:t>
+      </w:r>
+      <w:proofErr w:type="spellStart"/>
+      <w:r>
+        <w:t>compileall</w:t>
+      </w:r>
+      <w:proofErr w:type="spellEnd"/>
+      <w:r>
+        <w:t xml:space="preserve"> -q -x </w:t>
+      </w:r>
+      <w:proofErr w:type="gramStart"/>
+      <w:r>
+        <w:t>".</w:t>
+      </w:r>
+      <w:proofErr w:type="spellStart"/>
+      <w:r>
+        <w:t>venv</w:t>
+      </w:r>
+      <w:proofErr w:type="spellEnd"/>
+      <w:proofErr w:type="gramEnd"/>
+      <w:r>
+        <w:t>" Backend` from the repository root.</w:t>
+      </w:r>
+    </w:p>
+    <w:p>
+      <w:pPr>
+        <w:pStyle w:val="ListParagraph"/>
+      </w:pPr>
+      <w:r>
+        <w:t>- Restart the backend.</w:t>
+      </w:r>
+    </w:p>
+    <w:p>
+      <w:pPr>
+        <w:pStyle w:val="ListParagraph"/>
+      </w:pPr>
+      <w:r>
+        <w:t>- Open Reports.</w:t>
+      </w:r>
+    </w:p>
+    <w:p>
+      <w:pPr>
+        <w:pStyle w:val="ListParagraph"/>
+      </w:pPr>
+      <w:r>
+        <w:lastRenderedPageBreak/>
+        <w:t>- Choose Knocks as a source.</w:t>
+      </w:r>
+    </w:p>
+    <w:p>
+      <w:pPr>
+        <w:pStyle w:val="ListParagraph"/>
+      </w:pPr>
+      <w:r>
+        <w:t>- Confirm `Knock URL` appears as a field.</w:t>
+      </w:r>
+    </w:p>
+    <w:p>
+      <w:pPr>
+        <w:pStyle w:val="ListParagraph"/>
+      </w:pPr>
+      <w:r>
+        <w:t xml:space="preserve">- Run a </w:t>
+      </w:r>
+      <w:proofErr w:type="gramStart"/>
+      <w:r>
+        <w:t>detail</w:t>
+      </w:r>
+      <w:proofErr w:type="gramEnd"/>
+      <w:r>
+        <w:t xml:space="preserve"> report containing `Knock URL` and confirm the returned values are correct.</w:t>
+      </w:r>
+    </w:p>
+    <w:p>
+      <w:pPr>
+        <w:pStyle w:val="Heading2"/>
+      </w:pPr>
+      <w:r>
+        <w:t>AI prompt (alternative to the manual steps)</w:t>
+      </w:r>
+    </w:p>
+    <w:p>
+      <w:r>
+        <w:t>Copy and paste this prompt into an AI coding assistant that has access to this repository:</w:t>
+      </w:r>
+    </w:p>
+    <w:p/>
+    <w:p>
+      <w:pPr>
+        <w:pStyle w:val="CodeBlock"/>
+      </w:pPr>
+      <w:r>
+        <w:t xml:space="preserve">Expose the existing </w:t>
+      </w:r>
+      <w:proofErr w:type="spellStart"/>
+      <w:proofErr w:type="gramStart"/>
+      <w:r>
+        <w:t>knocks.knockUrl</w:t>
+      </w:r>
+      <w:proofErr w:type="spellEnd"/>
+      <w:proofErr w:type="gramEnd"/>
+      <w:r>
+        <w:t xml:space="preserve"> column in the report builder as "Knock URL". Inspect Backend/report_builder.py and add the field to the existing knocks source definition immediately after </w:t>
+      </w:r>
+      <w:proofErr w:type="spellStart"/>
+      <w:r>
+        <w:t>knockId</w:t>
+      </w:r>
+      <w:proofErr w:type="spellEnd"/>
+      <w:r>
+        <w:t>. Preserve all existing knock fields, date fields, status fields, and join definitions; do not replace or shorten the source block. Run the backend compile check when finished, summarize the exact change, and tell me how to verify the field in a detail report after restarting the backend.</w:t>
+      </w:r>
+    </w:p>
+    <w:p/>
+    <w:p>
+      <w:pPr>
+        <w:pStyle w:val="Heading1"/>
+      </w:pPr>
+      <w:r>
+        <w:t>Example 4: Add a new field to an existing record type</w:t>
+      </w:r>
+    </w:p>
+    <w:p>
+      <w:r>
+        <w:t>Goal: Add `</w:t>
+      </w:r>
+      <w:proofErr w:type="spellStart"/>
+      <w:r>
+        <w:t>supportTier</w:t>
+      </w:r>
+      <w:proofErr w:type="spellEnd"/>
+      <w:r>
+        <w:t>` to products.</w:t>
+      </w:r>
+    </w:p>
+    <w:p>
+      <w:r>
+        <w:t xml:space="preserve">This is a bigger change because every </w:t>
+      </w:r>
+      <w:proofErr w:type="gramStart"/>
+      <w:r>
+        <w:t>layer</w:t>
+      </w:r>
+      <w:proofErr w:type="gramEnd"/>
+      <w:r>
+        <w:t xml:space="preserve"> must agree on the field. Think of it as adding one new box to every form the value passes through.</w:t>
+      </w:r>
+    </w:p>
+    <w:p>
+      <w:r>
+        <w:t>Step 1: Add the database column for fresh installs.</w:t>
+      </w:r>
+    </w:p>
+    <w:p>
+      <w:r>
+        <w:t>File: `Backend/</w:t>
       </w:r>
       <w:proofErr w:type="spellStart"/>
       <w:r>
@@ -3422,7 +4939,7 @@
       </w:r>
       <w:proofErr w:type="spellEnd"/>
       <w:r>
-        <w:t>\</w:t>
+        <w:t>/</w:t>
       </w:r>
       <w:proofErr w:type="spellStart"/>
       <w:r>
@@ -3430,59 +4947,188 @@
       </w:r>
       <w:proofErr w:type="spellEnd"/>
       <w:r>
-        <w:t xml:space="preserve"> | </w:t>
-      </w:r>
-      <w:proofErr w:type="spellStart"/>
-      <w:r>
-        <w:t>mysql</w:t>
-      </w:r>
-      <w:proofErr w:type="spellEnd"/>
-      <w:r>
-        <w:t xml:space="preserve"> -u root -p</w:t>
-      </w:r>
-    </w:p>
-    <w:p>
-      <w:pPr>
-        <w:pStyle w:val="CodeBlock"/>
-      </w:pPr>
-      <w:r>
-        <w:t>Get-Content .\Backend\</w:t>
-      </w:r>
-      <w:proofErr w:type="spellStart"/>
-      <w:r>
-        <w:t>sql</w:t>
-      </w:r>
-      <w:proofErr w:type="spellEnd"/>
-      <w:r>
-        <w:t>\</w:t>
-      </w:r>
-      <w:proofErr w:type="spellStart"/>
-      <w:r>
-        <w:t>seed.sql</w:t>
-      </w:r>
-      <w:proofErr w:type="spellEnd"/>
-      <w:r>
-        <w:t xml:space="preserve"> | </w:t>
-      </w:r>
-      <w:proofErr w:type="spellStart"/>
-      <w:r>
-        <w:t>mysql</w:t>
-      </w:r>
-      <w:proofErr w:type="spellEnd"/>
-      <w:r>
-        <w:t xml:space="preserve"> -u root -p </w:t>
-      </w:r>
-      <w:proofErr w:type="spellStart"/>
-      <w:r>
-        <w:t>crm</w:t>
-      </w:r>
-      <w:proofErr w:type="spellEnd"/>
+        <w:t>`</w:t>
+      </w:r>
     </w:p>
     <w:p/>
     <w:p>
+      <w:pPr>
+        <w:pStyle w:val="CodeBlock"/>
+      </w:pPr>
+      <w:proofErr w:type="spellStart"/>
+      <w:r>
+        <w:t>supportTier</w:t>
+      </w:r>
+      <w:proofErr w:type="spellEnd"/>
+      <w:r>
+        <w:t xml:space="preserve"> </w:t>
+      </w:r>
+      <w:proofErr w:type="gramStart"/>
+      <w:r>
+        <w:t>VARCHAR(</w:t>
+      </w:r>
+      <w:proofErr w:type="gramEnd"/>
+      <w:r>
+        <w:t>120),</w:t>
+      </w:r>
+    </w:p>
+    <w:p/>
+    <w:p>
+      <w:r>
+        <w:t xml:space="preserve">Add it inside the `CREATE TABLE IF NOT EXISTS products (...)` definition, after `description`. This only </w:t>
+      </w:r>
+      <w:proofErr w:type="gramStart"/>
+      <w:r>
+        <w:t>helps</w:t>
+      </w:r>
+      <w:proofErr w:type="gramEnd"/>
+      <w:r>
+        <w:t xml:space="preserve"> new databases.</w:t>
+      </w:r>
+    </w:p>
+    <w:p>
+      <w:r>
+        <w:t>Step 2: Add a startup migration for existing installs.</w:t>
+      </w:r>
+    </w:p>
+    <w:p>
+      <w:r>
+        <w:t>File: `Backend/</w:t>
+      </w:r>
+      <w:proofErr w:type="spellStart"/>
+      <w:r>
+        <w:t>productService</w:t>
+      </w:r>
+      <w:proofErr w:type="spellEnd"/>
+      <w:r>
+        <w:t>/router.py`</w:t>
+      </w:r>
+    </w:p>
+    <w:p>
+      <w:r>
+        <w:t>Inside `</w:t>
+      </w:r>
+      <w:proofErr w:type="spellStart"/>
+      <w:r>
+        <w:t>ensure_product_</w:t>
+      </w:r>
+      <w:proofErr w:type="gramStart"/>
+      <w:r>
+        <w:t>schema</w:t>
+      </w:r>
+      <w:proofErr w:type="spellEnd"/>
+      <w:r>
+        <w:t>(</w:t>
+      </w:r>
+      <w:proofErr w:type="gramEnd"/>
+      <w:r>
+        <w:t>)`:</w:t>
+      </w:r>
+    </w:p>
+    <w:p/>
+    <w:p>
+      <w:pPr>
+        <w:pStyle w:val="CodeBlock"/>
+      </w:pPr>
+      <w:r>
+        <w:t>if not await _</w:t>
+      </w:r>
+      <w:proofErr w:type="spellStart"/>
+      <w:r>
+        <w:t>column_</w:t>
+      </w:r>
+      <w:proofErr w:type="gramStart"/>
+      <w:r>
+        <w:t>exists</w:t>
+      </w:r>
+      <w:proofErr w:type="spellEnd"/>
+      <w:r>
+        <w:t>(</w:t>
+      </w:r>
+      <w:proofErr w:type="gramEnd"/>
+      <w:r>
+        <w:t>"products", "</w:t>
+      </w:r>
+      <w:proofErr w:type="spellStart"/>
+      <w:r>
+        <w:t>supportTier</w:t>
+      </w:r>
+      <w:proofErr w:type="spellEnd"/>
+      <w:r>
+        <w:t>"):</w:t>
+      </w:r>
+    </w:p>
+    <w:p>
+      <w:pPr>
+        <w:pStyle w:val="CodeBlock"/>
+      </w:pPr>
+      <w:r>
+        <w:t xml:space="preserve">    await </w:t>
+      </w:r>
+      <w:proofErr w:type="spellStart"/>
+      <w:r>
+        <w:t>execute_</w:t>
+      </w:r>
+      <w:proofErr w:type="gramStart"/>
+      <w:r>
+        <w:t>mutation</w:t>
+      </w:r>
+      <w:proofErr w:type="spellEnd"/>
+      <w:r>
+        <w:t>(</w:t>
+      </w:r>
+      <w:proofErr w:type="gramEnd"/>
+      <w:r>
+        <w:t xml:space="preserve">"ALTER TABLE products ADD COLUMN </w:t>
+      </w:r>
+      <w:proofErr w:type="spellStart"/>
+      <w:r>
+        <w:t>supportTier</w:t>
+      </w:r>
+      <w:proofErr w:type="spellEnd"/>
+      <w:r>
+        <w:t xml:space="preserve"> </w:t>
+      </w:r>
+      <w:proofErr w:type="gramStart"/>
+      <w:r>
+        <w:t>VARCHAR(</w:t>
+      </w:r>
+      <w:proofErr w:type="gramEnd"/>
+      <w:r>
+        <w:t>120) NULL AFTER description")</w:t>
+      </w:r>
+    </w:p>
+    <w:p/>
+    <w:p>
+      <w:r>
+        <w:t>Step 3: Add backend models.</w:t>
+      </w:r>
+    </w:p>
+    <w:p>
       <w:r>
         <w:lastRenderedPageBreak/>
-        <w:t>Linux or macOS shell, from the repository root:</w:t>
+        <w:t>File: `Backend/schemas.py`</w:t>
+      </w:r>
+    </w:p>
+    <w:p>
+      <w:r>
+        <w:t>Add to `</w:t>
+      </w:r>
+      <w:proofErr w:type="spellStart"/>
+      <w:r>
+        <w:t>ProductRecord</w:t>
+      </w:r>
+      <w:proofErr w:type="spellEnd"/>
+      <w:r>
+        <w:t>` and `</w:t>
+      </w:r>
+      <w:proofErr w:type="spellStart"/>
+      <w:r>
+        <w:t>ProductCreate</w:t>
+      </w:r>
+      <w:proofErr w:type="spellEnd"/>
+      <w:r>
+        <w:t>`:</w:t>
       </w:r>
     </w:p>
     <w:p/>
@@ -3492,15 +5138,338 @@
       </w:pPr>
       <w:proofErr w:type="spellStart"/>
       <w:r>
-        <w:t>mysql</w:t>
-      </w:r>
-      <w:proofErr w:type="spellEnd"/>
-      <w:r>
-        <w:t xml:space="preserve"> -u root -p &lt; Backend/</w:t>
-      </w:r>
-      <w:proofErr w:type="spellStart"/>
-      <w:r>
-        <w:t>sql</w:t>
+        <w:t>supportTier</w:t>
+      </w:r>
+      <w:proofErr w:type="spellEnd"/>
+      <w:r>
+        <w:t>: Optional[str] = None</w:t>
+      </w:r>
+    </w:p>
+    <w:p/>
+    <w:p>
+      <w:r>
+        <w:t>Step 4: Add the field to `PRODUCT_CONFIG`.</w:t>
+      </w:r>
+    </w:p>
+    <w:p>
+      <w:r>
+        <w:t>File: `Backend/</w:t>
+      </w:r>
+      <w:proofErr w:type="spellStart"/>
+      <w:r>
+        <w:t>productService</w:t>
+      </w:r>
+      <w:proofErr w:type="spellEnd"/>
+      <w:r>
+        <w:t>/router.py`</w:t>
+      </w:r>
+    </w:p>
+    <w:p>
+      <w:r>
+        <w:t>Append the field to `</w:t>
+      </w:r>
+      <w:proofErr w:type="spellStart"/>
+      <w:r>
+        <w:t>data_fields</w:t>
+      </w:r>
+      <w:proofErr w:type="spellEnd"/>
+      <w:r>
+        <w:t>` so create and update SQL includes it:</w:t>
+      </w:r>
+    </w:p>
+    <w:p/>
+    <w:p>
+      <w:pPr>
+        <w:pStyle w:val="CodeBlock"/>
+      </w:pPr>
+      <w:proofErr w:type="spellStart"/>
+      <w:r>
+        <w:t>data_fields</w:t>
+      </w:r>
+      <w:proofErr w:type="spellEnd"/>
+      <w:proofErr w:type="gramStart"/>
+      <w:r>
+        <w:t>=(</w:t>
+      </w:r>
+      <w:proofErr w:type="gramEnd"/>
+      <w:r>
+        <w:t>"</w:t>
+      </w:r>
+      <w:proofErr w:type="spellStart"/>
+      <w:r>
+        <w:t>productFamily</w:t>
+      </w:r>
+      <w:proofErr w:type="spellEnd"/>
+      <w:r>
+        <w:t>", "</w:t>
+      </w:r>
+      <w:proofErr w:type="spellStart"/>
+      <w:r>
+        <w:t>productName</w:t>
+      </w:r>
+      <w:proofErr w:type="spellEnd"/>
+      <w:r>
+        <w:t>", "</w:t>
+      </w:r>
+      <w:proofErr w:type="spellStart"/>
+      <w:r>
+        <w:t>productVersion</w:t>
+      </w:r>
+      <w:proofErr w:type="spellEnd"/>
+      <w:r>
+        <w:t>", "</w:t>
+      </w:r>
+      <w:proofErr w:type="spellStart"/>
+      <w:r>
+        <w:t>productUrl</w:t>
+      </w:r>
+      <w:proofErr w:type="spellEnd"/>
+      <w:r>
+        <w:t>", "description", "</w:t>
+      </w:r>
+      <w:proofErr w:type="spellStart"/>
+      <w:r>
+        <w:t>supportTier</w:t>
+      </w:r>
+      <w:proofErr w:type="spellEnd"/>
+      <w:r>
+        <w:t>")</w:t>
+      </w:r>
+    </w:p>
+    <w:p/>
+    <w:p>
+      <w:r>
+        <w:t>Add these entries to the existing configuration collections:</w:t>
+      </w:r>
+    </w:p>
+    <w:p/>
+    <w:p>
+      <w:pPr>
+        <w:pStyle w:val="CodeBlock"/>
+      </w:pPr>
+      <w:proofErr w:type="spellStart"/>
+      <w:r>
+        <w:t>field_labels</w:t>
+      </w:r>
+      <w:proofErr w:type="spellEnd"/>
+      <w:proofErr w:type="gramStart"/>
+      <w:r>
+        <w:t>={</w:t>
+      </w:r>
+      <w:proofErr w:type="gramEnd"/>
+    </w:p>
+    <w:p>
+      <w:pPr>
+        <w:pStyle w:val="CodeBlock"/>
+      </w:pPr>
+      <w:r>
+        <w:t xml:space="preserve">    # </w:t>
+      </w:r>
+      <w:proofErr w:type="gramStart"/>
+      <w:r>
+        <w:t>keep</w:t>
+      </w:r>
+      <w:proofErr w:type="gramEnd"/>
+      <w:r>
+        <w:t xml:space="preserve"> the existing labels</w:t>
+      </w:r>
+    </w:p>
+    <w:p>
+      <w:pPr>
+        <w:pStyle w:val="CodeBlock"/>
+      </w:pPr>
+      <w:r>
+        <w:t xml:space="preserve">    "</w:t>
+      </w:r>
+      <w:proofErr w:type="spellStart"/>
+      <w:r>
+        <w:t>supportTier</w:t>
+      </w:r>
+      <w:proofErr w:type="spellEnd"/>
+      <w:r>
+        <w:t>": "Support Tier",</w:t>
+      </w:r>
+    </w:p>
+    <w:p>
+      <w:pPr>
+        <w:pStyle w:val="CodeBlock"/>
+      </w:pPr>
+      <w:r>
+        <w:t>},</w:t>
+      </w:r>
+    </w:p>
+    <w:p>
+      <w:pPr>
+        <w:pStyle w:val="CodeBlock"/>
+      </w:pPr>
+      <w:proofErr w:type="spellStart"/>
+      <w:r>
+        <w:t>search_fields</w:t>
+      </w:r>
+      <w:proofErr w:type="spellEnd"/>
+      <w:proofErr w:type="gramStart"/>
+      <w:r>
+        <w:t>=(</w:t>
+      </w:r>
+      <w:proofErr w:type="gramEnd"/>
+    </w:p>
+    <w:p>
+      <w:pPr>
+        <w:pStyle w:val="CodeBlock"/>
+      </w:pPr>
+      <w:r>
+        <w:t xml:space="preserve">    # </w:t>
+      </w:r>
+      <w:proofErr w:type="gramStart"/>
+      <w:r>
+        <w:t>keep</w:t>
+      </w:r>
+      <w:proofErr w:type="gramEnd"/>
+      <w:r>
+        <w:t xml:space="preserve"> the existing fields</w:t>
+      </w:r>
+    </w:p>
+    <w:p>
+      <w:pPr>
+        <w:pStyle w:val="CodeBlock"/>
+      </w:pPr>
+      <w:r>
+        <w:t xml:space="preserve">    "</w:t>
+      </w:r>
+      <w:proofErr w:type="spellStart"/>
+      <w:proofErr w:type="gramStart"/>
+      <w:r>
+        <w:t>supportTier</w:t>
+      </w:r>
+      <w:proofErr w:type="spellEnd"/>
+      <w:proofErr w:type="gramEnd"/>
+      <w:r>
+        <w:t>",</w:t>
+      </w:r>
+    </w:p>
+    <w:p>
+      <w:pPr>
+        <w:pStyle w:val="CodeBlock"/>
+      </w:pPr>
+      <w:r>
+        <w:t>),</w:t>
+      </w:r>
+    </w:p>
+    <w:p>
+      <w:pPr>
+        <w:pStyle w:val="CodeBlock"/>
+      </w:pPr>
+      <w:proofErr w:type="spellStart"/>
+      <w:r>
+        <w:t>nullable_fields</w:t>
+      </w:r>
+      <w:proofErr w:type="spellEnd"/>
+      <w:proofErr w:type="gramStart"/>
+      <w:r>
+        <w:t>=(</w:t>
+      </w:r>
+      <w:proofErr w:type="gramEnd"/>
+    </w:p>
+    <w:p>
+      <w:pPr>
+        <w:pStyle w:val="CodeBlock"/>
+      </w:pPr>
+      <w:r>
+        <w:t xml:space="preserve">    # </w:t>
+      </w:r>
+      <w:proofErr w:type="gramStart"/>
+      <w:r>
+        <w:t>keep</w:t>
+      </w:r>
+      <w:proofErr w:type="gramEnd"/>
+      <w:r>
+        <w:t xml:space="preserve"> the existing fields</w:t>
+      </w:r>
+    </w:p>
+    <w:p>
+      <w:pPr>
+        <w:pStyle w:val="CodeBlock"/>
+      </w:pPr>
+      <w:r>
+        <w:t xml:space="preserve">    "</w:t>
+      </w:r>
+      <w:proofErr w:type="spellStart"/>
+      <w:proofErr w:type="gramStart"/>
+      <w:r>
+        <w:t>supportTier</w:t>
+      </w:r>
+      <w:proofErr w:type="spellEnd"/>
+      <w:proofErr w:type="gramEnd"/>
+      <w:r>
+        <w:t>",</w:t>
+      </w:r>
+    </w:p>
+    <w:p>
+      <w:pPr>
+        <w:pStyle w:val="CodeBlock"/>
+      </w:pPr>
+      <w:r>
+        <w:t>),</w:t>
+      </w:r>
+    </w:p>
+    <w:p/>
+    <w:p>
+      <w:r>
+        <w:t>The comments mean "preserve what is already there"; do not replace the complete collections with only `</w:t>
+      </w:r>
+      <w:proofErr w:type="spellStart"/>
+      <w:r>
+        <w:t>supportTier</w:t>
+      </w:r>
+      <w:proofErr w:type="spellEnd"/>
+      <w:r>
+        <w:t>`. `</w:t>
+      </w:r>
+      <w:proofErr w:type="spellStart"/>
+      <w:r>
+        <w:t>nullable_fields</w:t>
+      </w:r>
+      <w:proofErr w:type="spellEnd"/>
+      <w:r>
+        <w:t xml:space="preserve">` </w:t>
+      </w:r>
+      <w:proofErr w:type="spellStart"/>
+      <w:r>
+        <w:t>lets</w:t>
+      </w:r>
+      <w:proofErr w:type="spellEnd"/>
+      <w:r>
+        <w:t xml:space="preserve"> an empty value become database `NULL`. Add it to `</w:t>
+      </w:r>
+      <w:proofErr w:type="spellStart"/>
+      <w:r>
+        <w:t>search_fields</w:t>
+      </w:r>
+      <w:proofErr w:type="spellEnd"/>
+      <w:r>
+        <w:t>` only if users should find products by this value.</w:t>
+      </w:r>
+    </w:p>
+    <w:p>
+      <w:r>
+        <w:t>Step 5: Add frontend API type.</w:t>
+      </w:r>
+    </w:p>
+    <w:p>
+      <w:r>
+        <w:t>File: `Frontend/</w:t>
+      </w:r>
+      <w:proofErr w:type="spellStart"/>
+      <w:r>
+        <w:t>src</w:t>
+      </w:r>
+      <w:proofErr w:type="spellEnd"/>
+      <w:r>
+        <w:t>/app/services/</w:t>
+      </w:r>
+      <w:proofErr w:type="spellStart"/>
+      <w:r>
+        <w:t>api</w:t>
       </w:r>
       <w:proofErr w:type="spellEnd"/>
       <w:r>
@@ -3508,2765 +5477,1060 @@
       </w:r>
       <w:proofErr w:type="spellStart"/>
       <w:r>
+        <w:t>types.ts</w:t>
+      </w:r>
+      <w:proofErr w:type="spellEnd"/>
+      <w:r>
+        <w:t>`</w:t>
+      </w:r>
+    </w:p>
+    <w:p/>
+    <w:p>
+      <w:pPr>
+        <w:pStyle w:val="CodeBlock"/>
+      </w:pPr>
+      <w:r>
+        <w:t xml:space="preserve">export interface </w:t>
+      </w:r>
+      <w:proofErr w:type="spellStart"/>
+      <w:r>
+        <w:t>ProductRecord</w:t>
+      </w:r>
+      <w:proofErr w:type="spellEnd"/>
+      <w:r>
+        <w:t xml:space="preserve"> extends </w:t>
+      </w:r>
+      <w:proofErr w:type="spellStart"/>
+      <w:r>
+        <w:t>BaseRecord</w:t>
+      </w:r>
+      <w:proofErr w:type="spellEnd"/>
+      <w:r>
+        <w:t xml:space="preserve"> {</w:t>
+      </w:r>
+    </w:p>
+    <w:p>
+      <w:pPr>
+        <w:pStyle w:val="CodeBlock"/>
+      </w:pPr>
+      <w:r>
+        <w:t xml:space="preserve">  </w:t>
+      </w:r>
+      <w:proofErr w:type="spellStart"/>
+      <w:r>
+        <w:t>productFamily</w:t>
+      </w:r>
+      <w:proofErr w:type="spellEnd"/>
+      <w:r>
+        <w:t>: string | null;</w:t>
+      </w:r>
+    </w:p>
+    <w:p>
+      <w:pPr>
+        <w:pStyle w:val="CodeBlock"/>
+      </w:pPr>
+      <w:r>
+        <w:t xml:space="preserve">  </w:t>
+      </w:r>
+      <w:proofErr w:type="spellStart"/>
+      <w:r>
+        <w:t>productName</w:t>
+      </w:r>
+      <w:proofErr w:type="spellEnd"/>
+      <w:r>
+        <w:t>: string;</w:t>
+      </w:r>
+    </w:p>
+    <w:p>
+      <w:pPr>
+        <w:pStyle w:val="CodeBlock"/>
+      </w:pPr>
+      <w:r>
+        <w:t xml:space="preserve">  </w:t>
+      </w:r>
+      <w:proofErr w:type="spellStart"/>
+      <w:r>
+        <w:t>productVersion</w:t>
+      </w:r>
+      <w:proofErr w:type="spellEnd"/>
+      <w:r>
+        <w:t>: string | null;</w:t>
+      </w:r>
+    </w:p>
+    <w:p>
+      <w:pPr>
+        <w:pStyle w:val="CodeBlock"/>
+      </w:pPr>
+      <w:r>
+        <w:t xml:space="preserve">  </w:t>
+      </w:r>
+      <w:proofErr w:type="spellStart"/>
+      <w:r>
+        <w:t>productUrl</w:t>
+      </w:r>
+      <w:proofErr w:type="spellEnd"/>
+      <w:r>
+        <w:t>: string | null;</w:t>
+      </w:r>
+    </w:p>
+    <w:p>
+      <w:pPr>
+        <w:pStyle w:val="CodeBlock"/>
+      </w:pPr>
+      <w:r>
+        <w:t xml:space="preserve">  description: string | null;</w:t>
+      </w:r>
+    </w:p>
+    <w:p>
+      <w:pPr>
+        <w:pStyle w:val="CodeBlock"/>
+      </w:pPr>
+      <w:r>
+        <w:lastRenderedPageBreak/>
+        <w:t xml:space="preserve">  </w:t>
+      </w:r>
+      <w:proofErr w:type="spellStart"/>
+      <w:r>
+        <w:t>supportTier</w:t>
+      </w:r>
+      <w:proofErr w:type="spellEnd"/>
+      <w:r>
+        <w:t>: string | null;</w:t>
+      </w:r>
+    </w:p>
+    <w:p>
+      <w:pPr>
+        <w:pStyle w:val="CodeBlock"/>
+      </w:pPr>
+      <w:r>
+        <w:t>}</w:t>
+      </w:r>
+    </w:p>
+    <w:p/>
+    <w:p>
+      <w:r>
+        <w:t>No separate frontend create type is required in the current code: `</w:t>
+      </w:r>
+      <w:proofErr w:type="spellStart"/>
+      <w:proofErr w:type="gramStart"/>
+      <w:r>
+        <w:t>createProduct</w:t>
+      </w:r>
+      <w:proofErr w:type="spellEnd"/>
+      <w:r>
+        <w:t>(</w:t>
+      </w:r>
+      <w:proofErr w:type="gramEnd"/>
+      <w:r>
+        <w:t>)` derives its input shape from `</w:t>
+      </w:r>
+      <w:proofErr w:type="spellStart"/>
+      <w:r>
+        <w:t>ProductRecord</w:t>
+      </w:r>
+      <w:proofErr w:type="spellEnd"/>
+      <w:r>
+        <w:t>` in `Frontend/</w:t>
+      </w:r>
+      <w:proofErr w:type="spellStart"/>
+      <w:r>
+        <w:t>src</w:t>
+      </w:r>
+      <w:proofErr w:type="spellEnd"/>
+      <w:r>
+        <w:t>/app/services/</w:t>
+      </w:r>
+      <w:proofErr w:type="spellStart"/>
+      <w:r>
+        <w:t>api</w:t>
+      </w:r>
+      <w:proofErr w:type="spellEnd"/>
+      <w:r>
+        <w:t>/</w:t>
+      </w:r>
+      <w:proofErr w:type="spellStart"/>
+      <w:r>
+        <w:t>productService.ts</w:t>
+      </w:r>
+      <w:proofErr w:type="spellEnd"/>
+      <w:r>
+        <w:t>`.</w:t>
+      </w:r>
+    </w:p>
+    <w:p>
+      <w:r>
+        <w:t>Step 6: Add it to the Product list and detail page.</w:t>
+      </w:r>
+    </w:p>
+    <w:p>
+      <w:r>
+        <w:t>File: `Frontend/</w:t>
+      </w:r>
+      <w:proofErr w:type="spellStart"/>
+      <w:r>
+        <w:t>src</w:t>
+      </w:r>
+      <w:proofErr w:type="spellEnd"/>
+      <w:r>
+        <w:t>/app/pages/</w:t>
+      </w:r>
+      <w:proofErr w:type="spellStart"/>
+      <w:r>
+        <w:t>Product.tsx</w:t>
+      </w:r>
+      <w:proofErr w:type="spellEnd"/>
+      <w:r>
+        <w:t>`</w:t>
+      </w:r>
+    </w:p>
+    <w:p>
+      <w:r>
+        <w:t>Update every place below:</w:t>
+      </w:r>
+    </w:p>
+    <w:p>
+      <w:pPr>
+        <w:pStyle w:val="ListParagraph"/>
+      </w:pPr>
+      <w:r>
+        <w:t>- Add `"</w:t>
+      </w:r>
+      <w:proofErr w:type="spellStart"/>
+      <w:r>
+        <w:t>supportTier</w:t>
+      </w:r>
+      <w:proofErr w:type="spellEnd"/>
+      <w:r>
+        <w:t>"` to `</w:t>
+      </w:r>
+      <w:proofErr w:type="spellStart"/>
+      <w:r>
+        <w:t>ProductColumnKey</w:t>
+      </w:r>
+      <w:proofErr w:type="spellEnd"/>
+      <w:r>
+        <w:t>`.</w:t>
+      </w:r>
+    </w:p>
+    <w:p>
+      <w:pPr>
+        <w:pStyle w:val="ListParagraph"/>
+      </w:pPr>
+      <w:r>
+        <w:t>- Add `"</w:t>
+      </w:r>
+      <w:proofErr w:type="spellStart"/>
+      <w:r>
+        <w:t>supportTier</w:t>
+      </w:r>
+      <w:proofErr w:type="spellEnd"/>
+      <w:r>
+        <w:t>"` to `</w:t>
+      </w:r>
+      <w:proofErr w:type="spellStart"/>
+      <w:r>
+        <w:t>ProductSearchKey</w:t>
+      </w:r>
+      <w:proofErr w:type="spellEnd"/>
+      <w:r>
+        <w:t>` and the `</w:t>
+      </w:r>
+      <w:proofErr w:type="spellStart"/>
+      <w:r>
+        <w:t>searchFilters</w:t>
+      </w:r>
+      <w:proofErr w:type="spellEnd"/>
+      <w:r>
+        <w:t>` state if the table needs a search box for it.</w:t>
+      </w:r>
+    </w:p>
+    <w:p>
+      <w:pPr>
+        <w:pStyle w:val="ListParagraph"/>
+      </w:pPr>
+      <w:r>
+        <w:t xml:space="preserve">- Add </w:t>
+      </w:r>
+      <w:proofErr w:type="gramStart"/>
+      <w:r>
+        <w:t>`{ key</w:t>
+      </w:r>
+      <w:proofErr w:type="gramEnd"/>
+      <w:r>
+        <w:t>: "</w:t>
+      </w:r>
+      <w:proofErr w:type="spellStart"/>
+      <w:r>
+        <w:t>supportTier</w:t>
+      </w:r>
+      <w:proofErr w:type="spellEnd"/>
+      <w:r>
+        <w:t xml:space="preserve">", label: "Support Tier", </w:t>
+      </w:r>
+      <w:proofErr w:type="spellStart"/>
+      <w:r>
+        <w:t>sortKey</w:t>
+      </w:r>
+      <w:proofErr w:type="spellEnd"/>
+      <w:r>
+        <w:t>: "</w:t>
+      </w:r>
+      <w:proofErr w:type="spellStart"/>
+      <w:r>
+        <w:t>supportTier</w:t>
+      </w:r>
+      <w:proofErr w:type="spellEnd"/>
+      <w:r>
+        <w:t xml:space="preserve">", </w:t>
+      </w:r>
+      <w:proofErr w:type="spellStart"/>
+      <w:r>
+        <w:t>searchKey</w:t>
+      </w:r>
+      <w:proofErr w:type="spellEnd"/>
+      <w:r>
+        <w:t>: "</w:t>
+      </w:r>
+      <w:proofErr w:type="spellStart"/>
+      <w:r>
+        <w:t>supportTier</w:t>
+      </w:r>
+      <w:proofErr w:type="spellEnd"/>
+      <w:proofErr w:type="gramStart"/>
+      <w:r>
+        <w:t>" }</w:t>
+      </w:r>
+      <w:proofErr w:type="gramEnd"/>
+      <w:r>
+        <w:t>` to `PRODUCT_TABLE_COLUMNS`. Omit `</w:t>
+      </w:r>
+      <w:proofErr w:type="spellStart"/>
+      <w:r>
+        <w:t>searchKey</w:t>
+      </w:r>
+      <w:proofErr w:type="spellEnd"/>
+      <w:r>
+        <w:t>` if it is not searchable.</w:t>
+      </w:r>
+    </w:p>
+    <w:p>
+      <w:pPr>
+        <w:pStyle w:val="ListParagraph"/>
+      </w:pPr>
+      <w:r>
+        <w:t>- Add a `</w:t>
+      </w:r>
+      <w:proofErr w:type="spellStart"/>
+      <w:r>
+        <w:t>supportTier</w:t>
+      </w:r>
+      <w:proofErr w:type="spellEnd"/>
+      <w:r>
+        <w:t>` case to the `</w:t>
+      </w:r>
+      <w:proofErr w:type="spellStart"/>
+      <w:proofErr w:type="gramStart"/>
+      <w:r>
+        <w:t>renderColumnCell</w:t>
+      </w:r>
+      <w:proofErr w:type="spellEnd"/>
+      <w:r>
+        <w:t>(</w:t>
+      </w:r>
+      <w:proofErr w:type="gramEnd"/>
+      <w:r>
+        <w:t>)` switch so the table displays it.</w:t>
+      </w:r>
+    </w:p>
+    <w:p>
+      <w:pPr>
+        <w:pStyle w:val="ListParagraph"/>
+      </w:pPr>
+      <w:r>
+        <w:t xml:space="preserve">- Add a Support Tier control to the </w:t>
+      </w:r>
+      <w:proofErr w:type="gramStart"/>
+      <w:r>
+        <w:t>detail</w:t>
+      </w:r>
+      <w:proofErr w:type="gramEnd"/>
+      <w:r>
+        <w:t xml:space="preserve"> view. In edit mode it should update `</w:t>
+      </w:r>
+      <w:proofErr w:type="spellStart"/>
+      <w:r>
+        <w:t>editedProduct.supportTier</w:t>
+      </w:r>
+      <w:proofErr w:type="spellEnd"/>
+      <w:r>
+        <w:t>`; in view mode it should show `</w:t>
+      </w:r>
+      <w:proofErr w:type="spellStart"/>
+      <w:r>
+        <w:t>selectedProduct.supportTier</w:t>
+      </w:r>
+      <w:proofErr w:type="spellEnd"/>
+      <w:r>
+        <w:t>` or `-`.</w:t>
+      </w:r>
+    </w:p>
+    <w:p>
+      <w:pPr>
+        <w:pStyle w:val="ListParagraph"/>
+      </w:pPr>
+      <w:r>
+        <w:t>- Add `</w:t>
+      </w:r>
+      <w:proofErr w:type="spellStart"/>
+      <w:r>
+        <w:t>supportTier</w:t>
+      </w:r>
+      <w:proofErr w:type="spellEnd"/>
+      <w:r>
+        <w:t xml:space="preserve">: </w:t>
+      </w:r>
+      <w:proofErr w:type="spellStart"/>
+      <w:r>
+        <w:t>editedProduct.supportTier</w:t>
+      </w:r>
+      <w:proofErr w:type="spellEnd"/>
+      <w:r>
+        <w:t>` to the object passed to `</w:t>
+      </w:r>
+      <w:proofErr w:type="spellStart"/>
+      <w:proofErr w:type="gramStart"/>
+      <w:r>
+        <w:t>updateProduct</w:t>
+      </w:r>
+      <w:proofErr w:type="spellEnd"/>
+      <w:r>
+        <w:t>(</w:t>
+      </w:r>
+      <w:proofErr w:type="gramEnd"/>
+      <w:r>
+        <w:t>)` in `</w:t>
+      </w:r>
+      <w:proofErr w:type="spellStart"/>
+      <w:proofErr w:type="gramStart"/>
+      <w:r>
+        <w:t>handleSave</w:t>
+      </w:r>
+      <w:proofErr w:type="spellEnd"/>
+      <w:r>
+        <w:t>(</w:t>
+      </w:r>
+      <w:proofErr w:type="gramEnd"/>
+      <w:r>
+        <w:t>)`.</w:t>
+      </w:r>
+    </w:p>
+    <w:p>
+      <w:r>
+        <w:t>Step 7: Add it to every product creation path.</w:t>
+      </w:r>
+    </w:p>
+    <w:p>
+      <w:r>
+        <w:t>File: `Frontend/</w:t>
+      </w:r>
+      <w:proofErr w:type="spellStart"/>
+      <w:r>
+        <w:t>src</w:t>
+      </w:r>
+      <w:proofErr w:type="spellEnd"/>
+      <w:r>
+        <w:t>/app/components/</w:t>
+      </w:r>
+      <w:proofErr w:type="spellStart"/>
+      <w:r>
+        <w:t>CreateEntityDialog.tsx</w:t>
+      </w:r>
+      <w:proofErr w:type="spellEnd"/>
+      <w:r>
+        <w:t>`</w:t>
+      </w:r>
+    </w:p>
+    <w:p>
+      <w:r>
+        <w:t xml:space="preserve">This component supports both the normal New Product form and a quick product form inside case creation. Update </w:t>
+      </w:r>
+      <w:proofErr w:type="gramStart"/>
+      <w:r>
+        <w:t>all of</w:t>
+      </w:r>
+      <w:proofErr w:type="gramEnd"/>
+      <w:r>
+        <w:t xml:space="preserve"> these places:</w:t>
+      </w:r>
+    </w:p>
+    <w:p>
+      <w:pPr>
+        <w:pStyle w:val="ListParagraph"/>
+      </w:pPr>
+      <w:r>
+        <w:t>- Add `</w:t>
+      </w:r>
+      <w:proofErr w:type="spellStart"/>
+      <w:r>
+        <w:t>supportTier</w:t>
+      </w:r>
+      <w:proofErr w:type="spellEnd"/>
+      <w:r>
+        <w:t>: string` to `</w:t>
+      </w:r>
+      <w:proofErr w:type="spellStart"/>
+      <w:r>
+        <w:t>FormData.product</w:t>
+      </w:r>
+      <w:proofErr w:type="spellEnd"/>
+      <w:r>
+        <w:t>`.</w:t>
+      </w:r>
+    </w:p>
+    <w:p>
+      <w:pPr>
+        <w:pStyle w:val="ListParagraph"/>
+      </w:pPr>
+      <w:r>
+        <w:t>- Add `</w:t>
+      </w:r>
+      <w:proofErr w:type="spellStart"/>
+      <w:r>
+        <w:t>supportTier</w:t>
+      </w:r>
+      <w:proofErr w:type="spellEnd"/>
+      <w:r>
+        <w:t>: ""` to the product object returned by `</w:t>
+      </w:r>
+      <w:proofErr w:type="spellStart"/>
+      <w:proofErr w:type="gramStart"/>
+      <w:r>
+        <w:t>createInitialFormData</w:t>
+      </w:r>
+      <w:proofErr w:type="spellEnd"/>
+      <w:r>
+        <w:t>(</w:t>
+      </w:r>
+      <w:proofErr w:type="gramEnd"/>
+      <w:r>
+        <w:t>)`.</w:t>
+      </w:r>
+    </w:p>
+    <w:p>
+      <w:pPr>
+        <w:pStyle w:val="ListParagraph"/>
+      </w:pPr>
+      <w:r>
+        <w:t>- Add the input to `</w:t>
+      </w:r>
+      <w:proofErr w:type="spellStart"/>
+      <w:proofErr w:type="gramStart"/>
+      <w:r>
+        <w:t>renderProductFields</w:t>
+      </w:r>
+      <w:proofErr w:type="spellEnd"/>
+      <w:r>
+        <w:t>(</w:t>
+      </w:r>
+      <w:proofErr w:type="gramEnd"/>
+      <w:r>
+        <w:t>)` for normal product creation.</w:t>
+      </w:r>
+    </w:p>
+    <w:p>
+      <w:pPr>
+        <w:pStyle w:val="ListParagraph"/>
+      </w:pPr>
+      <w:r>
+        <w:t>- Add `</w:t>
+      </w:r>
+      <w:proofErr w:type="spellStart"/>
+      <w:r>
+        <w:t>supportTier</w:t>
+      </w:r>
+      <w:proofErr w:type="spellEnd"/>
+      <w:r>
+        <w:t xml:space="preserve">: </w:t>
+      </w:r>
+      <w:proofErr w:type="spellStart"/>
+      <w:proofErr w:type="gramStart"/>
+      <w:r>
+        <w:t>nullableString</w:t>
+      </w:r>
+      <w:proofErr w:type="spellEnd"/>
+      <w:r>
+        <w:t>(</w:t>
+      </w:r>
+      <w:proofErr w:type="spellStart"/>
+      <w:r>
+        <w:t>formData.product.supportTier</w:t>
+      </w:r>
+      <w:proofErr w:type="spellEnd"/>
+      <w:proofErr w:type="gramEnd"/>
+      <w:r>
+        <w:t>)` to the normal `</w:t>
+      </w:r>
+      <w:proofErr w:type="spellStart"/>
+      <w:proofErr w:type="gramStart"/>
+      <w:r>
+        <w:t>createProduct</w:t>
+      </w:r>
+      <w:proofErr w:type="spellEnd"/>
+      <w:r>
+        <w:t>(</w:t>
+      </w:r>
+      <w:proofErr w:type="gramEnd"/>
+      <w:r>
+        <w:t>)` payload.</w:t>
+      </w:r>
+    </w:p>
+    <w:p>
+      <w:pPr>
+        <w:pStyle w:val="ListParagraph"/>
+      </w:pPr>
+      <w:r>
+        <w:t>- To support quick creation as well, add the input to `</w:t>
+      </w:r>
+      <w:proofErr w:type="spellStart"/>
+      <w:proofErr w:type="gramStart"/>
+      <w:r>
+        <w:t>renderQuickProductFields</w:t>
+      </w:r>
+      <w:proofErr w:type="spellEnd"/>
+      <w:r>
+        <w:t>(</w:t>
+      </w:r>
+      <w:proofErr w:type="gramEnd"/>
+      <w:r>
+        <w:t>)` and add `</w:t>
+      </w:r>
+      <w:proofErr w:type="spellStart"/>
+      <w:r>
+        <w:t>supportTier</w:t>
+      </w:r>
+      <w:proofErr w:type="spellEnd"/>
+      <w:r>
+        <w:t xml:space="preserve">: </w:t>
+      </w:r>
+      <w:proofErr w:type="spellStart"/>
+      <w:proofErr w:type="gramStart"/>
+      <w:r>
+        <w:t>nullableString</w:t>
+      </w:r>
+      <w:proofErr w:type="spellEnd"/>
+      <w:r>
+        <w:t>(</w:t>
+      </w:r>
+      <w:proofErr w:type="spellStart"/>
+      <w:r>
+        <w:t>quickProductDraft.supportTier</w:t>
+      </w:r>
+      <w:proofErr w:type="spellEnd"/>
+      <w:r>
+        <w:t>)`</w:t>
+      </w:r>
+      <w:proofErr w:type="gramEnd"/>
+      <w:r>
+        <w:t xml:space="preserve"> to `</w:t>
+      </w:r>
+      <w:proofErr w:type="spellStart"/>
+      <w:proofErr w:type="gramStart"/>
+      <w:r>
+        <w:t>handleCreateQuickProduct</w:t>
+      </w:r>
+      <w:proofErr w:type="spellEnd"/>
+      <w:r>
+        <w:t>(</w:t>
+      </w:r>
+      <w:proofErr w:type="gramEnd"/>
+      <w:r>
+        <w:t>)`.</w:t>
+      </w:r>
+    </w:p>
+    <w:p>
+      <w:r>
+        <w:t>Because `</w:t>
+      </w:r>
+      <w:proofErr w:type="spellStart"/>
+      <w:proofErr w:type="gramStart"/>
+      <w:r>
+        <w:t>createEmptyQuickProductDraft</w:t>
+      </w:r>
+      <w:proofErr w:type="spellEnd"/>
+      <w:r>
+        <w:t>(</w:t>
+      </w:r>
+      <w:proofErr w:type="gramEnd"/>
+      <w:r>
+        <w:t>)` reuses `</w:t>
+      </w:r>
+      <w:proofErr w:type="spellStart"/>
+      <w:proofErr w:type="gramStart"/>
+      <w:r>
+        <w:t>createInitialFormData</w:t>
+      </w:r>
+      <w:proofErr w:type="spellEnd"/>
+      <w:r>
+        <w:t>().product</w:t>
+      </w:r>
+      <w:proofErr w:type="gramEnd"/>
+      <w:r>
+        <w:t>`, the initial value added above is also used by the quick form.</w:t>
+      </w:r>
+    </w:p>
+    <w:p>
+      <w:r>
+        <w:t>Step 8: Optional report support.</w:t>
+      </w:r>
+    </w:p>
+    <w:p>
+      <w:r>
+        <w:t>File: `Backend/report_builder.py`</w:t>
+      </w:r>
+    </w:p>
+    <w:p>
+      <w:r>
+        <w:lastRenderedPageBreak/>
+        <w:t>Add:</w:t>
+      </w:r>
+    </w:p>
+    <w:p/>
+    <w:p>
+      <w:pPr>
+        <w:pStyle w:val="CodeBlock"/>
+      </w:pPr>
+      <w:r>
+        <w:t>_</w:t>
+      </w:r>
+      <w:proofErr w:type="gramStart"/>
+      <w:r>
+        <w:t>field(</w:t>
+      </w:r>
+      <w:proofErr w:type="gramEnd"/>
+      <w:r>
+        <w:t>"products", "</w:t>
+      </w:r>
+      <w:proofErr w:type="spellStart"/>
+      <w:r>
+        <w:t>prd</w:t>
+      </w:r>
+      <w:proofErr w:type="spellEnd"/>
+      <w:r>
+        <w:t>", "</w:t>
+      </w:r>
+      <w:proofErr w:type="spellStart"/>
+      <w:r>
+        <w:t>supportTier</w:t>
+      </w:r>
+      <w:proofErr w:type="spellEnd"/>
+      <w:r>
+        <w:t>", "Support Tier")</w:t>
+      </w:r>
+    </w:p>
+    <w:p/>
+    <w:p>
+      <w:r>
+        <w:t>Put this inside the existing `products` source `fields=(...)` tuple and preserve all existing product report fields.</w:t>
+      </w:r>
+    </w:p>
+    <w:p>
+      <w:r>
+        <w:t>Step 9: Test the whole path.</w:t>
+      </w:r>
+    </w:p>
+    <w:p/>
+    <w:p>
+      <w:pPr>
+        <w:pStyle w:val="CodeBlock"/>
+      </w:pPr>
+      <w:r>
+        <w:t xml:space="preserve">python -m </w:t>
+      </w:r>
+      <w:proofErr w:type="spellStart"/>
+      <w:r>
+        <w:t>compileall</w:t>
+      </w:r>
+      <w:proofErr w:type="spellEnd"/>
+      <w:r>
+        <w:t xml:space="preserve"> -q -x </w:t>
+      </w:r>
+      <w:proofErr w:type="gramStart"/>
+      <w:r>
+        <w:t>".</w:t>
+      </w:r>
+      <w:proofErr w:type="spellStart"/>
+      <w:r>
+        <w:t>venv</w:t>
+      </w:r>
+      <w:proofErr w:type="spellEnd"/>
+      <w:proofErr w:type="gramEnd"/>
+      <w:r>
+        <w:t>" Backend</w:t>
+      </w:r>
+    </w:p>
+    <w:p>
+      <w:pPr>
+        <w:pStyle w:val="CodeBlock"/>
+      </w:pPr>
+      <w:r>
+        <w:t>cd Frontend</w:t>
+      </w:r>
+    </w:p>
+    <w:p>
+      <w:pPr>
+        <w:pStyle w:val="CodeBlock"/>
+      </w:pPr>
+      <w:proofErr w:type="spellStart"/>
+      <w:r>
+        <w:t>npm</w:t>
+      </w:r>
+      <w:proofErr w:type="spellEnd"/>
+      <w:r>
+        <w:t xml:space="preserve"> run build</w:t>
+      </w:r>
+    </w:p>
+    <w:p/>
+    <w:p>
+      <w:r>
+        <w:t>Restart the backend so it runs `</w:t>
+      </w:r>
+      <w:proofErr w:type="spellStart"/>
+      <w:r>
+        <w:t>ensure_product_</w:t>
+      </w:r>
+      <w:proofErr w:type="gramStart"/>
+      <w:r>
+        <w:t>schema</w:t>
+      </w:r>
+      <w:proofErr w:type="spellEnd"/>
+      <w:r>
+        <w:t>(</w:t>
+      </w:r>
+      <w:proofErr w:type="gramEnd"/>
+      <w:r>
+        <w:t>)` and loads the changed models. Then test both paths:</w:t>
+      </w:r>
+    </w:p>
+    <w:p>
+      <w:pPr>
+        <w:pStyle w:val="ListParagraph"/>
+      </w:pPr>
+      <w:r>
+        <w:t>- Create a product with Support Tier and open its detail page.</w:t>
+      </w:r>
+    </w:p>
+    <w:p>
+      <w:pPr>
+        <w:pStyle w:val="ListParagraph"/>
+      </w:pPr>
+      <w:r>
+        <w:t>- Edit Support Tier, save, reload the browser, and confirm the value remains.</w:t>
+      </w:r>
+    </w:p>
+    <w:p>
+      <w:pPr>
+        <w:pStyle w:val="ListParagraph"/>
+      </w:pPr>
+      <w:r>
+        <w:t xml:space="preserve">- If you </w:t>
+      </w:r>
+      <w:proofErr w:type="gramStart"/>
+      <w:r>
+        <w:t>changed</w:t>
+      </w:r>
+      <w:proofErr w:type="gramEnd"/>
+      <w:r>
+        <w:t xml:space="preserve"> the quick form, create a product while creating a case.</w:t>
+      </w:r>
+    </w:p>
+    <w:p>
+      <w:pPr>
+        <w:pStyle w:val="ListParagraph"/>
+      </w:pPr>
+      <w:r>
+        <w:t xml:space="preserve">- If you </w:t>
+      </w:r>
+      <w:proofErr w:type="gramStart"/>
+      <w:r>
+        <w:t>changed</w:t>
+      </w:r>
+      <w:proofErr w:type="gramEnd"/>
+      <w:r>
+        <w:t xml:space="preserve"> reports, select and run the Support Tier field in Reports.</w:t>
+      </w:r>
+    </w:p>
+    <w:p>
+      <w:pPr>
+        <w:pStyle w:val="ListParagraph"/>
+      </w:pPr>
+      <w:r>
+        <w:t>- If an existing database is used, confirm the `</w:t>
+      </w:r>
+      <w:proofErr w:type="spellStart"/>
+      <w:proofErr w:type="gramStart"/>
+      <w:r>
+        <w:t>products.supportTier</w:t>
+      </w:r>
+      <w:proofErr w:type="spellEnd"/>
+      <w:proofErr w:type="gramEnd"/>
+      <w:r>
+        <w:t>` column was created.</w:t>
+      </w:r>
+    </w:p>
+    <w:p>
+      <w:r>
+        <w:t>Common mistakes:</w:t>
+      </w:r>
+    </w:p>
+    <w:p>
+      <w:pPr>
+        <w:pStyle w:val="ListParagraph"/>
+      </w:pPr>
+      <w:r>
+        <w:t>- Adding an input but not adding the field to its `</w:t>
+      </w:r>
+      <w:proofErr w:type="spellStart"/>
+      <w:proofErr w:type="gramStart"/>
+      <w:r>
+        <w:t>createProduct</w:t>
+      </w:r>
+      <w:proofErr w:type="spellEnd"/>
+      <w:r>
+        <w:t>(</w:t>
+      </w:r>
+      <w:proofErr w:type="gramEnd"/>
+      <w:r>
+        <w:t>)` or `</w:t>
+      </w:r>
+      <w:proofErr w:type="spellStart"/>
+      <w:proofErr w:type="gramStart"/>
+      <w:r>
+        <w:t>updateProduct</w:t>
+      </w:r>
+      <w:proofErr w:type="spellEnd"/>
+      <w:r>
+        <w:t>(</w:t>
+      </w:r>
+      <w:proofErr w:type="gramEnd"/>
+      <w:r>
+        <w:t>)` payload. It appears on screen but is never sent.</w:t>
+      </w:r>
+    </w:p>
+    <w:p>
+      <w:pPr>
+        <w:pStyle w:val="ListParagraph"/>
+      </w:pPr>
+      <w:r>
+        <w:t>- Updating `</w:t>
+      </w:r>
+      <w:proofErr w:type="spellStart"/>
+      <w:r>
         <w:t>schema.sql</w:t>
       </w:r>
       <w:proofErr w:type="spellEnd"/>
-    </w:p>
-    <w:p>
-      <w:pPr>
-        <w:pStyle w:val="CodeBlock"/>
-      </w:pPr>
-      <w:proofErr w:type="spellStart"/>
-      <w:r>
-        <w:t>mysql</w:t>
-      </w:r>
-      <w:proofErr w:type="spellEnd"/>
-      <w:r>
-        <w:t xml:space="preserve"> -u root -p </w:t>
-      </w:r>
-      <w:proofErr w:type="spellStart"/>
-      <w:r>
-        <w:t>crm</w:t>
-      </w:r>
-      <w:proofErr w:type="spellEnd"/>
-      <w:r>
-        <w:t xml:space="preserve"> &lt; Backend/</w:t>
-      </w:r>
-      <w:proofErr w:type="spellStart"/>
-      <w:r>
-        <w:t>sql</w:t>
-      </w:r>
-      <w:proofErr w:type="spellEnd"/>
-      <w:r>
-        <w:t>/</w:t>
-      </w:r>
-      <w:proofErr w:type="spellStart"/>
-      <w:r>
-        <w:t>seed.sql</w:t>
-      </w:r>
-      <w:proofErr w:type="spellEnd"/>
+      <w:r>
+        <w:t>` only. Existing databases do not rerun the initial `CREATE TABLE` definition, so they still need the startup migration.</w:t>
+      </w:r>
+    </w:p>
+    <w:p>
+      <w:pPr>
+        <w:pStyle w:val="ListParagraph"/>
+      </w:pPr>
+      <w:r>
+        <w:t>- Updating `</w:t>
+      </w:r>
+      <w:proofErr w:type="spellStart"/>
+      <w:r>
+        <w:t>ProductRecord</w:t>
+      </w:r>
+      <w:proofErr w:type="spellEnd"/>
+      <w:r>
+        <w:t>` only. The backend still rejects or drops the field unless `</w:t>
+      </w:r>
+      <w:proofErr w:type="spellStart"/>
+      <w:r>
+        <w:t>ProductCreate</w:t>
+      </w:r>
+      <w:proofErr w:type="spellEnd"/>
+      <w:r>
+        <w:t>` and `</w:t>
+      </w:r>
+      <w:proofErr w:type="spellStart"/>
+      <w:r>
+        <w:t>PRODUCT_CONFIG.data_fields</w:t>
+      </w:r>
+      <w:proofErr w:type="spellEnd"/>
+      <w:r>
+        <w:t>` also include it.</w:t>
+      </w:r>
+    </w:p>
+    <w:p>
+      <w:pPr>
+        <w:pStyle w:val="Heading2"/>
+      </w:pPr>
+      <w:r>
+        <w:t>AI prompt (alternative to the manual steps)</w:t>
+      </w:r>
+    </w:p>
+    <w:p>
+      <w:r>
+        <w:t>Copy and paste this prompt into an AI coding assistant that has access to this repository:</w:t>
+      </w:r>
     </w:p>
     <w:p/>
     <w:p>
-      <w:r>
-        <w:t>The `-p` flag asks MySQL for the password interactively; the password is not the letter `p`.</w:t>
-      </w:r>
-    </w:p>
-    <w:p>
-      <w:pPr>
-        <w:pStyle w:val="Heading2"/>
-      </w:pPr>
-      <w:r>
-        <w:t>2. Start the backend</w:t>
-      </w:r>
-    </w:p>
-    <w:p>
-      <w:r>
-        <w:t>Windows PowerShell:</w:t>
+      <w:pPr>
+        <w:pStyle w:val="CodeBlock"/>
+      </w:pPr>
+      <w:r>
+        <w:t xml:space="preserve">Add an optional text field named </w:t>
+      </w:r>
+      <w:proofErr w:type="spellStart"/>
+      <w:r>
+        <w:t>supportTier</w:t>
+      </w:r>
+      <w:proofErr w:type="spellEnd"/>
+      <w:r>
+        <w:t xml:space="preserve">, displayed as "Support Tier", to products across the entire application. Inspect the current implementation and follow an existing optional product field through every layer. Update the fresh-install database schema, the idempotent startup migration for existing databases, backend </w:t>
+      </w:r>
+      <w:proofErr w:type="spellStart"/>
+      <w:r>
+        <w:t>ProductRecord</w:t>
+      </w:r>
+      <w:proofErr w:type="spellEnd"/>
+      <w:r>
+        <w:t xml:space="preserve"> and </w:t>
+      </w:r>
+      <w:proofErr w:type="spellStart"/>
+      <w:r>
+        <w:t>ProductCreate</w:t>
+      </w:r>
+      <w:proofErr w:type="spellEnd"/>
+      <w:r>
+        <w:t xml:space="preserve"> models, PRODUCT_CONFIG data fields/labels/search/null handling, the frontend </w:t>
+      </w:r>
+      <w:proofErr w:type="spellStart"/>
+      <w:r>
+        <w:t>ProductRecord</w:t>
+      </w:r>
+      <w:proofErr w:type="spellEnd"/>
+      <w:r>
+        <w:t xml:space="preserve"> type, the Product list/detail/edit/save UI, normal product creation, and quick product creation inside </w:t>
+      </w:r>
+      <w:r>
+        <w:lastRenderedPageBreak/>
+        <w:t xml:space="preserve">case creation. Also expose Support Tier in the product report fields. Preserve all existing configuration entries and behavior rather than replacing whole collections or blocks. Run the backend compile check and frontend build. Then summarize every changed file and provide a browser test checklist covering </w:t>
+      </w:r>
+      <w:proofErr w:type="gramStart"/>
+      <w:r>
+        <w:t>create</w:t>
+      </w:r>
+      <w:proofErr w:type="gramEnd"/>
+      <w:r>
+        <w:t>, quick create, edit, reload persistence, database migration, search, and reports.</w:t>
       </w:r>
     </w:p>
     <w:p/>
-    <w:p>
-      <w:pPr>
-        <w:pStyle w:val="CodeBlock"/>
-      </w:pPr>
-      <w:r>
-        <w:t>cd Backend</w:t>
-      </w:r>
-    </w:p>
-    <w:p>
-      <w:pPr>
-        <w:pStyle w:val="CodeBlock"/>
-      </w:pPr>
-      <w:r>
-        <w:t xml:space="preserve">python -m </w:t>
-      </w:r>
-      <w:proofErr w:type="spellStart"/>
-      <w:proofErr w:type="gramStart"/>
-      <w:r>
-        <w:t>venv</w:t>
-      </w:r>
-      <w:proofErr w:type="spellEnd"/>
-      <w:r>
-        <w:t xml:space="preserve"> .</w:t>
-      </w:r>
-      <w:proofErr w:type="spellStart"/>
-      <w:r>
-        <w:t>venv</w:t>
-      </w:r>
-      <w:proofErr w:type="spellEnd"/>
-      <w:proofErr w:type="gramEnd"/>
-    </w:p>
-    <w:p>
-      <w:pPr>
-        <w:pStyle w:val="CodeBlock"/>
-      </w:pPr>
-      <w:r>
-        <w:t>.\.</w:t>
-      </w:r>
-      <w:proofErr w:type="spellStart"/>
-      <w:r>
-        <w:t>venv</w:t>
-      </w:r>
-      <w:proofErr w:type="spellEnd"/>
-      <w:r>
-        <w:t>\Scripts\Activate.ps1</w:t>
-      </w:r>
-    </w:p>
-    <w:p>
-      <w:pPr>
-        <w:pStyle w:val="CodeBlock"/>
-      </w:pPr>
-      <w:r>
-        <w:t>pip install -r requirements.txt</w:t>
-      </w:r>
-    </w:p>
-    <w:p>
-      <w:pPr>
-        <w:pStyle w:val="CodeBlock"/>
-      </w:pPr>
-      <w:r>
-        <w:t>python main.py</w:t>
-      </w:r>
-    </w:p>
-    <w:p/>
-    <w:p>
-      <w:r>
-        <w:t>Linux or macOS shell:</w:t>
-      </w:r>
-    </w:p>
-    <w:p/>
-    <w:p>
-      <w:pPr>
-        <w:pStyle w:val="CodeBlock"/>
-      </w:pPr>
-      <w:r>
-        <w:t>cd Backend</w:t>
-      </w:r>
-    </w:p>
-    <w:p>
-      <w:pPr>
-        <w:pStyle w:val="CodeBlock"/>
-      </w:pPr>
-      <w:r>
-        <w:t xml:space="preserve">python3 -m </w:t>
-      </w:r>
-      <w:proofErr w:type="spellStart"/>
-      <w:proofErr w:type="gramStart"/>
-      <w:r>
-        <w:t>venv</w:t>
-      </w:r>
-      <w:proofErr w:type="spellEnd"/>
-      <w:r>
-        <w:t xml:space="preserve"> .</w:t>
-      </w:r>
-      <w:proofErr w:type="spellStart"/>
-      <w:r>
-        <w:t>venv</w:t>
-      </w:r>
-      <w:proofErr w:type="spellEnd"/>
-      <w:proofErr w:type="gramEnd"/>
-    </w:p>
-    <w:p>
-      <w:pPr>
-        <w:pStyle w:val="CodeBlock"/>
-      </w:pPr>
-      <w:proofErr w:type="gramStart"/>
-      <w:r>
-        <w:t>source .</w:t>
-      </w:r>
-      <w:proofErr w:type="spellStart"/>
-      <w:r>
-        <w:t>venv</w:t>
-      </w:r>
-      <w:proofErr w:type="spellEnd"/>
-      <w:proofErr w:type="gramEnd"/>
-      <w:r>
-        <w:t>/bin/activate</w:t>
-      </w:r>
-    </w:p>
-    <w:p>
-      <w:pPr>
-        <w:pStyle w:val="CodeBlock"/>
-      </w:pPr>
-      <w:r>
-        <w:t>pip install -r requirements.txt</w:t>
-      </w:r>
-    </w:p>
-    <w:p>
-      <w:pPr>
-        <w:pStyle w:val="CodeBlock"/>
-      </w:pPr>
-      <w:r>
-        <w:t>python3 main.py</w:t>
-      </w:r>
-    </w:p>
-    <w:p/>
-    <w:p>
-      <w:r>
-        <w:t>The backend startup hooks create supporting tables, migrate certain older columns, and ensure an active administrator exists. They do not replace the initial schema import.</w:t>
-      </w:r>
-    </w:p>
-    <w:p>
-      <w:r>
-        <w:t>Expected backend addresses:</w:t>
-      </w:r>
-    </w:p>
-    <w:p/>
-    <w:p>
-      <w:pPr>
-        <w:pStyle w:val="CodeBlock"/>
-      </w:pPr>
-      <w:r>
-        <w:t>Application: http://localhost:4000</w:t>
-      </w:r>
-    </w:p>
-    <w:p>
-      <w:pPr>
-        <w:pStyle w:val="CodeBlock"/>
-      </w:pPr>
-      <w:r>
-        <w:t>Health check: http://localhost:4000/health</w:t>
-      </w:r>
-    </w:p>
-    <w:p>
-      <w:pPr>
-        <w:pStyle w:val="CodeBlock"/>
-      </w:pPr>
-      <w:r>
-        <w:t>Interactive API documentation: http://localhost:4000/docs</w:t>
-      </w:r>
-    </w:p>
-    <w:p/>
-    <w:p>
-      <w:r>
-        <w:t>The health response should say `"status": "ok"` and `"database": "connected"`. If it says disconnected, check MySQL and the `DB_*` settings in `Backend</w:t>
-      </w:r>
-      <w:proofErr w:type="gramStart"/>
-      <w:r>
-        <w:t>/.env</w:t>
-      </w:r>
-      <w:proofErr w:type="gramEnd"/>
-      <w:r>
-        <w:t>`.</w:t>
-      </w:r>
-    </w:p>
-    <w:p>
-      <w:pPr>
-        <w:pStyle w:val="Heading2"/>
-      </w:pPr>
-      <w:r>
-        <w:t>3. Start the frontend</w:t>
-      </w:r>
-    </w:p>
-    <w:p>
-      <w:r>
-        <w:t>Open a second terminal at the repository root:</w:t>
-      </w:r>
-    </w:p>
-    <w:p/>
-    <w:p>
-      <w:pPr>
-        <w:pStyle w:val="CodeBlock"/>
-      </w:pPr>
-      <w:r>
-        <w:lastRenderedPageBreak/>
-        <w:t>cd Frontend</w:t>
-      </w:r>
-    </w:p>
-    <w:p>
-      <w:pPr>
-        <w:pStyle w:val="CodeBlock"/>
-      </w:pPr>
-      <w:proofErr w:type="spellStart"/>
-      <w:r>
-        <w:t>npm</w:t>
-      </w:r>
-      <w:proofErr w:type="spellEnd"/>
-      <w:r>
-        <w:t xml:space="preserve"> install</w:t>
-      </w:r>
-    </w:p>
-    <w:p>
-      <w:pPr>
-        <w:pStyle w:val="CodeBlock"/>
-      </w:pPr>
-      <w:proofErr w:type="spellStart"/>
-      <w:r>
-        <w:t>npm</w:t>
-      </w:r>
-      <w:proofErr w:type="spellEnd"/>
-      <w:r>
-        <w:t xml:space="preserve"> run dev</w:t>
-      </w:r>
-    </w:p>
-    <w:p/>
-    <w:p>
-      <w:r>
-        <w:t>Expected frontend:</w:t>
-      </w:r>
-    </w:p>
-    <w:p/>
-    <w:p>
-      <w:pPr>
-        <w:pStyle w:val="CodeBlock"/>
-      </w:pPr>
-      <w:r>
-        <w:t>http://localhost:5173</w:t>
-      </w:r>
-    </w:p>
-    <w:p/>
-    <w:p>
-      <w:r>
-        <w:t>During local development, Vite proxies `/</w:t>
-      </w:r>
-      <w:proofErr w:type="spellStart"/>
-      <w:r>
-        <w:t>api</w:t>
-      </w:r>
-      <w:proofErr w:type="spellEnd"/>
-      <w:r>
-        <w:t>` to the backend on port `4000`.</w:t>
-      </w:r>
-    </w:p>
-    <w:p>
-      <w:pPr>
-        <w:pStyle w:val="Heading1"/>
-      </w:pPr>
-      <w:r>
-        <w:t>Before you edit</w:t>
-      </w:r>
-    </w:p>
-    <w:p>
-      <w:r>
-        <w:t>Use this checklist before touching code:</w:t>
-      </w:r>
-    </w:p>
-    <w:p>
-      <w:pPr>
-        <w:pStyle w:val="ListParagraph"/>
-      </w:pPr>
-      <w:r>
-        <w:t xml:space="preserve">- Know which layer you are </w:t>
-      </w:r>
-      <w:proofErr w:type="gramStart"/>
-      <w:r>
-        <w:t>changing:</w:t>
-      </w:r>
-      <w:proofErr w:type="gramEnd"/>
-      <w:r>
-        <w:t xml:space="preserve"> frontend, backend, database, or all three.</w:t>
-      </w:r>
-    </w:p>
-    <w:p>
-      <w:pPr>
-        <w:pStyle w:val="ListParagraph"/>
-      </w:pPr>
-      <w:r>
-        <w:t>- Search first with `</w:t>
-      </w:r>
-      <w:proofErr w:type="spellStart"/>
-      <w:r>
-        <w:t>rg</w:t>
-      </w:r>
-      <w:proofErr w:type="spellEnd"/>
-      <w:r>
-        <w:t>`, for example `</w:t>
-      </w:r>
-      <w:proofErr w:type="spellStart"/>
-      <w:r>
-        <w:t>rg</w:t>
-      </w:r>
-      <w:proofErr w:type="spellEnd"/>
-      <w:r>
-        <w:t xml:space="preserve"> "</w:t>
-      </w:r>
-      <w:proofErr w:type="spellStart"/>
-      <w:r>
-        <w:t>casePriorities</w:t>
-      </w:r>
-      <w:proofErr w:type="spellEnd"/>
-      <w:r>
-        <w:t>"`.</w:t>
-      </w:r>
-    </w:p>
-    <w:p>
-      <w:pPr>
-        <w:pStyle w:val="ListParagraph"/>
-      </w:pPr>
-      <w:r>
-        <w:t>- If a value is validated in both TypeScript and Python, update both.</w:t>
-      </w:r>
-    </w:p>
-    <w:p>
-      <w:pPr>
-        <w:pStyle w:val="ListParagraph"/>
-      </w:pPr>
-      <w:r>
-        <w:t>- If you add a database column, update both the initial schema for new installations and the service startup migration hook for existing installations.</w:t>
-      </w:r>
-    </w:p>
-    <w:p>
-      <w:pPr>
-        <w:pStyle w:val="ListParagraph"/>
-      </w:pPr>
-      <w:r>
-        <w:t xml:space="preserve">- Follow the same field all the way </w:t>
-      </w:r>
-      <w:proofErr w:type="gramStart"/>
-      <w:r>
-        <w:t>through:</w:t>
-      </w:r>
-      <w:proofErr w:type="gramEnd"/>
-      <w:r>
-        <w:t xml:space="preserve"> database, backend model/config, frontend type, form state, request payload, and display.</w:t>
-      </w:r>
-    </w:p>
-    <w:p>
-      <w:pPr>
-        <w:pStyle w:val="ListParagraph"/>
-      </w:pPr>
-      <w:r>
-        <w:t>- Run a frontend build after TypeScript changes: `</w:t>
-      </w:r>
-      <w:proofErr w:type="spellStart"/>
-      <w:r>
-        <w:t>npm</w:t>
-      </w:r>
-      <w:proofErr w:type="spellEnd"/>
-      <w:r>
-        <w:t xml:space="preserve"> run build` from `Frontend/`.</w:t>
-      </w:r>
-    </w:p>
-    <w:p>
-      <w:pPr>
-        <w:pStyle w:val="ListParagraph"/>
-      </w:pPr>
-      <w:r>
-        <w:t xml:space="preserve">- At minimum, compile the backend after Python changes: `python -m </w:t>
-      </w:r>
-      <w:proofErr w:type="spellStart"/>
-      <w:r>
-        <w:t>compileall</w:t>
-      </w:r>
-      <w:proofErr w:type="spellEnd"/>
-      <w:r>
-        <w:t xml:space="preserve"> -q -x </w:t>
-      </w:r>
-      <w:proofErr w:type="gramStart"/>
-      <w:r>
-        <w:t>".</w:t>
-      </w:r>
-      <w:proofErr w:type="spellStart"/>
-      <w:r>
-        <w:t>venv</w:t>
-      </w:r>
-      <w:proofErr w:type="spellEnd"/>
-      <w:proofErr w:type="gramEnd"/>
-      <w:r>
-        <w:t xml:space="preserve">" Backend` from the repository root. Excluding </w:t>
-      </w:r>
-      <w:proofErr w:type="gramStart"/>
-      <w:r>
-        <w:t>`.</w:t>
-      </w:r>
-      <w:proofErr w:type="spellStart"/>
-      <w:r>
-        <w:t>venv</w:t>
-      </w:r>
-      <w:proofErr w:type="spellEnd"/>
-      <w:proofErr w:type="gramEnd"/>
-      <w:r>
-        <w:t>` avoids compiling installed third-party packages.</w:t>
-      </w:r>
-    </w:p>
-    <w:p>
-      <w:pPr>
-        <w:pStyle w:val="ListParagraph"/>
-      </w:pPr>
-      <w:r>
-        <w:t>- Restart the backend after changing Python; Vite normally reloads frontend changes automatically.</w:t>
-      </w:r>
-    </w:p>
-    <w:p>
-      <w:pPr>
-        <w:pStyle w:val="ListParagraph"/>
-      </w:pPr>
-      <w:r>
-        <w:t>- Test the actual screen you changed in the browser.</w:t>
-      </w:r>
-    </w:p>
-    <w:p>
-      <w:pPr>
-        <w:pStyle w:val="Heading1"/>
-      </w:pPr>
-      <w:r>
-        <w:t>Example 1: Add a new Case priority</w:t>
-      </w:r>
-    </w:p>
-    <w:p>
-      <w:r>
-        <w:t>Goal: Add a new priority named `Critical`.</w:t>
-      </w:r>
-    </w:p>
-    <w:p>
-      <w:r>
-        <w:t>This is a good beginner change because the database column is plain text, but the app still validates allowed values in both frontend and backend code.</w:t>
-      </w:r>
-    </w:p>
-    <w:p>
-      <w:r>
-        <w:t>Step 1: Update the dropdown list.</w:t>
-      </w:r>
-    </w:p>
-    <w:p>
-      <w:r>
-        <w:t>File: `Frontend/</w:t>
-      </w:r>
-      <w:proofErr w:type="spellStart"/>
-      <w:r>
-        <w:t>src</w:t>
-      </w:r>
-      <w:proofErr w:type="spellEnd"/>
-      <w:r>
-        <w:t>/app/data/</w:t>
-      </w:r>
-      <w:proofErr w:type="spellStart"/>
-      <w:r>
-        <w:t>caseOptions.ts</w:t>
-      </w:r>
-      <w:proofErr w:type="spellEnd"/>
-      <w:r>
-        <w:t>`</w:t>
-      </w:r>
-    </w:p>
-    <w:p/>
-    <w:p>
-      <w:pPr>
-        <w:pStyle w:val="CodeBlock"/>
-      </w:pPr>
-      <w:r>
-        <w:t xml:space="preserve">export const </w:t>
-      </w:r>
-      <w:proofErr w:type="spellStart"/>
-      <w:r>
-        <w:t>casePriorities</w:t>
-      </w:r>
-      <w:proofErr w:type="spellEnd"/>
-      <w:r>
-        <w:t xml:space="preserve">: </w:t>
-      </w:r>
-      <w:proofErr w:type="spellStart"/>
-      <w:proofErr w:type="gramStart"/>
-      <w:r>
-        <w:t>CasePriority</w:t>
-      </w:r>
-      <w:proofErr w:type="spellEnd"/>
-      <w:r>
-        <w:t>[</w:t>
-      </w:r>
-      <w:proofErr w:type="gramEnd"/>
-      <w:r>
-        <w:t>] = ["Low", "Medium", "High", "Critical"];</w:t>
-      </w:r>
-    </w:p>
-    <w:p/>
-    <w:p>
-      <w:r>
-        <w:t>Step 2: Update the frontend TypeScript type.</w:t>
-      </w:r>
-    </w:p>
-    <w:p>
-      <w:r>
-        <w:t>File: `Frontend/</w:t>
-      </w:r>
-      <w:proofErr w:type="spellStart"/>
-      <w:r>
-        <w:t>src</w:t>
-      </w:r>
-      <w:proofErr w:type="spellEnd"/>
-      <w:r>
-        <w:t>/app/services/</w:t>
-      </w:r>
-      <w:proofErr w:type="spellStart"/>
-      <w:r>
-        <w:t>api</w:t>
-      </w:r>
-      <w:proofErr w:type="spellEnd"/>
-      <w:r>
-        <w:t>/</w:t>
-      </w:r>
-      <w:proofErr w:type="spellStart"/>
-      <w:r>
-        <w:t>types.ts</w:t>
-      </w:r>
-      <w:proofErr w:type="spellEnd"/>
-      <w:r>
-        <w:t>`</w:t>
-      </w:r>
-    </w:p>
-    <w:p/>
-    <w:p>
-      <w:pPr>
-        <w:pStyle w:val="CodeBlock"/>
-      </w:pPr>
-      <w:proofErr w:type="gramStart"/>
-      <w:r>
-        <w:t>export</w:t>
-      </w:r>
-      <w:proofErr w:type="gramEnd"/>
-      <w:r>
-        <w:t xml:space="preserve"> type </w:t>
-      </w:r>
-      <w:proofErr w:type="spellStart"/>
-      <w:r>
-        <w:t>CasePriority</w:t>
-      </w:r>
-      <w:proofErr w:type="spellEnd"/>
-      <w:r>
-        <w:t xml:space="preserve"> = 'Low' | 'Medium' | 'High' | 'Critical';</w:t>
-      </w:r>
-    </w:p>
-    <w:p/>
-    <w:p>
-      <w:r>
-        <w:t xml:space="preserve">Step 3: Update the backend </w:t>
-      </w:r>
-      <w:proofErr w:type="spellStart"/>
-      <w:r>
-        <w:t>Pydantic</w:t>
-      </w:r>
-      <w:proofErr w:type="spellEnd"/>
-      <w:r>
-        <w:t xml:space="preserve"> validation.</w:t>
-      </w:r>
-    </w:p>
-    <w:p>
-      <w:r>
-        <w:t>File: `Backend/schemas.py`</w:t>
-      </w:r>
-    </w:p>
-    <w:p/>
-    <w:p>
-      <w:pPr>
-        <w:pStyle w:val="CodeBlock"/>
-      </w:pPr>
-      <w:proofErr w:type="spellStart"/>
-      <w:r>
-        <w:t>CasePriority</w:t>
-      </w:r>
-      <w:proofErr w:type="spellEnd"/>
-      <w:r>
-        <w:t xml:space="preserve"> = </w:t>
-      </w:r>
-      <w:proofErr w:type="gramStart"/>
-      <w:r>
-        <w:t>Literal[</w:t>
-      </w:r>
-      <w:proofErr w:type="gramEnd"/>
-      <w:r>
-        <w:t>"Low", "Medium", "High", "Critical"]</w:t>
-      </w:r>
-    </w:p>
-    <w:p/>
-    <w:p>
-      <w:r>
-        <w:t>Step 4: Add a badge color if you want it to look intentional in the UI.</w:t>
-      </w:r>
-    </w:p>
-    <w:p>
-      <w:r>
-        <w:t>File: `Frontend/</w:t>
-      </w:r>
-      <w:proofErr w:type="spellStart"/>
-      <w:r>
-        <w:t>src</w:t>
-      </w:r>
-      <w:proofErr w:type="spellEnd"/>
-      <w:r>
-        <w:t>/app/data/</w:t>
-      </w:r>
-      <w:proofErr w:type="spellStart"/>
-      <w:r>
-        <w:t>recordStyles.ts</w:t>
-      </w:r>
-      <w:proofErr w:type="spellEnd"/>
-      <w:r>
-        <w:t>`</w:t>
-      </w:r>
-    </w:p>
-    <w:p>
-      <w:r>
-        <w:t>Add this line inside `</w:t>
-      </w:r>
-      <w:proofErr w:type="spellStart"/>
-      <w:r>
-        <w:t>casePriorityColors</w:t>
-      </w:r>
-      <w:proofErr w:type="spellEnd"/>
-      <w:r>
-        <w:t>`:</w:t>
-      </w:r>
-    </w:p>
-    <w:p/>
-    <w:p>
-      <w:pPr>
-        <w:pStyle w:val="CodeBlock"/>
-      </w:pPr>
-      <w:r>
-        <w:t>Critical: "bg-red-100 text-red-800",</w:t>
-      </w:r>
-    </w:p>
-    <w:p/>
-    <w:p>
-      <w:r>
-        <w:t>Step 5: Test it.</w:t>
-      </w:r>
-    </w:p>
-    <w:p/>
-    <w:p>
-      <w:pPr>
-        <w:pStyle w:val="CodeBlock"/>
-      </w:pPr>
-      <w:r>
-        <w:t xml:space="preserve">python -m </w:t>
-      </w:r>
-      <w:proofErr w:type="spellStart"/>
-      <w:r>
-        <w:t>compileall</w:t>
-      </w:r>
-      <w:proofErr w:type="spellEnd"/>
-      <w:r>
-        <w:t xml:space="preserve"> -q -x </w:t>
-      </w:r>
-      <w:proofErr w:type="gramStart"/>
-      <w:r>
-        <w:t>".</w:t>
-      </w:r>
-      <w:proofErr w:type="spellStart"/>
-      <w:r>
-        <w:t>venv</w:t>
-      </w:r>
-      <w:proofErr w:type="spellEnd"/>
-      <w:proofErr w:type="gramEnd"/>
-      <w:r>
-        <w:t>" Backend</w:t>
-      </w:r>
-    </w:p>
-    <w:p>
-      <w:pPr>
-        <w:pStyle w:val="CodeBlock"/>
-      </w:pPr>
-      <w:r>
-        <w:t>cd Frontend</w:t>
-      </w:r>
-    </w:p>
-    <w:p>
-      <w:pPr>
-        <w:pStyle w:val="CodeBlock"/>
-      </w:pPr>
-      <w:proofErr w:type="spellStart"/>
-      <w:r>
-        <w:t>npm</w:t>
-      </w:r>
-      <w:proofErr w:type="spellEnd"/>
-      <w:r>
-        <w:t xml:space="preserve"> run build</w:t>
-      </w:r>
-    </w:p>
-    <w:p/>
-    <w:p>
-      <w:r>
-        <w:t>Restart the backend so the changed Python model is loaded. Then open the app, create or edit a case, and confirm `Critical` appears, saves, and still appears after reloading the page.</w:t>
-      </w:r>
-    </w:p>
-    <w:p>
-      <w:r>
-        <w:t xml:space="preserve">Common mistake: only editing the frontend dropdown. If the backend type is not updated, the browser may show the new </w:t>
-      </w:r>
-      <w:proofErr w:type="gramStart"/>
-      <w:r>
-        <w:t>option</w:t>
-      </w:r>
-      <w:proofErr w:type="gramEnd"/>
-      <w:r>
-        <w:t xml:space="preserve"> but the API can reject the save.</w:t>
-      </w:r>
-    </w:p>
-    <w:p>
-      <w:pPr>
-        <w:pStyle w:val="Heading1"/>
-      </w:pPr>
-      <w:r>
-        <w:t>Example 2: Edit the page help guide text</w:t>
-      </w:r>
-    </w:p>
-    <w:p>
-      <w:r>
-        <w:t>Goal: Change the guided tips shown on a page.</w:t>
-      </w:r>
-    </w:p>
-    <w:p>
-      <w:r>
-        <w:t>File: `Frontend/</w:t>
-      </w:r>
-      <w:proofErr w:type="spellStart"/>
-      <w:r>
-        <w:t>src</w:t>
-      </w:r>
-      <w:proofErr w:type="spellEnd"/>
-      <w:r>
-        <w:t>/app/data/</w:t>
-      </w:r>
-      <w:proofErr w:type="spellStart"/>
-      <w:r>
-        <w:t>pageGuides.ts</w:t>
-      </w:r>
-      <w:proofErr w:type="spellEnd"/>
-      <w:r>
-        <w:t>`</w:t>
-      </w:r>
-    </w:p>
-    <w:p>
-      <w:r>
-        <w:t>Each page has a list of guide steps:</w:t>
-      </w:r>
-    </w:p>
-    <w:p/>
-    <w:p>
-      <w:pPr>
-        <w:pStyle w:val="CodeBlock"/>
-      </w:pPr>
-      <w:r>
-        <w:lastRenderedPageBreak/>
-        <w:t xml:space="preserve">export const </w:t>
-      </w:r>
-      <w:proofErr w:type="spellStart"/>
-      <w:r>
-        <w:t>productGuideSteps</w:t>
-      </w:r>
-      <w:proofErr w:type="spellEnd"/>
-      <w:r>
-        <w:t xml:space="preserve">: </w:t>
-      </w:r>
-      <w:proofErr w:type="spellStart"/>
-      <w:proofErr w:type="gramStart"/>
-      <w:r>
-        <w:t>PageGuideStep</w:t>
-      </w:r>
-      <w:proofErr w:type="spellEnd"/>
-      <w:r>
-        <w:t>[</w:t>
-      </w:r>
-      <w:proofErr w:type="gramEnd"/>
-      <w:r>
-        <w:t>] = [</w:t>
-      </w:r>
-    </w:p>
-    <w:p>
-      <w:pPr>
-        <w:pStyle w:val="CodeBlock"/>
-      </w:pPr>
-      <w:r>
-        <w:t xml:space="preserve">  {</w:t>
-      </w:r>
-    </w:p>
-    <w:p>
-      <w:pPr>
-        <w:pStyle w:val="CodeBlock"/>
-      </w:pPr>
-      <w:r>
-        <w:t xml:space="preserve">    </w:t>
-      </w:r>
-      <w:proofErr w:type="spellStart"/>
-      <w:r>
-        <w:t>targetId</w:t>
-      </w:r>
-      <w:proofErr w:type="spellEnd"/>
-      <w:r>
-        <w:t>: "products-intro",</w:t>
-      </w:r>
-    </w:p>
-    <w:p>
-      <w:pPr>
-        <w:pStyle w:val="CodeBlock"/>
-      </w:pPr>
-      <w:r>
-        <w:t xml:space="preserve">    title: "Product catalog",</w:t>
-      </w:r>
-    </w:p>
-    <w:p>
-      <w:pPr>
-        <w:pStyle w:val="CodeBlock"/>
-      </w:pPr>
-      <w:r>
-        <w:t xml:space="preserve">    description: "Products keep the Fortinet catalog available for linking to cases and customer work.",</w:t>
-      </w:r>
-    </w:p>
-    <w:p>
-      <w:pPr>
-        <w:pStyle w:val="CodeBlock"/>
-      </w:pPr>
-      <w:r>
-        <w:t xml:space="preserve">  },</w:t>
-      </w:r>
-    </w:p>
-    <w:p>
-      <w:pPr>
-        <w:pStyle w:val="CodeBlock"/>
-      </w:pPr>
-      <w:r>
-        <w:t>];</w:t>
-      </w:r>
-    </w:p>
-    <w:p/>
-    <w:p>
-      <w:r>
-        <w:t>Change the `title` or `description` text.</w:t>
-      </w:r>
-    </w:p>
-    <w:p>
-      <w:r>
-        <w:t>Important rule: `</w:t>
-      </w:r>
-      <w:proofErr w:type="spellStart"/>
-      <w:r>
-        <w:t>targetId</w:t>
-      </w:r>
-      <w:proofErr w:type="spellEnd"/>
-      <w:r>
-        <w:t>` must match a `data-guide-id` in the page component. For products, the page is `Frontend/</w:t>
-      </w:r>
-      <w:proofErr w:type="spellStart"/>
-      <w:r>
-        <w:t>src</w:t>
-      </w:r>
-      <w:proofErr w:type="spellEnd"/>
-      <w:r>
-        <w:t>/app/pages/</w:t>
-      </w:r>
-      <w:proofErr w:type="spellStart"/>
-      <w:r>
-        <w:t>Product.tsx</w:t>
-      </w:r>
-      <w:proofErr w:type="spellEnd"/>
-      <w:r>
-        <w:t>`.</w:t>
-      </w:r>
-    </w:p>
-    <w:p>
-      <w:r>
-        <w:t xml:space="preserve">Example target </w:t>
-      </w:r>
-      <w:proofErr w:type="gramStart"/>
-      <w:r>
-        <w:t>in</w:t>
-      </w:r>
-      <w:proofErr w:type="gramEnd"/>
-      <w:r>
-        <w:t xml:space="preserve"> the page:</w:t>
-      </w:r>
-    </w:p>
-    <w:p/>
-    <w:p>
-      <w:pPr>
-        <w:pStyle w:val="CodeBlock"/>
-      </w:pPr>
-      <w:r>
-        <w:t>&lt;div data-guide-id="products-intro"&gt;</w:t>
-      </w:r>
-    </w:p>
-    <w:p/>
-    <w:p>
-      <w:r>
-        <w:t>If the `</w:t>
-      </w:r>
-      <w:proofErr w:type="spellStart"/>
-      <w:r>
-        <w:t>targetId</w:t>
-      </w:r>
-      <w:proofErr w:type="spellEnd"/>
-      <w:r>
-        <w:t>` does not match, the guide step will not point at the right screen area.</w:t>
-      </w:r>
-    </w:p>
-    <w:p>
-      <w:r>
-        <w:t>Test with:</w:t>
-      </w:r>
-    </w:p>
-    <w:p/>
-    <w:p>
-      <w:pPr>
-        <w:pStyle w:val="CodeBlock"/>
-      </w:pPr>
-      <w:r>
-        <w:t>cd Frontend</w:t>
-      </w:r>
-    </w:p>
-    <w:p>
-      <w:pPr>
-        <w:pStyle w:val="CodeBlock"/>
-      </w:pPr>
-      <w:proofErr w:type="spellStart"/>
-      <w:r>
-        <w:t>npm</w:t>
-      </w:r>
-      <w:proofErr w:type="spellEnd"/>
-      <w:r>
-        <w:t xml:space="preserve"> run build</w:t>
-      </w:r>
-    </w:p>
-    <w:p/>
-    <w:p>
-      <w:r>
-        <w:t>Then open the page and launch the guide.</w:t>
-      </w:r>
-    </w:p>
-    <w:p>
-      <w:pPr>
-        <w:pStyle w:val="Heading1"/>
-      </w:pPr>
-      <w:r>
-        <w:t>Example 3: Add a field to the report builder</w:t>
-      </w:r>
-    </w:p>
-    <w:p>
-      <w:r>
-        <w:t>Goal: Let Reports use the Knock URL field.</w:t>
-      </w:r>
-    </w:p>
-    <w:p>
-      <w:r>
-        <w:t>The `knocks` table already has a `</w:t>
-      </w:r>
-      <w:proofErr w:type="spellStart"/>
-      <w:r>
-        <w:t>knockUrl</w:t>
-      </w:r>
-      <w:proofErr w:type="spellEnd"/>
-      <w:r>
-        <w:t>` column, but the report builder only exposes fields listed in `Backend/report_builder.py`.</w:t>
-      </w:r>
-    </w:p>
-    <w:p>
-      <w:r>
-        <w:t>File: `Backend/report_builder.py`</w:t>
-      </w:r>
-    </w:p>
-    <w:p>
-      <w:r>
-        <w:t>Find the `knocks` entry in `SOURCE_DEFS`. Inside its existing `fields=(...)` tuple, add this one line after the `</w:t>
-      </w:r>
-      <w:proofErr w:type="spellStart"/>
-      <w:r>
-        <w:t>knockId</w:t>
-      </w:r>
-      <w:proofErr w:type="spellEnd"/>
-      <w:r>
-        <w:t>` field:</w:t>
-      </w:r>
-    </w:p>
-    <w:p/>
-    <w:p>
-      <w:pPr>
-        <w:pStyle w:val="CodeBlock"/>
-      </w:pPr>
-      <w:r>
-        <w:t>_</w:t>
-      </w:r>
-      <w:proofErr w:type="gramStart"/>
-      <w:r>
-        <w:t>field(</w:t>
-      </w:r>
-      <w:proofErr w:type="gramEnd"/>
-      <w:r>
-        <w:t>"knocks", "k", "</w:t>
-      </w:r>
-      <w:proofErr w:type="spellStart"/>
-      <w:r>
-        <w:t>knockUrl</w:t>
-      </w:r>
-      <w:proofErr w:type="spellEnd"/>
-      <w:r>
-        <w:t>", "Knock URL"),</w:t>
-      </w:r>
-    </w:p>
-    <w:p/>
-    <w:p>
-      <w:r>
-        <w:t>Do not replace the whole `knocks` block with a shortened example. Keep its existing status, request date, target date, created date, updated date, and join definitions.</w:t>
-      </w:r>
-    </w:p>
-    <w:p>
-      <w:r>
-        <w:lastRenderedPageBreak/>
-        <w:t>Why this works: the Reports page asks the backend for `/</w:t>
-      </w:r>
-      <w:proofErr w:type="spellStart"/>
-      <w:r>
-        <w:t>api</w:t>
-      </w:r>
-      <w:proofErr w:type="spellEnd"/>
-      <w:r>
-        <w:t>/reports/builder/schema`. The frontend builds its field dropdown from that response.</w:t>
-      </w:r>
-    </w:p>
-    <w:p>
-      <w:r>
-        <w:t>Test it:</w:t>
-      </w:r>
-    </w:p>
-    <w:p>
-      <w:pPr>
-        <w:pStyle w:val="ListParagraph"/>
-      </w:pPr>
-      <w:r>
-        <w:t xml:space="preserve">- Run `python -m </w:t>
-      </w:r>
-      <w:proofErr w:type="spellStart"/>
-      <w:r>
-        <w:t>compileall</w:t>
-      </w:r>
-      <w:proofErr w:type="spellEnd"/>
-      <w:r>
-        <w:t xml:space="preserve"> -q -x </w:t>
-      </w:r>
-      <w:proofErr w:type="gramStart"/>
-      <w:r>
-        <w:t>".</w:t>
-      </w:r>
-      <w:proofErr w:type="spellStart"/>
-      <w:r>
-        <w:t>venv</w:t>
-      </w:r>
-      <w:proofErr w:type="spellEnd"/>
-      <w:proofErr w:type="gramEnd"/>
-      <w:r>
-        <w:t>" Backend` from the repository root.</w:t>
-      </w:r>
-    </w:p>
-    <w:p>
-      <w:pPr>
-        <w:pStyle w:val="ListParagraph"/>
-      </w:pPr>
-      <w:r>
-        <w:t>- Restart the backend.</w:t>
-      </w:r>
-    </w:p>
-    <w:p>
-      <w:pPr>
-        <w:pStyle w:val="ListParagraph"/>
-      </w:pPr>
-      <w:r>
-        <w:t>- Open Reports.</w:t>
-      </w:r>
-    </w:p>
-    <w:p>
-      <w:pPr>
-        <w:pStyle w:val="ListParagraph"/>
-      </w:pPr>
-      <w:r>
-        <w:t>- Choose Knocks as a source.</w:t>
-      </w:r>
-    </w:p>
-    <w:p>
-      <w:pPr>
-        <w:pStyle w:val="ListParagraph"/>
-      </w:pPr>
-      <w:r>
-        <w:t>- Confirm `Knock URL` appears as a field.</w:t>
-      </w:r>
-    </w:p>
-    <w:p>
-      <w:pPr>
-        <w:pStyle w:val="ListParagraph"/>
-      </w:pPr>
-      <w:r>
-        <w:t xml:space="preserve">- Run a </w:t>
-      </w:r>
-      <w:proofErr w:type="gramStart"/>
-      <w:r>
-        <w:t>detail</w:t>
-      </w:r>
-      <w:proofErr w:type="gramEnd"/>
-      <w:r>
-        <w:t xml:space="preserve"> report containing `Knock URL` and confirm the returned values are correct.</w:t>
-      </w:r>
-    </w:p>
-    <w:p>
-      <w:pPr>
-        <w:pStyle w:val="Heading1"/>
-      </w:pPr>
-      <w:r>
-        <w:t>Example 4: Add a new field to an existing record type</w:t>
-      </w:r>
-    </w:p>
-    <w:p>
-      <w:r>
-        <w:t>Goal: Add `</w:t>
-      </w:r>
-      <w:proofErr w:type="spellStart"/>
-      <w:r>
-        <w:t>supportTier</w:t>
-      </w:r>
-      <w:proofErr w:type="spellEnd"/>
-      <w:r>
-        <w:t>` to products.</w:t>
-      </w:r>
-    </w:p>
-    <w:p>
-      <w:r>
-        <w:t xml:space="preserve">This is a bigger change because every </w:t>
-      </w:r>
-      <w:proofErr w:type="gramStart"/>
-      <w:r>
-        <w:t>layer</w:t>
-      </w:r>
-      <w:proofErr w:type="gramEnd"/>
-      <w:r>
-        <w:t xml:space="preserve"> must agree on the field. Think of it as adding one new box to every form the value passes through.</w:t>
-      </w:r>
-    </w:p>
-    <w:p>
-      <w:r>
-        <w:t>Step 1: Add the database column for fresh installs.</w:t>
-      </w:r>
-    </w:p>
-    <w:p>
-      <w:r>
-        <w:t>File: `Backend/</w:t>
-      </w:r>
-      <w:proofErr w:type="spellStart"/>
-      <w:r>
-        <w:t>sql</w:t>
-      </w:r>
-      <w:proofErr w:type="spellEnd"/>
-      <w:r>
-        <w:t>/</w:t>
-      </w:r>
-      <w:proofErr w:type="spellStart"/>
-      <w:r>
-        <w:t>schema.sql</w:t>
-      </w:r>
-      <w:proofErr w:type="spellEnd"/>
-      <w:r>
-        <w:t>`</w:t>
-      </w:r>
-    </w:p>
-    <w:p/>
-    <w:p>
-      <w:pPr>
-        <w:pStyle w:val="CodeBlock"/>
-      </w:pPr>
-      <w:proofErr w:type="spellStart"/>
-      <w:r>
-        <w:t>supportTier</w:t>
-      </w:r>
-      <w:proofErr w:type="spellEnd"/>
-      <w:r>
-        <w:t xml:space="preserve"> </w:t>
-      </w:r>
-      <w:proofErr w:type="gramStart"/>
-      <w:r>
-        <w:t>VARCHAR(</w:t>
-      </w:r>
-      <w:proofErr w:type="gramEnd"/>
-      <w:r>
-        <w:t>120),</w:t>
-      </w:r>
-    </w:p>
-    <w:p/>
-    <w:p>
-      <w:r>
-        <w:t xml:space="preserve">Add it inside the `CREATE TABLE IF NOT EXISTS products (...)` definition, after `description`. This only </w:t>
-      </w:r>
-      <w:proofErr w:type="gramStart"/>
-      <w:r>
-        <w:t>helps</w:t>
-      </w:r>
-      <w:proofErr w:type="gramEnd"/>
-      <w:r>
-        <w:t xml:space="preserve"> new databases.</w:t>
-      </w:r>
-    </w:p>
-    <w:p>
-      <w:r>
-        <w:t>Step 2: Add a startup migration for existing installs.</w:t>
-      </w:r>
-    </w:p>
-    <w:p>
-      <w:r>
-        <w:t>File: `Backend/</w:t>
-      </w:r>
-      <w:proofErr w:type="spellStart"/>
-      <w:r>
-        <w:t>productService</w:t>
-      </w:r>
-      <w:proofErr w:type="spellEnd"/>
-      <w:r>
-        <w:t>/router.py`</w:t>
-      </w:r>
-    </w:p>
-    <w:p>
-      <w:r>
-        <w:t>Inside `</w:t>
-      </w:r>
-      <w:proofErr w:type="spellStart"/>
-      <w:r>
-        <w:t>ensure_product_</w:t>
-      </w:r>
-      <w:proofErr w:type="gramStart"/>
-      <w:r>
-        <w:t>schema</w:t>
-      </w:r>
-      <w:proofErr w:type="spellEnd"/>
-      <w:r>
-        <w:t>(</w:t>
-      </w:r>
-      <w:proofErr w:type="gramEnd"/>
-      <w:r>
-        <w:t>)`:</w:t>
-      </w:r>
-    </w:p>
-    <w:p/>
-    <w:p>
-      <w:pPr>
-        <w:pStyle w:val="CodeBlock"/>
-      </w:pPr>
-      <w:r>
-        <w:t>if not await _</w:t>
-      </w:r>
-      <w:proofErr w:type="spellStart"/>
-      <w:r>
-        <w:t>column_</w:t>
-      </w:r>
-      <w:proofErr w:type="gramStart"/>
-      <w:r>
-        <w:t>exists</w:t>
-      </w:r>
-      <w:proofErr w:type="spellEnd"/>
-      <w:r>
-        <w:t>(</w:t>
-      </w:r>
-      <w:proofErr w:type="gramEnd"/>
-      <w:r>
-        <w:t>"products", "</w:t>
-      </w:r>
-      <w:proofErr w:type="spellStart"/>
-      <w:r>
-        <w:t>supportTier</w:t>
-      </w:r>
-      <w:proofErr w:type="spellEnd"/>
-      <w:r>
-        <w:t>"):</w:t>
-      </w:r>
-    </w:p>
-    <w:p>
-      <w:pPr>
-        <w:pStyle w:val="CodeBlock"/>
-      </w:pPr>
-      <w:r>
-        <w:t xml:space="preserve">    await </w:t>
-      </w:r>
-      <w:proofErr w:type="spellStart"/>
-      <w:r>
-        <w:t>execute_</w:t>
-      </w:r>
-      <w:proofErr w:type="gramStart"/>
-      <w:r>
-        <w:t>mutation</w:t>
-      </w:r>
-      <w:proofErr w:type="spellEnd"/>
-      <w:r>
-        <w:t>(</w:t>
-      </w:r>
-      <w:proofErr w:type="gramEnd"/>
-      <w:r>
-        <w:t xml:space="preserve">"ALTER TABLE products ADD COLUMN </w:t>
-      </w:r>
-      <w:proofErr w:type="spellStart"/>
-      <w:r>
-        <w:t>supportTier</w:t>
-      </w:r>
-      <w:proofErr w:type="spellEnd"/>
-      <w:r>
-        <w:t xml:space="preserve"> </w:t>
-      </w:r>
-      <w:proofErr w:type="gramStart"/>
-      <w:r>
-        <w:t>VARCHAR(</w:t>
-      </w:r>
-      <w:proofErr w:type="gramEnd"/>
-      <w:r>
-        <w:t>120) NULL AFTER description")</w:t>
-      </w:r>
-    </w:p>
-    <w:p/>
-    <w:p>
-      <w:r>
-        <w:t>Step 3: Add backend models.</w:t>
-      </w:r>
-    </w:p>
-    <w:p>
-      <w:r>
-        <w:t>File: `Backend/schemas.py`</w:t>
-      </w:r>
-    </w:p>
-    <w:p>
-      <w:r>
-        <w:t>Add to `</w:t>
-      </w:r>
-      <w:proofErr w:type="spellStart"/>
-      <w:r>
-        <w:t>ProductRecord</w:t>
-      </w:r>
-      <w:proofErr w:type="spellEnd"/>
-      <w:r>
-        <w:t>` and `</w:t>
-      </w:r>
-      <w:proofErr w:type="spellStart"/>
-      <w:r>
-        <w:t>ProductCreate</w:t>
-      </w:r>
-      <w:proofErr w:type="spellEnd"/>
-      <w:r>
-        <w:t>`:</w:t>
-      </w:r>
-    </w:p>
-    <w:p/>
-    <w:p>
-      <w:pPr>
-        <w:pStyle w:val="CodeBlock"/>
-      </w:pPr>
-      <w:proofErr w:type="spellStart"/>
-      <w:r>
-        <w:t>supportTier</w:t>
-      </w:r>
-      <w:proofErr w:type="spellEnd"/>
-      <w:r>
-        <w:t>: Optional[str] = None</w:t>
-      </w:r>
-    </w:p>
-    <w:p/>
-    <w:p>
-      <w:r>
-        <w:t>Step 4: Add the field to `PRODUCT_CONFIG`.</w:t>
-      </w:r>
-    </w:p>
-    <w:p>
-      <w:r>
-        <w:t>File: `Backend/</w:t>
-      </w:r>
-      <w:proofErr w:type="spellStart"/>
-      <w:r>
-        <w:t>productService</w:t>
-      </w:r>
-      <w:proofErr w:type="spellEnd"/>
-      <w:r>
-        <w:t>/router.py`</w:t>
-      </w:r>
-    </w:p>
-    <w:p>
-      <w:r>
-        <w:t>Append the field to `</w:t>
-      </w:r>
-      <w:proofErr w:type="spellStart"/>
-      <w:r>
-        <w:t>data_fields</w:t>
-      </w:r>
-      <w:proofErr w:type="spellEnd"/>
-      <w:r>
-        <w:t>` so create and update SQL includes it:</w:t>
-      </w:r>
-    </w:p>
-    <w:p/>
-    <w:p>
-      <w:pPr>
-        <w:pStyle w:val="CodeBlock"/>
-      </w:pPr>
-      <w:proofErr w:type="spellStart"/>
-      <w:r>
-        <w:t>data_fields</w:t>
-      </w:r>
-      <w:proofErr w:type="spellEnd"/>
-      <w:proofErr w:type="gramStart"/>
-      <w:r>
-        <w:t>=(</w:t>
-      </w:r>
-      <w:proofErr w:type="gramEnd"/>
-      <w:r>
-        <w:t>"</w:t>
-      </w:r>
-      <w:proofErr w:type="spellStart"/>
-      <w:r>
-        <w:t>productFamily</w:t>
-      </w:r>
-      <w:proofErr w:type="spellEnd"/>
-      <w:r>
-        <w:t>", "</w:t>
-      </w:r>
-      <w:proofErr w:type="spellStart"/>
-      <w:r>
-        <w:t>productName</w:t>
-      </w:r>
-      <w:proofErr w:type="spellEnd"/>
-      <w:r>
-        <w:t>", "</w:t>
-      </w:r>
-      <w:proofErr w:type="spellStart"/>
-      <w:r>
-        <w:t>productVersion</w:t>
-      </w:r>
-      <w:proofErr w:type="spellEnd"/>
-      <w:r>
-        <w:t>", "</w:t>
-      </w:r>
-      <w:proofErr w:type="spellStart"/>
-      <w:r>
-        <w:t>productUrl</w:t>
-      </w:r>
-      <w:proofErr w:type="spellEnd"/>
-      <w:r>
-        <w:t>", "description", "</w:t>
-      </w:r>
-      <w:proofErr w:type="spellStart"/>
-      <w:r>
-        <w:t>supportTier</w:t>
-      </w:r>
-      <w:proofErr w:type="spellEnd"/>
-      <w:r>
-        <w:t>")</w:t>
-      </w:r>
-    </w:p>
-    <w:p/>
-    <w:p>
-      <w:r>
-        <w:t>Add these entries to the existing configuration collections:</w:t>
-      </w:r>
-    </w:p>
-    <w:p/>
-    <w:p>
-      <w:pPr>
-        <w:pStyle w:val="CodeBlock"/>
-      </w:pPr>
-      <w:proofErr w:type="spellStart"/>
-      <w:r>
-        <w:t>field_labels</w:t>
-      </w:r>
-      <w:proofErr w:type="spellEnd"/>
-      <w:proofErr w:type="gramStart"/>
-      <w:r>
-        <w:t>={</w:t>
-      </w:r>
-      <w:proofErr w:type="gramEnd"/>
-    </w:p>
-    <w:p>
-      <w:pPr>
-        <w:pStyle w:val="CodeBlock"/>
-      </w:pPr>
-      <w:r>
-        <w:t xml:space="preserve">    # </w:t>
-      </w:r>
-      <w:proofErr w:type="gramStart"/>
-      <w:r>
-        <w:t>keep</w:t>
-      </w:r>
-      <w:proofErr w:type="gramEnd"/>
-      <w:r>
-        <w:t xml:space="preserve"> the existing labels</w:t>
-      </w:r>
-    </w:p>
-    <w:p>
-      <w:pPr>
-        <w:pStyle w:val="CodeBlock"/>
-      </w:pPr>
-      <w:r>
-        <w:t xml:space="preserve">    "</w:t>
-      </w:r>
-      <w:proofErr w:type="spellStart"/>
-      <w:r>
-        <w:t>supportTier</w:t>
-      </w:r>
-      <w:proofErr w:type="spellEnd"/>
-      <w:r>
-        <w:t>": "Support Tier",</w:t>
-      </w:r>
-    </w:p>
-    <w:p>
-      <w:pPr>
-        <w:pStyle w:val="CodeBlock"/>
-      </w:pPr>
-      <w:r>
-        <w:t>},</w:t>
-      </w:r>
-    </w:p>
-    <w:p>
-      <w:pPr>
-        <w:pStyle w:val="CodeBlock"/>
-      </w:pPr>
-      <w:proofErr w:type="spellStart"/>
-      <w:r>
-        <w:t>search_fields</w:t>
-      </w:r>
-      <w:proofErr w:type="spellEnd"/>
-      <w:proofErr w:type="gramStart"/>
-      <w:r>
-        <w:t>=(</w:t>
-      </w:r>
-      <w:proofErr w:type="gramEnd"/>
-    </w:p>
-    <w:p>
-      <w:pPr>
-        <w:pStyle w:val="CodeBlock"/>
-      </w:pPr>
-      <w:r>
-        <w:t xml:space="preserve">    # </w:t>
-      </w:r>
-      <w:proofErr w:type="gramStart"/>
-      <w:r>
-        <w:t>keep</w:t>
-      </w:r>
-      <w:proofErr w:type="gramEnd"/>
-      <w:r>
-        <w:t xml:space="preserve"> the existing fields</w:t>
-      </w:r>
-    </w:p>
-    <w:p>
-      <w:pPr>
-        <w:pStyle w:val="CodeBlock"/>
-      </w:pPr>
-      <w:r>
-        <w:t xml:space="preserve">    "</w:t>
-      </w:r>
-      <w:proofErr w:type="spellStart"/>
-      <w:proofErr w:type="gramStart"/>
-      <w:r>
-        <w:t>supportTier</w:t>
-      </w:r>
-      <w:proofErr w:type="spellEnd"/>
-      <w:proofErr w:type="gramEnd"/>
-      <w:r>
-        <w:t>",</w:t>
-      </w:r>
-    </w:p>
-    <w:p>
-      <w:pPr>
-        <w:pStyle w:val="CodeBlock"/>
-      </w:pPr>
-      <w:r>
-        <w:t>),</w:t>
-      </w:r>
-    </w:p>
-    <w:p>
-      <w:pPr>
-        <w:pStyle w:val="CodeBlock"/>
-      </w:pPr>
-      <w:proofErr w:type="spellStart"/>
-      <w:r>
-        <w:t>nullable_fields</w:t>
-      </w:r>
-      <w:proofErr w:type="spellEnd"/>
-      <w:proofErr w:type="gramStart"/>
-      <w:r>
-        <w:t>=(</w:t>
-      </w:r>
-      <w:proofErr w:type="gramEnd"/>
-    </w:p>
-    <w:p>
-      <w:pPr>
-        <w:pStyle w:val="CodeBlock"/>
-      </w:pPr>
-      <w:r>
-        <w:t xml:space="preserve">    # </w:t>
-      </w:r>
-      <w:proofErr w:type="gramStart"/>
-      <w:r>
-        <w:t>keep</w:t>
-      </w:r>
-      <w:proofErr w:type="gramEnd"/>
-      <w:r>
-        <w:t xml:space="preserve"> the existing fields</w:t>
-      </w:r>
-    </w:p>
-    <w:p>
-      <w:pPr>
-        <w:pStyle w:val="CodeBlock"/>
-      </w:pPr>
-      <w:r>
-        <w:t xml:space="preserve">    "</w:t>
-      </w:r>
-      <w:proofErr w:type="spellStart"/>
-      <w:proofErr w:type="gramStart"/>
-      <w:r>
-        <w:t>supportTier</w:t>
-      </w:r>
-      <w:proofErr w:type="spellEnd"/>
-      <w:proofErr w:type="gramEnd"/>
-      <w:r>
-        <w:t>",</w:t>
-      </w:r>
-    </w:p>
-    <w:p>
-      <w:pPr>
-        <w:pStyle w:val="CodeBlock"/>
-      </w:pPr>
-      <w:r>
-        <w:t>),</w:t>
-      </w:r>
-    </w:p>
-    <w:p/>
-    <w:p>
-      <w:r>
-        <w:t>The comments mean "preserve what is already there"; do not replace the complete collections with only `</w:t>
-      </w:r>
-      <w:proofErr w:type="spellStart"/>
-      <w:r>
-        <w:t>supportTier</w:t>
-      </w:r>
-      <w:proofErr w:type="spellEnd"/>
-      <w:r>
-        <w:t>`. `</w:t>
-      </w:r>
-      <w:proofErr w:type="spellStart"/>
-      <w:r>
-        <w:t>nullable_fields</w:t>
-      </w:r>
-      <w:proofErr w:type="spellEnd"/>
-      <w:r>
-        <w:t xml:space="preserve">` </w:t>
-      </w:r>
-      <w:proofErr w:type="spellStart"/>
-      <w:r>
-        <w:t>lets</w:t>
-      </w:r>
-      <w:proofErr w:type="spellEnd"/>
-      <w:r>
-        <w:t xml:space="preserve"> an empty value become database `NULL`. Add it to `</w:t>
-      </w:r>
-      <w:proofErr w:type="spellStart"/>
-      <w:r>
-        <w:t>search_fields</w:t>
-      </w:r>
-      <w:proofErr w:type="spellEnd"/>
-      <w:r>
-        <w:t>` only if users should find products by this value.</w:t>
-      </w:r>
-    </w:p>
-    <w:p>
-      <w:r>
-        <w:t>Step 5: Add frontend API type.</w:t>
-      </w:r>
-    </w:p>
-    <w:p>
-      <w:r>
-        <w:t>File: `Frontend/</w:t>
-      </w:r>
-      <w:proofErr w:type="spellStart"/>
-      <w:r>
-        <w:t>src</w:t>
-      </w:r>
-      <w:proofErr w:type="spellEnd"/>
-      <w:r>
-        <w:t>/app/services/</w:t>
-      </w:r>
-      <w:proofErr w:type="spellStart"/>
-      <w:r>
-        <w:t>api</w:t>
-      </w:r>
-      <w:proofErr w:type="spellEnd"/>
-      <w:r>
-        <w:t>/</w:t>
-      </w:r>
-      <w:proofErr w:type="spellStart"/>
-      <w:r>
-        <w:t>types.ts</w:t>
-      </w:r>
-      <w:proofErr w:type="spellEnd"/>
-      <w:r>
-        <w:t>`</w:t>
-      </w:r>
-    </w:p>
-    <w:p/>
-    <w:p>
-      <w:pPr>
-        <w:pStyle w:val="CodeBlock"/>
-      </w:pPr>
-      <w:r>
-        <w:t xml:space="preserve">export interface </w:t>
-      </w:r>
-      <w:proofErr w:type="spellStart"/>
-      <w:r>
-        <w:t>ProductRecord</w:t>
-      </w:r>
-      <w:proofErr w:type="spellEnd"/>
-      <w:r>
-        <w:t xml:space="preserve"> extends </w:t>
-      </w:r>
-      <w:proofErr w:type="spellStart"/>
-      <w:r>
-        <w:t>BaseRecord</w:t>
-      </w:r>
-      <w:proofErr w:type="spellEnd"/>
-      <w:r>
-        <w:t xml:space="preserve"> {</w:t>
-      </w:r>
-    </w:p>
-    <w:p>
-      <w:pPr>
-        <w:pStyle w:val="CodeBlock"/>
-      </w:pPr>
-      <w:r>
-        <w:t xml:space="preserve">  </w:t>
-      </w:r>
-      <w:proofErr w:type="spellStart"/>
-      <w:r>
-        <w:t>productFamily</w:t>
-      </w:r>
-      <w:proofErr w:type="spellEnd"/>
-      <w:r>
-        <w:t>: string | null;</w:t>
-      </w:r>
-    </w:p>
-    <w:p>
-      <w:pPr>
-        <w:pStyle w:val="CodeBlock"/>
-      </w:pPr>
-      <w:r>
-        <w:t xml:space="preserve">  </w:t>
-      </w:r>
-      <w:proofErr w:type="spellStart"/>
-      <w:r>
-        <w:t>productName</w:t>
-      </w:r>
-      <w:proofErr w:type="spellEnd"/>
-      <w:r>
-        <w:t>: string;</w:t>
-      </w:r>
-    </w:p>
-    <w:p>
-      <w:pPr>
-        <w:pStyle w:val="CodeBlock"/>
-      </w:pPr>
-      <w:r>
-        <w:t xml:space="preserve">  </w:t>
-      </w:r>
-      <w:proofErr w:type="spellStart"/>
-      <w:r>
-        <w:t>productVersion</w:t>
-      </w:r>
-      <w:proofErr w:type="spellEnd"/>
-      <w:r>
-        <w:t>: string | null;</w:t>
-      </w:r>
-    </w:p>
-    <w:p>
-      <w:pPr>
-        <w:pStyle w:val="CodeBlock"/>
-      </w:pPr>
-      <w:r>
-        <w:t xml:space="preserve">  </w:t>
-      </w:r>
-      <w:proofErr w:type="spellStart"/>
-      <w:r>
-        <w:t>productUrl</w:t>
-      </w:r>
-      <w:proofErr w:type="spellEnd"/>
-      <w:r>
-        <w:t>: string | null;</w:t>
-      </w:r>
-    </w:p>
-    <w:p>
-      <w:pPr>
-        <w:pStyle w:val="CodeBlock"/>
-      </w:pPr>
-      <w:r>
-        <w:t xml:space="preserve">  description: string | null;</w:t>
-      </w:r>
-    </w:p>
-    <w:p>
-      <w:pPr>
-        <w:pStyle w:val="CodeBlock"/>
-      </w:pPr>
-      <w:r>
-        <w:t xml:space="preserve">  </w:t>
-      </w:r>
-      <w:proofErr w:type="spellStart"/>
-      <w:r>
-        <w:t>supportTier</w:t>
-      </w:r>
-      <w:proofErr w:type="spellEnd"/>
-      <w:r>
-        <w:t>: string | null;</w:t>
-      </w:r>
-    </w:p>
-    <w:p>
-      <w:pPr>
-        <w:pStyle w:val="CodeBlock"/>
-      </w:pPr>
-      <w:r>
-        <w:t>}</w:t>
-      </w:r>
-    </w:p>
-    <w:p/>
-    <w:p>
-      <w:r>
-        <w:lastRenderedPageBreak/>
-        <w:t>No separate frontend create type is required in the current code: `</w:t>
-      </w:r>
-      <w:proofErr w:type="spellStart"/>
-      <w:proofErr w:type="gramStart"/>
-      <w:r>
-        <w:t>createProduct</w:t>
-      </w:r>
-      <w:proofErr w:type="spellEnd"/>
-      <w:r>
-        <w:t>(</w:t>
-      </w:r>
-      <w:proofErr w:type="gramEnd"/>
-      <w:r>
-        <w:t>)` derives its input shape from `</w:t>
-      </w:r>
-      <w:proofErr w:type="spellStart"/>
-      <w:r>
-        <w:t>ProductRecord</w:t>
-      </w:r>
-      <w:proofErr w:type="spellEnd"/>
-      <w:r>
-        <w:t>` in `Frontend/</w:t>
-      </w:r>
-      <w:proofErr w:type="spellStart"/>
-      <w:r>
-        <w:t>src</w:t>
-      </w:r>
-      <w:proofErr w:type="spellEnd"/>
-      <w:r>
-        <w:t>/app/services/</w:t>
-      </w:r>
-      <w:proofErr w:type="spellStart"/>
-      <w:r>
-        <w:t>api</w:t>
-      </w:r>
-      <w:proofErr w:type="spellEnd"/>
-      <w:r>
-        <w:t>/</w:t>
-      </w:r>
-      <w:proofErr w:type="spellStart"/>
-      <w:r>
-        <w:t>productService.ts</w:t>
-      </w:r>
-      <w:proofErr w:type="spellEnd"/>
-      <w:r>
-        <w:t>`.</w:t>
-      </w:r>
-    </w:p>
-    <w:p>
-      <w:r>
-        <w:t>Step 6: Add it to the Product list and detail page.</w:t>
-      </w:r>
-    </w:p>
-    <w:p>
-      <w:r>
-        <w:t>File: `Frontend/</w:t>
-      </w:r>
-      <w:proofErr w:type="spellStart"/>
-      <w:r>
-        <w:t>src</w:t>
-      </w:r>
-      <w:proofErr w:type="spellEnd"/>
-      <w:r>
-        <w:t>/app/pages/</w:t>
-      </w:r>
-      <w:proofErr w:type="spellStart"/>
-      <w:r>
-        <w:t>Product.tsx</w:t>
-      </w:r>
-      <w:proofErr w:type="spellEnd"/>
-      <w:r>
-        <w:t>`</w:t>
-      </w:r>
-    </w:p>
-    <w:p>
-      <w:r>
-        <w:t>Update every place below:</w:t>
-      </w:r>
-    </w:p>
-    <w:p>
-      <w:pPr>
-        <w:pStyle w:val="ListParagraph"/>
-      </w:pPr>
-      <w:r>
-        <w:t>- Add `"</w:t>
-      </w:r>
-      <w:proofErr w:type="spellStart"/>
-      <w:r>
-        <w:t>supportTier</w:t>
-      </w:r>
-      <w:proofErr w:type="spellEnd"/>
-      <w:r>
-        <w:t>"` to `</w:t>
-      </w:r>
-      <w:proofErr w:type="spellStart"/>
-      <w:r>
-        <w:t>ProductColumnKey</w:t>
-      </w:r>
-      <w:proofErr w:type="spellEnd"/>
-      <w:r>
-        <w:t>`.</w:t>
-      </w:r>
-    </w:p>
-    <w:p>
-      <w:pPr>
-        <w:pStyle w:val="ListParagraph"/>
-      </w:pPr>
-      <w:r>
-        <w:t>- Add `"</w:t>
-      </w:r>
-      <w:proofErr w:type="spellStart"/>
-      <w:r>
-        <w:t>supportTier</w:t>
-      </w:r>
-      <w:proofErr w:type="spellEnd"/>
-      <w:r>
-        <w:t>"` to `</w:t>
-      </w:r>
-      <w:proofErr w:type="spellStart"/>
-      <w:r>
-        <w:t>ProductSearchKey</w:t>
-      </w:r>
-      <w:proofErr w:type="spellEnd"/>
-      <w:r>
-        <w:t>` and the `</w:t>
-      </w:r>
-      <w:proofErr w:type="spellStart"/>
-      <w:r>
-        <w:t>searchFilters</w:t>
-      </w:r>
-      <w:proofErr w:type="spellEnd"/>
-      <w:r>
-        <w:t>` state if the table needs a search box for it.</w:t>
-      </w:r>
-    </w:p>
-    <w:p>
-      <w:pPr>
-        <w:pStyle w:val="ListParagraph"/>
-      </w:pPr>
-      <w:r>
-        <w:t xml:space="preserve">- Add </w:t>
-      </w:r>
-      <w:proofErr w:type="gramStart"/>
-      <w:r>
-        <w:t>`{ key</w:t>
-      </w:r>
-      <w:proofErr w:type="gramEnd"/>
-      <w:r>
-        <w:t>: "</w:t>
-      </w:r>
-      <w:proofErr w:type="spellStart"/>
-      <w:r>
-        <w:t>supportTier</w:t>
-      </w:r>
-      <w:proofErr w:type="spellEnd"/>
-      <w:r>
-        <w:t xml:space="preserve">", label: "Support Tier", </w:t>
-      </w:r>
-      <w:proofErr w:type="spellStart"/>
-      <w:r>
-        <w:t>sortKey</w:t>
-      </w:r>
-      <w:proofErr w:type="spellEnd"/>
-      <w:r>
-        <w:t>: "</w:t>
-      </w:r>
-      <w:proofErr w:type="spellStart"/>
-      <w:r>
-        <w:t>supportTier</w:t>
-      </w:r>
-      <w:proofErr w:type="spellEnd"/>
-      <w:r>
-        <w:t xml:space="preserve">", </w:t>
-      </w:r>
-      <w:proofErr w:type="spellStart"/>
-      <w:r>
-        <w:t>searchKey</w:t>
-      </w:r>
-      <w:proofErr w:type="spellEnd"/>
-      <w:r>
-        <w:t>: "</w:t>
-      </w:r>
-      <w:proofErr w:type="spellStart"/>
-      <w:r>
-        <w:t>supportTier</w:t>
-      </w:r>
-      <w:proofErr w:type="spellEnd"/>
-      <w:proofErr w:type="gramStart"/>
-      <w:r>
-        <w:t>" }</w:t>
-      </w:r>
-      <w:proofErr w:type="gramEnd"/>
-      <w:r>
-        <w:t>` to `PRODUCT_TABLE_COLUMNS`. Omit `</w:t>
-      </w:r>
-      <w:proofErr w:type="spellStart"/>
-      <w:r>
-        <w:t>searchKey</w:t>
-      </w:r>
-      <w:proofErr w:type="spellEnd"/>
-      <w:r>
-        <w:t>` if it is not searchable.</w:t>
-      </w:r>
-    </w:p>
-    <w:p>
-      <w:pPr>
-        <w:pStyle w:val="ListParagraph"/>
-      </w:pPr>
-      <w:r>
-        <w:t>- Add a `</w:t>
-      </w:r>
-      <w:proofErr w:type="spellStart"/>
-      <w:r>
-        <w:t>supportTier</w:t>
-      </w:r>
-      <w:proofErr w:type="spellEnd"/>
-      <w:r>
-        <w:t>` case to the `</w:t>
-      </w:r>
-      <w:proofErr w:type="spellStart"/>
-      <w:proofErr w:type="gramStart"/>
-      <w:r>
-        <w:t>renderColumnCell</w:t>
-      </w:r>
-      <w:proofErr w:type="spellEnd"/>
-      <w:r>
-        <w:t>(</w:t>
-      </w:r>
-      <w:proofErr w:type="gramEnd"/>
-      <w:r>
-        <w:t>)` switch so the table displays it.</w:t>
-      </w:r>
-    </w:p>
-    <w:p>
-      <w:pPr>
-        <w:pStyle w:val="ListParagraph"/>
-      </w:pPr>
-      <w:r>
-        <w:t xml:space="preserve">- Add a Support Tier control to the </w:t>
-      </w:r>
-      <w:proofErr w:type="gramStart"/>
-      <w:r>
-        <w:t>detail</w:t>
-      </w:r>
-      <w:proofErr w:type="gramEnd"/>
-      <w:r>
-        <w:t xml:space="preserve"> view. In edit mode it should update `</w:t>
-      </w:r>
-      <w:proofErr w:type="spellStart"/>
-      <w:r>
-        <w:t>editedProduct.supportTier</w:t>
-      </w:r>
-      <w:proofErr w:type="spellEnd"/>
-      <w:r>
-        <w:t>`; in view mode it should show `</w:t>
-      </w:r>
-      <w:proofErr w:type="spellStart"/>
-      <w:r>
-        <w:t>selectedProduct.supportTier</w:t>
-      </w:r>
-      <w:proofErr w:type="spellEnd"/>
-      <w:r>
-        <w:t>` or `-`.</w:t>
-      </w:r>
-    </w:p>
-    <w:p>
-      <w:pPr>
-        <w:pStyle w:val="ListParagraph"/>
-      </w:pPr>
-      <w:r>
-        <w:t>- Add `</w:t>
-      </w:r>
-      <w:proofErr w:type="spellStart"/>
-      <w:r>
-        <w:t>supportTier</w:t>
-      </w:r>
-      <w:proofErr w:type="spellEnd"/>
-      <w:r>
-        <w:t xml:space="preserve">: </w:t>
-      </w:r>
-      <w:proofErr w:type="spellStart"/>
-      <w:r>
-        <w:t>editedProduct.supportTier</w:t>
-      </w:r>
-      <w:proofErr w:type="spellEnd"/>
-      <w:r>
-        <w:t>` to the object passed to `</w:t>
-      </w:r>
-      <w:proofErr w:type="spellStart"/>
-      <w:proofErr w:type="gramStart"/>
-      <w:r>
-        <w:t>updateProduct</w:t>
-      </w:r>
-      <w:proofErr w:type="spellEnd"/>
-      <w:r>
-        <w:t>(</w:t>
-      </w:r>
-      <w:proofErr w:type="gramEnd"/>
-      <w:r>
-        <w:t>)` in `</w:t>
-      </w:r>
-      <w:proofErr w:type="spellStart"/>
-      <w:proofErr w:type="gramStart"/>
-      <w:r>
-        <w:t>handleSave</w:t>
-      </w:r>
-      <w:proofErr w:type="spellEnd"/>
-      <w:r>
-        <w:t>(</w:t>
-      </w:r>
-      <w:proofErr w:type="gramEnd"/>
-      <w:r>
-        <w:t>)`.</w:t>
-      </w:r>
-    </w:p>
-    <w:p>
-      <w:r>
-        <w:t>Step 7: Add it to every product creation path.</w:t>
-      </w:r>
-    </w:p>
-    <w:p>
-      <w:r>
-        <w:t>File: `Frontend/</w:t>
-      </w:r>
-      <w:proofErr w:type="spellStart"/>
-      <w:r>
-        <w:t>src</w:t>
-      </w:r>
-      <w:proofErr w:type="spellEnd"/>
-      <w:r>
-        <w:t>/app/components/</w:t>
-      </w:r>
-      <w:proofErr w:type="spellStart"/>
-      <w:r>
-        <w:t>CreateEntityDialog.tsx</w:t>
-      </w:r>
-      <w:proofErr w:type="spellEnd"/>
-      <w:r>
-        <w:t>`</w:t>
-      </w:r>
-    </w:p>
-    <w:p>
-      <w:r>
-        <w:t xml:space="preserve">This component supports both the normal New Product form and a quick product form inside case creation. Update </w:t>
-      </w:r>
-      <w:proofErr w:type="gramStart"/>
-      <w:r>
-        <w:t>all of</w:t>
-      </w:r>
-      <w:proofErr w:type="gramEnd"/>
-      <w:r>
-        <w:t xml:space="preserve"> these places:</w:t>
-      </w:r>
-    </w:p>
-    <w:p>
-      <w:pPr>
-        <w:pStyle w:val="ListParagraph"/>
-      </w:pPr>
-      <w:r>
-        <w:t>- Add `</w:t>
-      </w:r>
-      <w:proofErr w:type="spellStart"/>
-      <w:r>
-        <w:t>supportTier</w:t>
-      </w:r>
-      <w:proofErr w:type="spellEnd"/>
-      <w:r>
-        <w:t>: string` to `</w:t>
-      </w:r>
-      <w:proofErr w:type="spellStart"/>
-      <w:r>
-        <w:t>FormData.product</w:t>
-      </w:r>
-      <w:proofErr w:type="spellEnd"/>
-      <w:r>
-        <w:t>`.</w:t>
-      </w:r>
-    </w:p>
-    <w:p>
-      <w:pPr>
-        <w:pStyle w:val="ListParagraph"/>
-      </w:pPr>
-      <w:r>
-        <w:t>- Add `</w:t>
-      </w:r>
-      <w:proofErr w:type="spellStart"/>
-      <w:r>
-        <w:t>supportTier</w:t>
-      </w:r>
-      <w:proofErr w:type="spellEnd"/>
-      <w:r>
-        <w:t>: ""` to the product object returned by `</w:t>
-      </w:r>
-      <w:proofErr w:type="spellStart"/>
-      <w:proofErr w:type="gramStart"/>
-      <w:r>
-        <w:t>createInitialFormData</w:t>
-      </w:r>
-      <w:proofErr w:type="spellEnd"/>
-      <w:r>
-        <w:t>(</w:t>
-      </w:r>
-      <w:proofErr w:type="gramEnd"/>
-      <w:r>
-        <w:t>)`.</w:t>
-      </w:r>
-    </w:p>
-    <w:p>
-      <w:pPr>
-        <w:pStyle w:val="ListParagraph"/>
-      </w:pPr>
-      <w:r>
-        <w:t>- Add the input to `</w:t>
-      </w:r>
-      <w:proofErr w:type="spellStart"/>
-      <w:proofErr w:type="gramStart"/>
-      <w:r>
-        <w:t>renderProductFields</w:t>
-      </w:r>
-      <w:proofErr w:type="spellEnd"/>
-      <w:r>
-        <w:t>(</w:t>
-      </w:r>
-      <w:proofErr w:type="gramEnd"/>
-      <w:r>
-        <w:t>)` for normal product creation.</w:t>
-      </w:r>
-    </w:p>
-    <w:p>
-      <w:pPr>
-        <w:pStyle w:val="ListParagraph"/>
-      </w:pPr>
-      <w:r>
-        <w:t>- Add `</w:t>
-      </w:r>
-      <w:proofErr w:type="spellStart"/>
-      <w:r>
-        <w:t>supportTier</w:t>
-      </w:r>
-      <w:proofErr w:type="spellEnd"/>
-      <w:r>
-        <w:t xml:space="preserve">: </w:t>
-      </w:r>
-      <w:proofErr w:type="spellStart"/>
-      <w:proofErr w:type="gramStart"/>
-      <w:r>
-        <w:t>nullableString</w:t>
-      </w:r>
-      <w:proofErr w:type="spellEnd"/>
-      <w:r>
-        <w:t>(</w:t>
-      </w:r>
-      <w:proofErr w:type="spellStart"/>
-      <w:r>
-        <w:t>formData.product.supportTier</w:t>
-      </w:r>
-      <w:proofErr w:type="spellEnd"/>
-      <w:proofErr w:type="gramEnd"/>
-      <w:r>
-        <w:t>)` to the normal `</w:t>
-      </w:r>
-      <w:proofErr w:type="spellStart"/>
-      <w:proofErr w:type="gramStart"/>
-      <w:r>
-        <w:t>createProduct</w:t>
-      </w:r>
-      <w:proofErr w:type="spellEnd"/>
-      <w:r>
-        <w:t>(</w:t>
-      </w:r>
-      <w:proofErr w:type="gramEnd"/>
-      <w:r>
-        <w:t>)` payload.</w:t>
-      </w:r>
-    </w:p>
-    <w:p>
-      <w:pPr>
-        <w:pStyle w:val="ListParagraph"/>
-      </w:pPr>
-      <w:r>
-        <w:t>- To support quick creation as well, add the input to `</w:t>
-      </w:r>
-      <w:proofErr w:type="spellStart"/>
-      <w:proofErr w:type="gramStart"/>
-      <w:r>
-        <w:t>renderQuickProductFields</w:t>
-      </w:r>
-      <w:proofErr w:type="spellEnd"/>
-      <w:r>
-        <w:t>(</w:t>
-      </w:r>
-      <w:proofErr w:type="gramEnd"/>
-      <w:r>
-        <w:t>)` and add `</w:t>
-      </w:r>
-      <w:proofErr w:type="spellStart"/>
-      <w:r>
-        <w:t>supportTier</w:t>
-      </w:r>
-      <w:proofErr w:type="spellEnd"/>
-      <w:r>
-        <w:t xml:space="preserve">: </w:t>
-      </w:r>
-      <w:proofErr w:type="spellStart"/>
-      <w:proofErr w:type="gramStart"/>
-      <w:r>
-        <w:t>nullableString</w:t>
-      </w:r>
-      <w:proofErr w:type="spellEnd"/>
-      <w:r>
-        <w:t>(</w:t>
-      </w:r>
-      <w:proofErr w:type="spellStart"/>
-      <w:r>
-        <w:t>quickProductDraft.supportTier</w:t>
-      </w:r>
-      <w:proofErr w:type="spellEnd"/>
-      <w:r>
-        <w:t>)`</w:t>
-      </w:r>
-      <w:proofErr w:type="gramEnd"/>
-      <w:r>
-        <w:t xml:space="preserve"> to `</w:t>
-      </w:r>
-      <w:proofErr w:type="spellStart"/>
-      <w:proofErr w:type="gramStart"/>
-      <w:r>
-        <w:t>handleCreateQuickProduct</w:t>
-      </w:r>
-      <w:proofErr w:type="spellEnd"/>
-      <w:r>
-        <w:t>(</w:t>
-      </w:r>
-      <w:proofErr w:type="gramEnd"/>
-      <w:r>
-        <w:t>)`.</w:t>
-      </w:r>
-    </w:p>
-    <w:p>
-      <w:r>
-        <w:t>Because `</w:t>
-      </w:r>
-      <w:proofErr w:type="spellStart"/>
-      <w:proofErr w:type="gramStart"/>
-      <w:r>
-        <w:t>createEmptyQuickProductDraft</w:t>
-      </w:r>
-      <w:proofErr w:type="spellEnd"/>
-      <w:r>
-        <w:t>(</w:t>
-      </w:r>
-      <w:proofErr w:type="gramEnd"/>
-      <w:r>
-        <w:t>)` reuses `</w:t>
-      </w:r>
-      <w:proofErr w:type="spellStart"/>
-      <w:proofErr w:type="gramStart"/>
-      <w:r>
-        <w:t>createInitialFormData</w:t>
-      </w:r>
-      <w:proofErr w:type="spellEnd"/>
-      <w:r>
-        <w:t>().product</w:t>
-      </w:r>
-      <w:proofErr w:type="gramEnd"/>
-      <w:r>
-        <w:t>`, the initial value added above is also used by the quick form.</w:t>
-      </w:r>
-    </w:p>
-    <w:p>
-      <w:r>
-        <w:t>Step 8: Optional report support.</w:t>
-      </w:r>
-    </w:p>
-    <w:p>
-      <w:r>
-        <w:t>File: `Backend/report_builder.py`</w:t>
-      </w:r>
-    </w:p>
-    <w:p>
-      <w:r>
-        <w:t>Add:</w:t>
-      </w:r>
-    </w:p>
-    <w:p/>
-    <w:p>
-      <w:pPr>
-        <w:pStyle w:val="CodeBlock"/>
-      </w:pPr>
-      <w:r>
-        <w:lastRenderedPageBreak/>
-        <w:t>_</w:t>
-      </w:r>
-      <w:proofErr w:type="gramStart"/>
-      <w:r>
-        <w:t>field(</w:t>
-      </w:r>
-      <w:proofErr w:type="gramEnd"/>
-      <w:r>
-        <w:t>"products", "</w:t>
-      </w:r>
-      <w:proofErr w:type="spellStart"/>
-      <w:r>
-        <w:t>prd</w:t>
-      </w:r>
-      <w:proofErr w:type="spellEnd"/>
-      <w:r>
-        <w:t>", "</w:t>
-      </w:r>
-      <w:proofErr w:type="spellStart"/>
-      <w:r>
-        <w:t>supportTier</w:t>
-      </w:r>
-      <w:proofErr w:type="spellEnd"/>
-      <w:r>
-        <w:t>", "Support Tier")</w:t>
-      </w:r>
-    </w:p>
-    <w:p/>
-    <w:p>
-      <w:r>
-        <w:t>Put this inside the existing `products` source `fields=(...)` tuple and preserve all existing product report fields.</w:t>
-      </w:r>
-    </w:p>
-    <w:p>
-      <w:r>
-        <w:t>Step 9: Test the whole path.</w:t>
-      </w:r>
-    </w:p>
-    <w:p/>
-    <w:p>
-      <w:pPr>
-        <w:pStyle w:val="CodeBlock"/>
-      </w:pPr>
-      <w:r>
-        <w:t xml:space="preserve">python -m </w:t>
-      </w:r>
-      <w:proofErr w:type="spellStart"/>
-      <w:r>
-        <w:t>compileall</w:t>
-      </w:r>
-      <w:proofErr w:type="spellEnd"/>
-      <w:r>
-        <w:t xml:space="preserve"> -q -x </w:t>
-      </w:r>
-      <w:proofErr w:type="gramStart"/>
-      <w:r>
-        <w:t>".</w:t>
-      </w:r>
-      <w:proofErr w:type="spellStart"/>
-      <w:r>
-        <w:t>venv</w:t>
-      </w:r>
-      <w:proofErr w:type="spellEnd"/>
-      <w:proofErr w:type="gramEnd"/>
-      <w:r>
-        <w:t>" Backend</w:t>
-      </w:r>
-    </w:p>
-    <w:p>
-      <w:pPr>
-        <w:pStyle w:val="CodeBlock"/>
-      </w:pPr>
-      <w:r>
-        <w:t>cd Frontend</w:t>
-      </w:r>
-    </w:p>
-    <w:p>
-      <w:pPr>
-        <w:pStyle w:val="CodeBlock"/>
-      </w:pPr>
-      <w:proofErr w:type="spellStart"/>
-      <w:r>
-        <w:t>npm</w:t>
-      </w:r>
-      <w:proofErr w:type="spellEnd"/>
-      <w:r>
-        <w:t xml:space="preserve"> run build</w:t>
-      </w:r>
-    </w:p>
-    <w:p/>
-    <w:p>
-      <w:r>
-        <w:t>Restart the backend so it runs `</w:t>
-      </w:r>
-      <w:proofErr w:type="spellStart"/>
-      <w:r>
-        <w:t>ensure_product_</w:t>
-      </w:r>
-      <w:proofErr w:type="gramStart"/>
-      <w:r>
-        <w:t>schema</w:t>
-      </w:r>
-      <w:proofErr w:type="spellEnd"/>
-      <w:r>
-        <w:t>(</w:t>
-      </w:r>
-      <w:proofErr w:type="gramEnd"/>
-      <w:r>
-        <w:t>)` and loads the changed models. Then test both paths:</w:t>
-      </w:r>
-    </w:p>
-    <w:p>
-      <w:pPr>
-        <w:pStyle w:val="ListParagraph"/>
-      </w:pPr>
-      <w:r>
-        <w:t>- Create a product with Support Tier and open its detail page.</w:t>
-      </w:r>
-    </w:p>
-    <w:p>
-      <w:pPr>
-        <w:pStyle w:val="ListParagraph"/>
-      </w:pPr>
-      <w:r>
-        <w:t>- Edit Support Tier, save, reload the browser, and confirm the value remains.</w:t>
-      </w:r>
-    </w:p>
-    <w:p>
-      <w:pPr>
-        <w:pStyle w:val="ListParagraph"/>
-      </w:pPr>
-      <w:r>
-        <w:t xml:space="preserve">- If you </w:t>
-      </w:r>
-      <w:proofErr w:type="gramStart"/>
-      <w:r>
-        <w:t>changed</w:t>
-      </w:r>
-      <w:proofErr w:type="gramEnd"/>
-      <w:r>
-        <w:t xml:space="preserve"> the quick form, create a product while creating a case.</w:t>
-      </w:r>
-    </w:p>
-    <w:p>
-      <w:pPr>
-        <w:pStyle w:val="ListParagraph"/>
-      </w:pPr>
-      <w:r>
-        <w:t xml:space="preserve">- If you </w:t>
-      </w:r>
-      <w:proofErr w:type="gramStart"/>
-      <w:r>
-        <w:t>changed</w:t>
-      </w:r>
-      <w:proofErr w:type="gramEnd"/>
-      <w:r>
-        <w:t xml:space="preserve"> reports, select and run the Support Tier field in Reports.</w:t>
-      </w:r>
-    </w:p>
-    <w:p>
-      <w:pPr>
-        <w:pStyle w:val="ListParagraph"/>
-      </w:pPr>
-      <w:r>
-        <w:t>- If an existing database is used, confirm the `</w:t>
-      </w:r>
-      <w:proofErr w:type="spellStart"/>
-      <w:proofErr w:type="gramStart"/>
-      <w:r>
-        <w:t>products.supportTier</w:t>
-      </w:r>
-      <w:proofErr w:type="spellEnd"/>
-      <w:proofErr w:type="gramEnd"/>
-      <w:r>
-        <w:t>` column was created.</w:t>
-      </w:r>
-    </w:p>
-    <w:p>
-      <w:r>
-        <w:t>Common mistakes:</w:t>
-      </w:r>
-    </w:p>
-    <w:p>
-      <w:pPr>
-        <w:pStyle w:val="ListParagraph"/>
-      </w:pPr>
-      <w:r>
-        <w:t>- Adding an input but not adding the field to its `</w:t>
-      </w:r>
-      <w:proofErr w:type="spellStart"/>
-      <w:proofErr w:type="gramStart"/>
-      <w:r>
-        <w:t>createProduct</w:t>
-      </w:r>
-      <w:proofErr w:type="spellEnd"/>
-      <w:r>
-        <w:t>(</w:t>
-      </w:r>
-      <w:proofErr w:type="gramEnd"/>
-      <w:r>
-        <w:t>)` or `</w:t>
-      </w:r>
-      <w:proofErr w:type="spellStart"/>
-      <w:proofErr w:type="gramStart"/>
-      <w:r>
-        <w:t>updateProduct</w:t>
-      </w:r>
-      <w:proofErr w:type="spellEnd"/>
-      <w:r>
-        <w:t>(</w:t>
-      </w:r>
-      <w:proofErr w:type="gramEnd"/>
-      <w:r>
-        <w:t>)` payload. It appears on screen but is never sent.</w:t>
-      </w:r>
-    </w:p>
-    <w:p>
-      <w:pPr>
-        <w:pStyle w:val="ListParagraph"/>
-      </w:pPr>
-      <w:r>
-        <w:t>- Updating `</w:t>
-      </w:r>
-      <w:proofErr w:type="spellStart"/>
-      <w:r>
-        <w:t>schema.sql</w:t>
-      </w:r>
-      <w:proofErr w:type="spellEnd"/>
-      <w:r>
-        <w:t>` only. Existing databases do not rerun the initial `CREATE TABLE` definition, so they still need the startup migration.</w:t>
-      </w:r>
-    </w:p>
-    <w:p>
-      <w:pPr>
-        <w:pStyle w:val="ListParagraph"/>
-      </w:pPr>
-      <w:r>
-        <w:t>- Updating `</w:t>
-      </w:r>
-      <w:proofErr w:type="spellStart"/>
-      <w:r>
-        <w:t>ProductRecord</w:t>
-      </w:r>
-      <w:proofErr w:type="spellEnd"/>
-      <w:r>
-        <w:t>` only. The backend still rejects or drops the field unless `</w:t>
-      </w:r>
-      <w:proofErr w:type="spellStart"/>
-      <w:r>
-        <w:t>ProductCreate</w:t>
-      </w:r>
-      <w:proofErr w:type="spellEnd"/>
-      <w:r>
-        <w:t>` and `</w:t>
-      </w:r>
-      <w:proofErr w:type="spellStart"/>
-      <w:r>
-        <w:t>PRODUCT_CONFIG.data_fields</w:t>
-      </w:r>
-      <w:proofErr w:type="spellEnd"/>
-      <w:r>
-        <w:t>` also include it.</w:t>
-      </w:r>
-    </w:p>
     <w:p>
       <w:pPr>
         <w:pStyle w:val="Heading1"/>
@@ -6296,7 +6560,7 @@
           <w:left w:w="10" w:type="dxa"/>
           <w:right w:w="10" w:type="dxa"/>
         </w:tblCellMar>
-        <w:tblLook w:val="04A0" w:firstRow="1" w:lastRow="0" w:firstColumn="1" w:lastColumn="0" w:noHBand="0" w:noVBand="1"/>
+        <w:tblLook w:val="0000" w:firstRow="0" w:lastRow="0" w:firstColumn="0" w:lastColumn="0" w:noHBand="0" w:noVBand="0"/>
       </w:tblPr>
       <w:tblGrid>
         <w:gridCol w:w="2400"/>
@@ -6389,29 +6653,24 @@
           </w:tcPr>
           <w:p>
             <w:r>
-              <w:t xml:space="preserve">Chooses the URL and HTTP method. Create uses `POST`; edit uses </w:t>
-            </w:r>
-            <w:r>
-              <w:lastRenderedPageBreak/>
-              <w:t>`PUT`.</w:t>
-            </w:r>
-          </w:p>
-        </w:tc>
-      </w:tr>
-      <w:tr>
-        <w:tblPrEx>
-          <w:tblCellMar>
-            <w:top w:w="0" w:type="dxa"/>
-            <w:bottom w:w="0" w:type="dxa"/>
-          </w:tblCellMar>
-        </w:tblPrEx>
-        <w:tc>
-          <w:tcPr>
-            <w:tcW w:w="2400" w:type="dxa"/>
-          </w:tcPr>
-          <w:p>
-            <w:r>
-              <w:lastRenderedPageBreak/>
+              <w:t>Chooses the URL and HTTP method. Create uses `POST`; edit uses `PUT`.</w:t>
+            </w:r>
+          </w:p>
+        </w:tc>
+      </w:tr>
+      <w:tr>
+        <w:tblPrEx>
+          <w:tblCellMar>
+            <w:top w:w="0" w:type="dxa"/>
+            <w:bottom w:w="0" w:type="dxa"/>
+          </w:tblCellMar>
+        </w:tblPrEx>
+        <w:tc>
+          <w:tcPr>
+            <w:tcW w:w="2400" w:type="dxa"/>
+          </w:tcPr>
+          <w:p>
+            <w:r>
               <w:t>`</w:t>
             </w:r>
             <w:proofErr w:type="spellStart"/>
@@ -6584,7 +6843,11 @@
             </w:r>
             <w:proofErr w:type="gramEnd"/>
             <w:r>
-              <w:t xml:space="preserve"> the browser's in-memory list so the screen updates immediately.</w:t>
+              <w:t xml:space="preserve"> the browser's in-memory list so the screen updates </w:t>
+            </w:r>
+            <w:r>
+              <w:lastRenderedPageBreak/>
+              <w:t>immediately.</w:t>
             </w:r>
           </w:p>
         </w:tc>
@@ -6798,201 +7061,267 @@
     </w:p>
     <w:p>
       <w:r>
+        <w:t>This same mental model works for accounts, projects, Mantis, and Knock.</w:t>
+      </w:r>
+    </w:p>
+    <w:p>
+      <w:r>
+        <w:t>Cases are similar, but more custom:</w:t>
+      </w:r>
+    </w:p>
+    <w:p/>
+    <w:p>
+      <w:pPr>
+        <w:pStyle w:val="CodeBlock"/>
+      </w:pPr>
+      <w:r>
+        <w:t xml:space="preserve">Cases page or </w:t>
+      </w:r>
+      <w:proofErr w:type="spellStart"/>
+      <w:r>
+        <w:t>CreateEntityDialog</w:t>
+      </w:r>
+      <w:proofErr w:type="spellEnd"/>
+    </w:p>
+    <w:p>
+      <w:pPr>
+        <w:pStyle w:val="CodeBlock"/>
+      </w:pPr>
+      <w:r>
+        <w:t xml:space="preserve">  -&gt; </w:t>
+      </w:r>
+      <w:proofErr w:type="spellStart"/>
+      <w:proofErr w:type="gramStart"/>
+      <w:r>
+        <w:t>createCase</w:t>
+      </w:r>
+      <w:proofErr w:type="spellEnd"/>
+      <w:r>
+        <w:t>(</w:t>
+      </w:r>
+      <w:proofErr w:type="gramEnd"/>
+      <w:r>
+        <w:t xml:space="preserve">) or </w:t>
+      </w:r>
+      <w:proofErr w:type="spellStart"/>
+      <w:proofErr w:type="gramStart"/>
+      <w:r>
+        <w:t>updateCase</w:t>
+      </w:r>
+      <w:proofErr w:type="spellEnd"/>
+      <w:r>
+        <w:t>(</w:t>
+      </w:r>
+      <w:proofErr w:type="gramEnd"/>
+      <w:r>
+        <w:t>)</w:t>
+      </w:r>
+    </w:p>
+    <w:p>
+      <w:pPr>
+        <w:pStyle w:val="CodeBlock"/>
+      </w:pPr>
+      <w:r>
+        <w:t xml:space="preserve">  -&gt; </w:t>
+      </w:r>
+      <w:proofErr w:type="spellStart"/>
+      <w:proofErr w:type="gramStart"/>
+      <w:r>
+        <w:t>fetchJson</w:t>
+      </w:r>
+      <w:proofErr w:type="spellEnd"/>
+      <w:r>
+        <w:t>(</w:t>
+      </w:r>
+      <w:proofErr w:type="gramEnd"/>
+      <w:r>
+        <w:t>)</w:t>
+      </w:r>
+    </w:p>
+    <w:p>
+      <w:pPr>
+        <w:pStyle w:val="CodeBlock"/>
+      </w:pPr>
+      <w:r>
+        <w:t xml:space="preserve">  -&gt; POST /</w:t>
+      </w:r>
+      <w:proofErr w:type="spellStart"/>
+      <w:r>
+        <w:t>api</w:t>
+      </w:r>
+      <w:proofErr w:type="spellEnd"/>
+      <w:r>
+        <w:t>/cases or PUT /</w:t>
+      </w:r>
+      <w:proofErr w:type="spellStart"/>
+      <w:r>
+        <w:t>api</w:t>
+      </w:r>
+      <w:proofErr w:type="spellEnd"/>
+      <w:r>
+        <w:t>/</w:t>
+      </w:r>
+      <w:proofErr w:type="gramStart"/>
+      <w:r>
+        <w:t>cases/{</w:t>
+      </w:r>
+      <w:proofErr w:type="gramEnd"/>
+      <w:r>
+        <w:t>id}</w:t>
+      </w:r>
+    </w:p>
+    <w:p>
+      <w:pPr>
+        <w:pStyle w:val="CodeBlock"/>
+      </w:pPr>
+      <w:r>
+        <w:t xml:space="preserve">  -&gt; Backend/caseService/router.py</w:t>
+      </w:r>
+    </w:p>
+    <w:p>
+      <w:pPr>
+        <w:pStyle w:val="CodeBlock"/>
+      </w:pPr>
+      <w:r>
+        <w:t xml:space="preserve">  -&gt; cases table</w:t>
+      </w:r>
+    </w:p>
+    <w:p>
+      <w:pPr>
+        <w:pStyle w:val="CodeBlock"/>
+      </w:pPr>
+      <w:r>
+        <w:t xml:space="preserve">  -&gt; </w:t>
+      </w:r>
+      <w:proofErr w:type="spellStart"/>
+      <w:r>
+        <w:t>case_entity_links</w:t>
+      </w:r>
+      <w:proofErr w:type="spellEnd"/>
+      <w:r>
+        <w:t xml:space="preserve"> table for linked account/product/mantis/knock records</w:t>
+      </w:r>
+    </w:p>
+    <w:p>
+      <w:pPr>
+        <w:pStyle w:val="CodeBlock"/>
+      </w:pPr>
+      <w:r>
+        <w:t xml:space="preserve">  -&gt; </w:t>
+      </w:r>
+      <w:proofErr w:type="spellStart"/>
+      <w:r>
+        <w:t>case_watchers</w:t>
+      </w:r>
+      <w:proofErr w:type="spellEnd"/>
+      <w:r>
+        <w:t xml:space="preserve"> table for watchers</w:t>
+      </w:r>
+    </w:p>
+    <w:p>
+      <w:pPr>
+        <w:pStyle w:val="CodeBlock"/>
+      </w:pPr>
+      <w:r>
+        <w:t xml:space="preserve">  -&gt; returned </w:t>
+      </w:r>
+      <w:proofErr w:type="spellStart"/>
+      <w:r>
+        <w:t>CaseRecord</w:t>
+      </w:r>
+      <w:proofErr w:type="spellEnd"/>
+    </w:p>
+    <w:p/>
+    <w:p>
+      <w:r>
+        <w:t>The project relationship is the exception: it is stored directly in `</w:t>
+      </w:r>
+      <w:proofErr w:type="spellStart"/>
+      <w:proofErr w:type="gramStart"/>
+      <w:r>
+        <w:t>cases.project</w:t>
+      </w:r>
+      <w:proofErr w:type="spellEnd"/>
+      <w:proofErr w:type="gramEnd"/>
+      <w:r>
+        <w:t>`, not as a project row in `</w:t>
+      </w:r>
+      <w:proofErr w:type="spellStart"/>
+      <w:r>
+        <w:t>case_entity_links</w:t>
+      </w:r>
+      <w:proofErr w:type="spellEnd"/>
+      <w:r>
+        <w:t>`.</w:t>
+      </w:r>
+    </w:p>
+    <w:p>
+      <w:pPr>
+        <w:pStyle w:val="Heading2"/>
+      </w:pPr>
+      <w:r>
+        <w:t>AI prompt (alternative to tracing the flow manually)</w:t>
+      </w:r>
+    </w:p>
+    <w:p>
+      <w:r>
+        <w:t>Copy and paste this prompt into an AI coding assistant that has access to this repository:</w:t>
+      </w:r>
+    </w:p>
+    <w:p/>
+    <w:p>
+      <w:pPr>
+        <w:pStyle w:val="CodeBlock"/>
+      </w:pPr>
+      <w:r>
+        <w:t xml:space="preserve">Trace the current create and edit save flow for products in this repository without changing any files. Start at the Product page and </w:t>
+      </w:r>
+      <w:proofErr w:type="spellStart"/>
+      <w:r>
+        <w:t>CreateEntityDialog</w:t>
+      </w:r>
+      <w:proofErr w:type="spellEnd"/>
+      <w:r>
+        <w:t xml:space="preserve">, then follow the API service, </w:t>
+      </w:r>
+      <w:proofErr w:type="spellStart"/>
+      <w:r>
+        <w:t>fetchJson</w:t>
+      </w:r>
+      <w:proofErr w:type="spellEnd"/>
+      <w:r>
+        <w:t xml:space="preserve">, backend route and </w:t>
+      </w:r>
+      <w:proofErr w:type="spellStart"/>
+      <w:r>
+        <w:t>Pydantic</w:t>
+      </w:r>
+      <w:proofErr w:type="spellEnd"/>
+      <w:r>
+        <w:t xml:space="preserve"> validation, shared CRUD helper, MySQL operation, returned </w:t>
+      </w:r>
+      <w:proofErr w:type="spellStart"/>
+      <w:r>
+        <w:t>ProductRecord</w:t>
+      </w:r>
+      <w:proofErr w:type="spellEnd"/>
+      <w:r>
+        <w:t xml:space="preserve">, and </w:t>
+      </w:r>
+      <w:proofErr w:type="spellStart"/>
+      <w:r>
+        <w:t>RecordsContext</w:t>
+      </w:r>
+      <w:proofErr w:type="spellEnd"/>
+      <w:r>
+        <w:t xml:space="preserve"> update. Cite the exact files and function names you find, explain what each layer is responsible for in beginner-friendly language, and point out where a </w:t>
+      </w:r>
+      <w:r>
         <w:lastRenderedPageBreak/>
-        <w:t>This same mental model works for accounts, projects, Mantis, and Knock.</w:t>
-      </w:r>
-    </w:p>
-    <w:p>
-      <w:r>
-        <w:t>Cases are similar, but more custom:</w:t>
+        <w:t>value could be lost if it appears in the form but disappears after a page reload. Briefly compare this flow with cases, including linked entities, watchers, and the special handling of the project relationship.</w:t>
       </w:r>
     </w:p>
     <w:p/>
-    <w:p>
-      <w:pPr>
-        <w:pStyle w:val="CodeBlock"/>
-      </w:pPr>
-      <w:r>
-        <w:t xml:space="preserve">Cases page or </w:t>
-      </w:r>
-      <w:proofErr w:type="spellStart"/>
-      <w:r>
-        <w:t>CreateEntityDialog</w:t>
-      </w:r>
-      <w:proofErr w:type="spellEnd"/>
-    </w:p>
-    <w:p>
-      <w:pPr>
-        <w:pStyle w:val="CodeBlock"/>
-      </w:pPr>
-      <w:r>
-        <w:t xml:space="preserve">  -&gt; </w:t>
-      </w:r>
-      <w:proofErr w:type="spellStart"/>
-      <w:proofErr w:type="gramStart"/>
-      <w:r>
-        <w:t>createCase</w:t>
-      </w:r>
-      <w:proofErr w:type="spellEnd"/>
-      <w:r>
-        <w:t>(</w:t>
-      </w:r>
-      <w:proofErr w:type="gramEnd"/>
-      <w:r>
-        <w:t xml:space="preserve">) or </w:t>
-      </w:r>
-      <w:proofErr w:type="spellStart"/>
-      <w:proofErr w:type="gramStart"/>
-      <w:r>
-        <w:t>updateCase</w:t>
-      </w:r>
-      <w:proofErr w:type="spellEnd"/>
-      <w:r>
-        <w:t>(</w:t>
-      </w:r>
-      <w:proofErr w:type="gramEnd"/>
-      <w:r>
-        <w:t>)</w:t>
-      </w:r>
-    </w:p>
-    <w:p>
-      <w:pPr>
-        <w:pStyle w:val="CodeBlock"/>
-      </w:pPr>
-      <w:r>
-        <w:t xml:space="preserve">  -&gt; </w:t>
-      </w:r>
-      <w:proofErr w:type="spellStart"/>
-      <w:proofErr w:type="gramStart"/>
-      <w:r>
-        <w:t>fetchJson</w:t>
-      </w:r>
-      <w:proofErr w:type="spellEnd"/>
-      <w:r>
-        <w:t>(</w:t>
-      </w:r>
-      <w:proofErr w:type="gramEnd"/>
-      <w:r>
-        <w:t>)</w:t>
-      </w:r>
-    </w:p>
-    <w:p>
-      <w:pPr>
-        <w:pStyle w:val="CodeBlock"/>
-      </w:pPr>
-      <w:r>
-        <w:t xml:space="preserve">  -&gt; POST /</w:t>
-      </w:r>
-      <w:proofErr w:type="spellStart"/>
-      <w:r>
-        <w:t>api</w:t>
-      </w:r>
-      <w:proofErr w:type="spellEnd"/>
-      <w:r>
-        <w:t>/cases or PUT /</w:t>
-      </w:r>
-      <w:proofErr w:type="spellStart"/>
-      <w:r>
-        <w:t>api</w:t>
-      </w:r>
-      <w:proofErr w:type="spellEnd"/>
-      <w:r>
-        <w:t>/</w:t>
-      </w:r>
-      <w:proofErr w:type="gramStart"/>
-      <w:r>
-        <w:t>cases/{</w:t>
-      </w:r>
-      <w:proofErr w:type="gramEnd"/>
-      <w:r>
-        <w:t>id}</w:t>
-      </w:r>
-    </w:p>
-    <w:p>
-      <w:pPr>
-        <w:pStyle w:val="CodeBlock"/>
-      </w:pPr>
-      <w:r>
-        <w:t xml:space="preserve">  -&gt; Backend/caseService/router.py</w:t>
-      </w:r>
-    </w:p>
-    <w:p>
-      <w:pPr>
-        <w:pStyle w:val="CodeBlock"/>
-      </w:pPr>
-      <w:r>
-        <w:t xml:space="preserve">  -&gt; cases table</w:t>
-      </w:r>
-    </w:p>
-    <w:p>
-      <w:pPr>
-        <w:pStyle w:val="CodeBlock"/>
-      </w:pPr>
-      <w:r>
-        <w:t xml:space="preserve">  -&gt; </w:t>
-      </w:r>
-      <w:proofErr w:type="spellStart"/>
-      <w:r>
-        <w:t>case_entity_links</w:t>
-      </w:r>
-      <w:proofErr w:type="spellEnd"/>
-      <w:r>
-        <w:t xml:space="preserve"> table for linked account/product/mantis/knock records</w:t>
-      </w:r>
-    </w:p>
-    <w:p>
-      <w:pPr>
-        <w:pStyle w:val="CodeBlock"/>
-      </w:pPr>
-      <w:r>
-        <w:t xml:space="preserve">  -&gt; </w:t>
-      </w:r>
-      <w:proofErr w:type="spellStart"/>
-      <w:r>
-        <w:t>case_watchers</w:t>
-      </w:r>
-      <w:proofErr w:type="spellEnd"/>
-      <w:r>
-        <w:t xml:space="preserve"> table for watchers</w:t>
-      </w:r>
-    </w:p>
-    <w:p>
-      <w:pPr>
-        <w:pStyle w:val="CodeBlock"/>
-      </w:pPr>
-      <w:r>
-        <w:t xml:space="preserve">  -&gt; returned </w:t>
-      </w:r>
-      <w:proofErr w:type="spellStart"/>
-      <w:r>
-        <w:t>CaseRecord</w:t>
-      </w:r>
-      <w:proofErr w:type="spellEnd"/>
-    </w:p>
-    <w:p/>
-    <w:p>
-      <w:r>
-        <w:t>The project relationship is the exception: it is stored directly in `</w:t>
-      </w:r>
-      <w:proofErr w:type="spellStart"/>
-      <w:proofErr w:type="gramStart"/>
-      <w:r>
-        <w:t>cases.project</w:t>
-      </w:r>
-      <w:proofErr w:type="spellEnd"/>
-      <w:proofErr w:type="gramEnd"/>
-      <w:r>
-        <w:t>`, not as a project row in `</w:t>
-      </w:r>
-      <w:proofErr w:type="spellStart"/>
-      <w:r>
-        <w:t>case_entity_links</w:t>
-      </w:r>
-      <w:proofErr w:type="spellEnd"/>
-      <w:r>
-        <w:t>`.</w:t>
-      </w:r>
-    </w:p>
     <w:p>
       <w:pPr>
         <w:pStyle w:val="Heading1"/>
@@ -7022,7 +7351,7 @@
           <w:left w:w="10" w:type="dxa"/>
           <w:right w:w="10" w:type="dxa"/>
         </w:tblCellMar>
-        <w:tblLook w:val="04A0" w:firstRow="1" w:lastRow="0" w:firstColumn="1" w:lastColumn="0" w:noHBand="0" w:noVBand="1"/>
+        <w:tblLook w:val="0000" w:firstRow="0" w:lastRow="0" w:firstColumn="0" w:lastColumn="0" w:noHBand="0" w:noVBand="0"/>
       </w:tblPr>
       <w:tblGrid>
         <w:gridCol w:w="2400"/>
@@ -7222,7 +7551,7 @@
           <w:left w:w="10" w:type="dxa"/>
           <w:right w:w="10" w:type="dxa"/>
         </w:tblCellMar>
-        <w:tblLook w:val="04A0" w:firstRow="1" w:lastRow="0" w:firstColumn="1" w:lastColumn="0" w:noHBand="0" w:noVBand="1"/>
+        <w:tblLook w:val="0000" w:firstRow="0" w:lastRow="0" w:firstColumn="0" w:lastColumn="0" w:noHBand="0" w:noVBand="0"/>
       </w:tblPr>
       <w:tblGrid>
         <w:gridCol w:w="2400"/>
@@ -7443,7 +7772,6 @@
           </w:tcPr>
           <w:p>
             <w:r>
-              <w:lastRenderedPageBreak/>
               <w:t>Database</w:t>
             </w:r>
           </w:p>
@@ -7554,7 +7882,7 @@
           <w:left w:w="10" w:type="dxa"/>
           <w:right w:w="10" w:type="dxa"/>
         </w:tblCellMar>
-        <w:tblLook w:val="04A0" w:firstRow="1" w:lastRow="0" w:firstColumn="1" w:lastColumn="0" w:noHBand="0" w:noVBand="1"/>
+        <w:tblLook w:val="0000" w:firstRow="0" w:lastRow="0" w:firstColumn="0" w:lastColumn="0" w:noHBand="0" w:noVBand="0"/>
       </w:tblPr>
       <w:tblGrid>
         <w:gridCol w:w="2400"/>
@@ -7609,6 +7937,7 @@
           </w:tcPr>
           <w:p>
             <w:r>
+              <w:lastRenderedPageBreak/>
               <w:t>Login fails</w:t>
             </w:r>
           </w:p>
@@ -7803,29 +8132,24 @@
           </w:tcPr>
           <w:p>
             <w:r>
-              <w:t xml:space="preserve">Did you add it to `SOURCE_DEFS` in </w:t>
-            </w:r>
-            <w:r>
-              <w:lastRenderedPageBreak/>
-              <w:t>`Backend/report_builder.py` and restart backend?</w:t>
-            </w:r>
-          </w:p>
-        </w:tc>
-      </w:tr>
-      <w:tr>
-        <w:tblPrEx>
-          <w:tblCellMar>
-            <w:top w:w="0" w:type="dxa"/>
-            <w:bottom w:w="0" w:type="dxa"/>
-          </w:tblCellMar>
-        </w:tblPrEx>
-        <w:tc>
-          <w:tcPr>
-            <w:tcW w:w="2400" w:type="dxa"/>
-          </w:tcPr>
-          <w:p>
-            <w:r>
-              <w:lastRenderedPageBreak/>
+              <w:t>Did you add it to `SOURCE_DEFS` in `Backend/report_builder.py` and restart backend?</w:t>
+            </w:r>
+          </w:p>
+        </w:tc>
+      </w:tr>
+      <w:tr>
+        <w:tblPrEx>
+          <w:tblCellMar>
+            <w:top w:w="0" w:type="dxa"/>
+            <w:bottom w:w="0" w:type="dxa"/>
+          </w:tblCellMar>
+        </w:tblPrEx>
+        <w:tc>
+          <w:tcPr>
+            <w:tcW w:w="2400" w:type="dxa"/>
+          </w:tcPr>
+          <w:p>
+            <w:r>
               <w:t>Apache page refresh gives 404</w:t>
             </w:r>
           </w:p>
@@ -7884,6 +8208,7 @@
         <w:pStyle w:val="Heading1"/>
       </w:pPr>
       <w:r>
+        <w:lastRenderedPageBreak/>
         <w:t>Quick editing map</w:t>
       </w:r>
     </w:p>
@@ -7903,7 +8228,7 @@
           <w:left w:w="10" w:type="dxa"/>
           <w:right w:w="10" w:type="dxa"/>
         </w:tblCellMar>
-        <w:tblLook w:val="04A0" w:firstRow="1" w:lastRow="0" w:firstColumn="1" w:lastColumn="0" w:noHBand="0" w:noVBand="1"/>
+        <w:tblLook w:val="0000" w:firstRow="0" w:lastRow="0" w:firstColumn="0" w:lastColumn="0" w:noHBand="0" w:noVBand="0"/>
       </w:tblPr>
       <w:tblGrid>
         <w:gridCol w:w="2400"/>
@@ -8346,7 +8671,6 @@
           </w:tcPr>
           <w:p>
             <w:r>
-              <w:lastRenderedPageBreak/>
               <w:t>Backend endpoint behavior</w:t>
             </w:r>
           </w:p>
@@ -8526,6 +8850,7 @@
         <w:pStyle w:val="Heading1"/>
       </w:pPr>
       <w:r>
+        <w:lastRenderedPageBreak/>
         <w:t>Golden rule</w:t>
       </w:r>
     </w:p>
@@ -9063,6 +9388,7 @@
   <w:style w:type="character" w:default="1" w:styleId="DefaultParagraphFont">
     <w:name w:val="Default Paragraph Font"/>
     <w:uiPriority w:val="1"/>
+    <w:semiHidden/>
     <w:unhideWhenUsed/>
   </w:style>
   <w:style w:type="table" w:default="1" w:styleId="TableNormal">
@@ -9116,29 +9442,6 @@
     <w:rPr>
       <w:rFonts w:ascii="Consolas" w:hAnsi="Consolas"/>
       <w:sz w:val="19"/>
-    </w:rPr>
-  </w:style>
-  <w:style w:type="character" w:styleId="Hyperlink">
-    <w:name w:val="Hyperlink"/>
-    <w:basedOn w:val="DefaultParagraphFont"/>
-    <w:uiPriority w:val="99"/>
-    <w:unhideWhenUsed/>
-    <w:rsid w:val="004B5DDD"/>
-    <w:rPr>
-      <w:color w:val="467886" w:themeColor="hyperlink"/>
-      <w:u w:val="single"/>
-    </w:rPr>
-  </w:style>
-  <w:style w:type="character" w:styleId="UnresolvedMention">
-    <w:name w:val="Unresolved Mention"/>
-    <w:basedOn w:val="DefaultParagraphFont"/>
-    <w:uiPriority w:val="99"/>
-    <w:semiHidden/>
-    <w:unhideWhenUsed/>
-    <w:rsid w:val="004B5DDD"/>
-    <w:rPr>
-      <w:color w:val="605E5C"/>
-      <w:shd w:val="clear" w:color="auto" w:fill="E1DFDD"/>
     </w:rPr>
   </w:style>
 </w:styles>
